--- a/manuals/Nemesis_3.0.docx
+++ b/manuals/Nemesis_3.0.docx
@@ -225,25 +225,7 @@
           <w:b/>
           <w:sz w:val="28"/>
         </w:rPr>
-        <w:t xml:space="preserve">P. G. J. Irwin, L.N. Fletcher, N.A. </w:t>
-      </w:r>
-      <w:proofErr w:type="spellStart"/>
-      <w:r>
-        <w:rPr>
-          <w:rFonts w:ascii="Times New Roman" w:hAnsi="Times New Roman"/>
-          <w:b/>
-          <w:sz w:val="28"/>
-        </w:rPr>
-        <w:t>Teanby</w:t>
-      </w:r>
-      <w:proofErr w:type="spellEnd"/>
-      <w:r>
-        <w:rPr>
-          <w:rFonts w:ascii="Times New Roman" w:hAnsi="Times New Roman"/>
-          <w:b/>
-          <w:sz w:val="28"/>
-        </w:rPr>
-        <w:t>, C.A. Nixon, S.B. Calcutt et al.</w:t>
+        <w:t>P. G. J. Irwin, L.N. Fletcher, N.A. Teanby, C.A. Nixon, S.B. Calcutt et al.</w:t>
       </w:r>
     </w:p>
     <w:p>
@@ -1456,7 +1438,7 @@
             <w:noProof/>
             <w:webHidden/>
           </w:rPr>
-          <w:t>27</w:t>
+          <w:t>28</w:t>
         </w:r>
         <w:r>
           <w:rPr>
@@ -1531,7 +1513,7 @@
             <w:noProof/>
             <w:webHidden/>
           </w:rPr>
-          <w:t>29</w:t>
+          <w:t>30</w:t>
         </w:r>
         <w:r>
           <w:rPr>
@@ -1681,7 +1663,7 @@
             <w:noProof/>
             <w:webHidden/>
           </w:rPr>
-          <w:t>32</w:t>
+          <w:t>33</w:t>
         </w:r>
         <w:r>
           <w:rPr>
@@ -1906,7 +1888,7 @@
             <w:noProof/>
             <w:webHidden/>
           </w:rPr>
-          <w:t>33</w:t>
+          <w:t>34</w:t>
         </w:r>
         <w:r>
           <w:rPr>
@@ -1981,7 +1963,7 @@
             <w:noProof/>
             <w:webHidden/>
           </w:rPr>
-          <w:t>34</w:t>
+          <w:t>35</w:t>
         </w:r>
         <w:r>
           <w:rPr>
@@ -2130,7 +2112,7 @@
             <w:noProof/>
             <w:webHidden/>
           </w:rPr>
-          <w:t>37</w:t>
+          <w:t>38</w:t>
         </w:r>
         <w:r>
           <w:rPr>
@@ -2204,7 +2186,7 @@
             <w:noProof/>
             <w:webHidden/>
           </w:rPr>
-          <w:t>37</w:t>
+          <w:t>38</w:t>
         </w:r>
         <w:r>
           <w:rPr>
@@ -2279,7 +2261,7 @@
             <w:noProof/>
             <w:webHidden/>
           </w:rPr>
-          <w:t>38</w:t>
+          <w:t>39</w:t>
         </w:r>
         <w:r>
           <w:rPr>
@@ -2354,7 +2336,7 @@
             <w:noProof/>
             <w:webHidden/>
           </w:rPr>
-          <w:t>38</w:t>
+          <w:t>39</w:t>
         </w:r>
         <w:r>
           <w:rPr>
@@ -2654,7 +2636,7 @@
             <w:noProof/>
             <w:webHidden/>
           </w:rPr>
-          <w:t>39</w:t>
+          <w:t>40</w:t>
         </w:r>
         <w:r>
           <w:rPr>
@@ -2954,7 +2936,7 @@
             <w:noProof/>
             <w:webHidden/>
           </w:rPr>
-          <w:t>40</w:t>
+          <w:t>41</w:t>
         </w:r>
         <w:r>
           <w:rPr>
@@ -14351,112 +14333,92 @@
           <w:i/>
           <w:iCs/>
         </w:rPr>
-        <w:t xml:space="preserve">Crème </w:t>
-      </w:r>
-      <w:proofErr w:type="spellStart"/>
+        <w:t>Crème Brûlée</w:t>
+      </w:r>
+      <w:r>
+        <w:rPr>
+          <w:rFonts w:ascii="Times New Roman" w:hAnsi="Times New Roman"/>
+        </w:rPr>
+        <w:t xml:space="preserve"> layering scheme of </w:t>
+      </w:r>
+      <w:proofErr w:type="spellStart"/>
+      <w:r>
+        <w:rPr>
+          <w:rFonts w:ascii="Times New Roman" w:hAnsi="Times New Roman"/>
+        </w:rPr>
+        <w:t>Sromovsky</w:t>
+      </w:r>
+      <w:proofErr w:type="spellEnd"/>
+      <w:r>
+        <w:rPr>
+          <w:rFonts w:ascii="Times New Roman" w:hAnsi="Times New Roman"/>
+        </w:rPr>
+        <w:t xml:space="preserve"> et al (2017)/Baines et al (2016) is used. Next lines contain the base pressure, opacity and fractional scale height of the main tropospheric cloud layer</w:t>
+      </w:r>
+      <w:r>
+        <w:rPr>
+          <w:rFonts w:ascii="Times New Roman" w:hAnsi="Times New Roman"/>
+        </w:rPr>
+        <w:t xml:space="preserve"> (TC)</w:t>
+      </w:r>
+      <w:r>
+        <w:rPr>
+          <w:rFonts w:ascii="Times New Roman" w:hAnsi="Times New Roman"/>
+        </w:rPr>
+        <w:t xml:space="preserve">, then the base pressure and opacity of the chromophore layer, </w:t>
+      </w:r>
+      <w:r>
+        <w:rPr>
+          <w:rFonts w:ascii="Times New Roman" w:hAnsi="Times New Roman"/>
+        </w:rPr>
+        <w:t xml:space="preserve">(CB), </w:t>
+      </w:r>
+      <w:r>
+        <w:rPr>
+          <w:rFonts w:ascii="Times New Roman" w:hAnsi="Times New Roman"/>
+        </w:rPr>
+        <w:t>then the base pressure and opacity of the stratospheric haze layer</w:t>
+      </w:r>
+      <w:r>
+        <w:rPr>
+          <w:rFonts w:ascii="Times New Roman" w:hAnsi="Times New Roman"/>
+        </w:rPr>
+        <w:t xml:space="preserve"> (SH)</w:t>
+      </w:r>
+      <w:r>
+        <w:rPr>
+          <w:rFonts w:ascii="Times New Roman" w:hAnsi="Times New Roman"/>
+        </w:rPr>
+        <w:t xml:space="preserve">, all together with errors. </w:t>
+      </w:r>
+      <w:r>
+        <w:rPr>
+          <w:rFonts w:ascii="Times New Roman" w:hAnsi="Times New Roman"/>
+        </w:rPr>
+        <w:t>Finally, the last line specifies the top pressure of the CB as a fraction of the base pressure (</w:t>
+      </w:r>
+      <w:proofErr w:type="spellStart"/>
+      <w:r>
+        <w:rPr>
+          <w:rFonts w:ascii="Times New Roman" w:hAnsi="Times New Roman"/>
+        </w:rPr>
+        <w:t>eg.</w:t>
+      </w:r>
+      <w:proofErr w:type="spellEnd"/>
+      <w:r>
+        <w:rPr>
+          <w:rFonts w:ascii="Times New Roman" w:hAnsi="Times New Roman"/>
+        </w:rPr>
+        <w:t xml:space="preserve"> setting this line to 0.2 would make the top pressure of the CB equal to 1/5 of the CB base pressure). To use the default </w:t>
+      </w:r>
       <w:r>
         <w:rPr>
           <w:rFonts w:ascii="Times New Roman" w:hAnsi="Times New Roman"/>
           <w:i/>
           <w:iCs/>
         </w:rPr>
-        <w:t>Brûlée</w:t>
-      </w:r>
-      <w:proofErr w:type="spellEnd"/>
-      <w:r>
-        <w:rPr>
-          <w:rFonts w:ascii="Times New Roman" w:hAnsi="Times New Roman"/>
-        </w:rPr>
-        <w:t xml:space="preserve"> layering scheme of </w:t>
-      </w:r>
-      <w:proofErr w:type="spellStart"/>
-      <w:r>
-        <w:rPr>
-          <w:rFonts w:ascii="Times New Roman" w:hAnsi="Times New Roman"/>
-        </w:rPr>
-        <w:t>Sromovsky</w:t>
-      </w:r>
-      <w:proofErr w:type="spellEnd"/>
-      <w:r>
-        <w:rPr>
-          <w:rFonts w:ascii="Times New Roman" w:hAnsi="Times New Roman"/>
-        </w:rPr>
-        <w:t xml:space="preserve"> et al (2017)/Baines et al (2016) is used. Next lines contain the base pressure, opacity and fractional scale height of the main tropospheric cloud layer</w:t>
-      </w:r>
-      <w:r>
-        <w:rPr>
-          <w:rFonts w:ascii="Times New Roman" w:hAnsi="Times New Roman"/>
-        </w:rPr>
-        <w:t xml:space="preserve"> (TC)</w:t>
-      </w:r>
-      <w:r>
-        <w:rPr>
-          <w:rFonts w:ascii="Times New Roman" w:hAnsi="Times New Roman"/>
-        </w:rPr>
-        <w:t xml:space="preserve">, then the base pressure and opacity of the chromophore layer, </w:t>
-      </w:r>
-      <w:r>
-        <w:rPr>
-          <w:rFonts w:ascii="Times New Roman" w:hAnsi="Times New Roman"/>
-        </w:rPr>
-        <w:t xml:space="preserve">(CB), </w:t>
-      </w:r>
-      <w:r>
-        <w:rPr>
-          <w:rFonts w:ascii="Times New Roman" w:hAnsi="Times New Roman"/>
-        </w:rPr>
-        <w:t>then the base pressure and opacity of the stratospheric haze layer</w:t>
-      </w:r>
-      <w:r>
-        <w:rPr>
-          <w:rFonts w:ascii="Times New Roman" w:hAnsi="Times New Roman"/>
-        </w:rPr>
-        <w:t xml:space="preserve"> (SH)</w:t>
-      </w:r>
-      <w:r>
-        <w:rPr>
-          <w:rFonts w:ascii="Times New Roman" w:hAnsi="Times New Roman"/>
-        </w:rPr>
-        <w:t xml:space="preserve">, all together with errors. </w:t>
-      </w:r>
-      <w:r>
-        <w:rPr>
-          <w:rFonts w:ascii="Times New Roman" w:hAnsi="Times New Roman"/>
-        </w:rPr>
-        <w:t>Finally, the last line specifies the top pressure of the CB as a fraction of the base pressure (</w:t>
-      </w:r>
-      <w:proofErr w:type="spellStart"/>
-      <w:r>
-        <w:rPr>
-          <w:rFonts w:ascii="Times New Roman" w:hAnsi="Times New Roman"/>
-        </w:rPr>
-        <w:t>eg.</w:t>
-      </w:r>
-      <w:proofErr w:type="spellEnd"/>
-      <w:r>
-        <w:rPr>
-          <w:rFonts w:ascii="Times New Roman" w:hAnsi="Times New Roman"/>
-        </w:rPr>
-        <w:t xml:space="preserve"> setting this line to 0.2 would make the top pressure of the CB equal to 1/5 of the CB base pressure). To use the default </w:t>
-      </w:r>
-      <w:r>
-        <w:rPr>
-          <w:rFonts w:ascii="Times New Roman" w:hAnsi="Times New Roman"/>
-          <w:i/>
-          <w:iCs/>
-        </w:rPr>
-        <w:t xml:space="preserve">Crème </w:t>
-      </w:r>
-      <w:proofErr w:type="spellStart"/>
-      <w:r>
-        <w:rPr>
-          <w:rFonts w:ascii="Times New Roman" w:hAnsi="Times New Roman"/>
-          <w:i/>
-          <w:iCs/>
-        </w:rPr>
-        <w:t>Brûlée</w:t>
-      </w:r>
-      <w:proofErr w:type="spellEnd"/>
+        <w:t>Crème Brûlée</w:t>
+      </w:r>
       <w:r>
         <w:rPr>
           <w:rFonts w:ascii="Times New Roman" w:hAnsi="Times New Roman"/>
@@ -27865,6 +27827,481 @@
     </w:p>
     <w:p>
       <w:pPr>
+        <w:pStyle w:val="ListParagraph"/>
+        <w:rPr>
+          <w:rFonts w:ascii="Times New Roman" w:hAnsi="Times New Roman"/>
+        </w:rPr>
+      </w:pPr>
+    </w:p>
+    <w:p>
+      <w:pPr>
+        <w:numPr>
+          <w:ilvl w:val="0"/>
+          <w:numId w:val="18"/>
+        </w:numPr>
+        <w:ind w:left="709" w:hanging="425"/>
+        <w:jc w:val="both"/>
+        <w:rPr>
+          <w:rFonts w:ascii="Times New Roman" w:hAnsi="Times New Roman"/>
+        </w:rPr>
+      </w:pPr>
+      <w:r>
+        <w:rPr>
+          <w:rFonts w:ascii="Times New Roman" w:hAnsi="Times New Roman"/>
+        </w:rPr>
+        <w:t xml:space="preserve">Like model </w:t>
+      </w:r>
+      <w:r>
+        <w:rPr>
+          <w:rFonts w:ascii="Times New Roman" w:hAnsi="Times New Roman"/>
+        </w:rPr>
+        <w:t>60</w:t>
+      </w:r>
+      <w:r>
+        <w:rPr>
+          <w:rFonts w:ascii="Times New Roman" w:hAnsi="Times New Roman"/>
+        </w:rPr>
+        <w:t xml:space="preserve">, </w:t>
+      </w:r>
+      <w:r>
+        <w:rPr>
+          <w:rFonts w:ascii="Times New Roman" w:hAnsi="Times New Roman"/>
+        </w:rPr>
+        <w:t>but</w:t>
+      </w:r>
+      <w:r>
+        <w:rPr>
+          <w:rFonts w:ascii="Times New Roman" w:hAnsi="Times New Roman"/>
+        </w:rPr>
+        <w:t xml:space="preserve"> cloud is specified by its </w:t>
+      </w:r>
+      <w:r>
+        <w:rPr>
+          <w:rFonts w:ascii="Times New Roman" w:hAnsi="Times New Roman"/>
+        </w:rPr>
+        <w:t>maximum specific density</w:t>
+      </w:r>
+      <w:r>
+        <w:rPr>
+          <w:rFonts w:ascii="Times New Roman" w:hAnsi="Times New Roman"/>
+        </w:rPr>
+        <w:t xml:space="preserve"> at an upper pressure level, the </w:t>
+      </w:r>
+      <w:proofErr w:type="spellStart"/>
+      <w:r>
+        <w:rPr>
+          <w:rFonts w:ascii="Times New Roman" w:hAnsi="Times New Roman"/>
+        </w:rPr>
+        <w:t>fsh</w:t>
+      </w:r>
+      <w:proofErr w:type="spellEnd"/>
+      <w:r>
+        <w:rPr>
+          <w:rFonts w:ascii="Times New Roman" w:hAnsi="Times New Roman"/>
+        </w:rPr>
+        <w:t xml:space="preserve"> below that, a bottom cloud pressure and then width of the gaussian cut-off above and below. </w:t>
+      </w:r>
+      <w:r>
+        <w:rPr>
+          <w:rFonts w:ascii="Times New Roman" w:hAnsi="Times New Roman"/>
+          <w:color w:val="000000"/>
+        </w:rPr>
+        <w:t>The next lines of the .</w:t>
+      </w:r>
+      <w:proofErr w:type="spellStart"/>
+      <w:r>
+        <w:rPr>
+          <w:rFonts w:ascii="Times New Roman" w:hAnsi="Times New Roman"/>
+          <w:color w:val="000000"/>
+        </w:rPr>
+        <w:t>apr</w:t>
+      </w:r>
+      <w:proofErr w:type="spellEnd"/>
+      <w:r>
+        <w:rPr>
+          <w:rFonts w:ascii="Times New Roman" w:hAnsi="Times New Roman"/>
+          <w:color w:val="000000"/>
+        </w:rPr>
+        <w:t xml:space="preserve"> file then contains the </w:t>
+      </w:r>
+      <w:r>
+        <w:rPr>
+          <w:rFonts w:ascii="Times New Roman" w:hAnsi="Times New Roman"/>
+          <w:i/>
+          <w:color w:val="000000"/>
+        </w:rPr>
+        <w:t>a priori</w:t>
+      </w:r>
+      <w:r>
+        <w:rPr>
+          <w:rFonts w:ascii="Times New Roman" w:hAnsi="Times New Roman"/>
+          <w:color w:val="000000"/>
+        </w:rPr>
+        <w:t xml:space="preserve"> </w:t>
+      </w:r>
+      <w:r>
+        <w:rPr>
+          <w:rFonts w:ascii="Times New Roman" w:hAnsi="Times New Roman"/>
+          <w:color w:val="000000"/>
+        </w:rPr>
+        <w:t>specific density</w:t>
+      </w:r>
+      <w:r>
+        <w:rPr>
+          <w:rFonts w:ascii="Times New Roman" w:hAnsi="Times New Roman"/>
+          <w:color w:val="000000"/>
+        </w:rPr>
+        <w:t xml:space="preserve">, the </w:t>
+      </w:r>
+      <w:r>
+        <w:rPr>
+          <w:rFonts w:ascii="Times New Roman" w:hAnsi="Times New Roman"/>
+          <w:i/>
+          <w:color w:val="000000"/>
+        </w:rPr>
+        <w:t>a priori</w:t>
+      </w:r>
+      <w:r>
+        <w:rPr>
+          <w:rFonts w:ascii="Times New Roman" w:hAnsi="Times New Roman"/>
+          <w:color w:val="000000"/>
+        </w:rPr>
+        <w:t xml:space="preserve"> cloud top pressure, the </w:t>
+      </w:r>
+      <w:r>
+        <w:rPr>
+          <w:rFonts w:ascii="Times New Roman" w:hAnsi="Times New Roman"/>
+          <w:i/>
+          <w:color w:val="000000"/>
+        </w:rPr>
+        <w:t>a priori</w:t>
+      </w:r>
+      <w:r>
+        <w:rPr>
+          <w:rFonts w:ascii="Times New Roman" w:hAnsi="Times New Roman"/>
+          <w:color w:val="000000"/>
+        </w:rPr>
+        <w:t xml:space="preserve"> </w:t>
+      </w:r>
+      <w:r>
+        <w:rPr>
+          <w:rFonts w:ascii="Times New Roman" w:hAnsi="Times New Roman"/>
+          <w:color w:val="000000"/>
+        </w:rPr>
+        <w:t>cloud</w:t>
+      </w:r>
+      <w:r>
+        <w:rPr>
+          <w:rFonts w:ascii="Times New Roman" w:hAnsi="Times New Roman"/>
+          <w:color w:val="000000"/>
+        </w:rPr>
+        <w:t xml:space="preserve"> bottom pressure</w:t>
+      </w:r>
+      <w:r>
+        <w:rPr>
+          <w:rFonts w:ascii="Times New Roman" w:hAnsi="Times New Roman"/>
+          <w:color w:val="000000"/>
+        </w:rPr>
+        <w:t xml:space="preserve">, the </w:t>
+      </w:r>
+      <w:r>
+        <w:rPr>
+          <w:rFonts w:ascii="Times New Roman" w:hAnsi="Times New Roman"/>
+          <w:i/>
+          <w:color w:val="000000"/>
+        </w:rPr>
+        <w:t>a priori</w:t>
+      </w:r>
+      <w:r>
+        <w:rPr>
+          <w:rFonts w:ascii="Times New Roman" w:hAnsi="Times New Roman"/>
+          <w:color w:val="000000"/>
+        </w:rPr>
+        <w:t xml:space="preserve"> </w:t>
+      </w:r>
+      <w:r>
+        <w:rPr>
+          <w:rFonts w:ascii="Times New Roman" w:hAnsi="Times New Roman"/>
+          <w:color w:val="000000"/>
+        </w:rPr>
+        <w:t xml:space="preserve">fractional scale height between these levels, and finally, </w:t>
+      </w:r>
+      <w:r>
+        <w:rPr>
+          <w:rFonts w:ascii="Times New Roman" w:hAnsi="Times New Roman"/>
+          <w:color w:val="000000"/>
+        </w:rPr>
+        <w:t>the gaussian fall off above and below the cloud, all with their respective errors. All quantities are taken as logs.</w:t>
+      </w:r>
+    </w:p>
+    <w:p>
+      <w:pPr>
+        <w:pStyle w:val="ListParagraph"/>
+        <w:rPr>
+          <w:rFonts w:ascii="Times New Roman" w:hAnsi="Times New Roman"/>
+        </w:rPr>
+      </w:pPr>
+    </w:p>
+    <w:p>
+      <w:pPr>
+        <w:ind w:left="709"/>
+        <w:jc w:val="both"/>
+        <w:rPr>
+          <w:rFonts w:ascii="Times New Roman" w:hAnsi="Times New Roman"/>
+        </w:rPr>
+      </w:pPr>
+    </w:p>
+    <w:p>
+      <w:pPr>
+        <w:numPr>
+          <w:ilvl w:val="0"/>
+          <w:numId w:val="18"/>
+        </w:numPr>
+        <w:ind w:left="709" w:hanging="425"/>
+        <w:jc w:val="both"/>
+        <w:rPr>
+          <w:rFonts w:ascii="Times New Roman" w:hAnsi="Times New Roman"/>
+        </w:rPr>
+      </w:pPr>
+      <w:r>
+        <w:rPr>
+          <w:rFonts w:ascii="Times New Roman" w:hAnsi="Times New Roman"/>
+        </w:rPr>
+        <w:lastRenderedPageBreak/>
+        <w:t>Like model 5</w:t>
+      </w:r>
+      <w:r>
+        <w:rPr>
+          <w:rFonts w:ascii="Times New Roman" w:hAnsi="Times New Roman"/>
+        </w:rPr>
+        <w:t>6.</w:t>
+      </w:r>
+      <w:r>
+        <w:rPr>
+          <w:rFonts w:ascii="Times New Roman" w:hAnsi="Times New Roman"/>
+        </w:rPr>
+        <w:t xml:space="preserve"> </w:t>
+      </w:r>
+      <w:r>
+        <w:rPr>
+          <w:rFonts w:ascii="Times New Roman" w:hAnsi="Times New Roman"/>
+          <w:color w:val="000000"/>
+        </w:rPr>
+        <w:t>Model requires</w:t>
+      </w:r>
+      <w:r>
+        <w:rPr>
+          <w:rFonts w:ascii="Times New Roman" w:hAnsi="Times New Roman"/>
+          <w:color w:val="000000"/>
+        </w:rPr>
+        <w:t xml:space="preserve"> </w:t>
+      </w:r>
+      <w:r>
+        <w:rPr>
+          <w:rFonts w:ascii="Times New Roman" w:hAnsi="Times New Roman"/>
+          <w:color w:val="000000"/>
+        </w:rPr>
+        <w:t>the deep gas abundance</w:t>
+      </w:r>
+      <w:r>
+        <w:rPr>
+          <w:rFonts w:ascii="Times New Roman" w:hAnsi="Times New Roman"/>
+          <w:color w:val="000000"/>
+        </w:rPr>
+        <w:t>, middle gas abundance (above a fixed pressure level)</w:t>
+      </w:r>
+      <w:r>
+        <w:rPr>
+          <w:rFonts w:ascii="Times New Roman" w:hAnsi="Times New Roman"/>
+          <w:color w:val="000000"/>
+        </w:rPr>
+        <w:t xml:space="preserve">, desired </w:t>
+      </w:r>
+      <w:r>
+        <w:rPr>
+          <w:rFonts w:ascii="Times New Roman" w:hAnsi="Times New Roman"/>
+          <w:color w:val="000000"/>
+        </w:rPr>
+        <w:t xml:space="preserve">maximum </w:t>
+      </w:r>
+      <w:r>
+        <w:rPr>
+          <w:rFonts w:ascii="Times New Roman" w:hAnsi="Times New Roman"/>
+          <w:color w:val="000000"/>
+        </w:rPr>
+        <w:t>relative</w:t>
+      </w:r>
+      <w:r>
+        <w:rPr>
+          <w:rFonts w:ascii="Times New Roman" w:hAnsi="Times New Roman"/>
+          <w:color w:val="000000"/>
+        </w:rPr>
+        <w:t xml:space="preserve"> humidity</w:t>
+      </w:r>
+      <w:r>
+        <w:rPr>
+          <w:rFonts w:ascii="Times New Roman" w:hAnsi="Times New Roman"/>
+          <w:color w:val="000000"/>
+        </w:rPr>
+        <w:t xml:space="preserve"> after condensation, and then rate of fall-off of RH above that level.</w:t>
+      </w:r>
+      <w:r>
+        <w:rPr>
+          <w:rFonts w:ascii="Times New Roman" w:hAnsi="Times New Roman"/>
+          <w:color w:val="000000"/>
+        </w:rPr>
+        <w:t xml:space="preserve"> The next lines of the .</w:t>
+      </w:r>
+      <w:proofErr w:type="spellStart"/>
+      <w:r>
+        <w:rPr>
+          <w:rFonts w:ascii="Times New Roman" w:hAnsi="Times New Roman"/>
+          <w:color w:val="000000"/>
+        </w:rPr>
+        <w:t>apr</w:t>
+      </w:r>
+      <w:proofErr w:type="spellEnd"/>
+      <w:r>
+        <w:rPr>
+          <w:rFonts w:ascii="Times New Roman" w:hAnsi="Times New Roman"/>
+          <w:color w:val="000000"/>
+        </w:rPr>
+        <w:t xml:space="preserve"> file then contain: 1) the </w:t>
+      </w:r>
+      <w:r>
+        <w:rPr>
+          <w:rFonts w:ascii="Times New Roman" w:hAnsi="Times New Roman"/>
+          <w:i/>
+          <w:color w:val="000000"/>
+        </w:rPr>
+        <w:t>a priori</w:t>
+      </w:r>
+      <w:r>
+        <w:rPr>
+          <w:rFonts w:ascii="Times New Roman" w:hAnsi="Times New Roman"/>
+          <w:color w:val="000000"/>
+        </w:rPr>
+        <w:t xml:space="preserve"> </w:t>
+      </w:r>
+      <w:r>
+        <w:rPr>
+          <w:rFonts w:ascii="Times New Roman" w:hAnsi="Times New Roman"/>
+          <w:color w:val="000000"/>
+        </w:rPr>
+        <w:t xml:space="preserve">deep abundance and error; 1) the </w:t>
+      </w:r>
+      <w:r>
+        <w:rPr>
+          <w:rFonts w:ascii="Times New Roman" w:hAnsi="Times New Roman"/>
+          <w:i/>
+          <w:color w:val="000000"/>
+        </w:rPr>
+        <w:t>a priori</w:t>
+      </w:r>
+      <w:r>
+        <w:rPr>
+          <w:rFonts w:ascii="Times New Roman" w:hAnsi="Times New Roman"/>
+          <w:color w:val="000000"/>
+        </w:rPr>
+        <w:t xml:space="preserve"> </w:t>
+      </w:r>
+      <w:r>
+        <w:rPr>
+          <w:rFonts w:ascii="Times New Roman" w:hAnsi="Times New Roman"/>
+          <w:color w:val="000000"/>
+        </w:rPr>
+        <w:t xml:space="preserve">middle abundance and error; 3) the </w:t>
+      </w:r>
+      <w:r>
+        <w:rPr>
+          <w:rFonts w:ascii="Times New Roman" w:hAnsi="Times New Roman"/>
+          <w:i/>
+          <w:color w:val="000000"/>
+        </w:rPr>
+        <w:t>a priori</w:t>
+      </w:r>
+      <w:r>
+        <w:rPr>
+          <w:rFonts w:ascii="Times New Roman" w:hAnsi="Times New Roman"/>
+          <w:color w:val="000000"/>
+        </w:rPr>
+        <w:t xml:space="preserve"> </w:t>
+      </w:r>
+      <w:r>
+        <w:rPr>
+          <w:rFonts w:ascii="Times New Roman" w:hAnsi="Times New Roman"/>
+          <w:color w:val="000000"/>
+        </w:rPr>
+        <w:t>relative humidity (RH) and error</w:t>
+      </w:r>
+      <w:r>
+        <w:rPr>
+          <w:rFonts w:ascii="Times New Roman" w:hAnsi="Times New Roman"/>
+          <w:color w:val="000000"/>
+        </w:rPr>
+        <w:t xml:space="preserve">; </w:t>
+      </w:r>
+      <w:r>
+        <w:rPr>
+          <w:rFonts w:ascii="Times New Roman" w:hAnsi="Times New Roman"/>
+          <w:color w:val="000000"/>
+        </w:rPr>
+        <w:t xml:space="preserve">4) </w:t>
+      </w:r>
+      <w:r>
+        <w:rPr>
+          <w:rFonts w:ascii="Times New Roman" w:hAnsi="Times New Roman"/>
+          <w:color w:val="000000"/>
+        </w:rPr>
+        <w:t xml:space="preserve">the </w:t>
+      </w:r>
+      <w:r>
+        <w:rPr>
+          <w:rFonts w:ascii="Times New Roman" w:hAnsi="Times New Roman"/>
+          <w:color w:val="000000"/>
+        </w:rPr>
+        <w:t xml:space="preserve">scale height of the </w:t>
+      </w:r>
+      <w:r>
+        <w:rPr>
+          <w:rFonts w:ascii="Times New Roman" w:hAnsi="Times New Roman"/>
+          <w:color w:val="000000"/>
+        </w:rPr>
+        <w:t>RH</w:t>
+      </w:r>
+      <w:r>
+        <w:rPr>
+          <w:rFonts w:ascii="Times New Roman" w:hAnsi="Times New Roman"/>
+          <w:color w:val="000000"/>
+        </w:rPr>
+        <w:t xml:space="preserve"> above the condensation level</w:t>
+      </w:r>
+      <w:r>
+        <w:rPr>
+          <w:rFonts w:ascii="Times New Roman" w:hAnsi="Times New Roman"/>
+          <w:color w:val="000000"/>
+        </w:rPr>
+        <w:t>; and 5) the fixed pressure level</w:t>
+      </w:r>
+      <w:r>
+        <w:rPr>
+          <w:rFonts w:ascii="Times New Roman" w:hAnsi="Times New Roman"/>
+          <w:color w:val="000000"/>
+        </w:rPr>
+        <w:t>.</w:t>
+      </w:r>
+    </w:p>
+    <w:p>
+      <w:pPr>
+        <w:ind w:left="709"/>
+        <w:jc w:val="both"/>
+        <w:rPr>
+          <w:rFonts w:ascii="Times New Roman" w:hAnsi="Times New Roman"/>
+        </w:rPr>
+      </w:pPr>
+    </w:p>
+    <w:p>
+      <w:pPr>
         <w:tabs>
           <w:tab w:val="left" w:pos="284"/>
         </w:tabs>
@@ -28854,7 +29291,6 @@
         <w:rPr>
           <w:rFonts w:ascii="Times New Roman" w:hAnsi="Times New Roman"/>
         </w:rPr>
-        <w:lastRenderedPageBreak/>
         <w:t>PHILIMIT is the percentage convergence limit. If the percentage reduction of the cost function PHI between iterations is less than PHILIMIT then the retrieval is deemed to have converged, and the retrieval terminated early.</w:t>
       </w:r>
     </w:p>
@@ -29241,6 +29677,7 @@
         <w:rPr>
           <w:rFonts w:ascii="Times New Roman" w:hAnsi="Times New Roman"/>
         </w:rPr>
+        <w:lastRenderedPageBreak/>
         <w:t>If LIN is set to 3, then the previous retrievals are read in, and if any variable is the same as one of the variables to be retrieved (as listed in the .</w:t>
       </w:r>
       <w:proofErr w:type="spellStart"/>
@@ -29456,7 +29893,6 @@
           <w:rFonts w:ascii="Times New Roman" w:hAnsi="Times New Roman"/>
           <w:b/>
         </w:rPr>
-        <w:lastRenderedPageBreak/>
         <w:t>3</w:t>
       </w:r>
       <w:r>
@@ -30497,6 +30933,7 @@
         <w:rPr>
           <w:rFonts w:ascii="Times New Roman" w:hAnsi="Times New Roman"/>
         </w:rPr>
+        <w:lastRenderedPageBreak/>
         <w:t>… weights, angles and spectra repeated for NGEOM spectra in total.</w:t>
       </w:r>
     </w:p>
@@ -30720,7 +31157,6 @@
         <w:rPr>
           <w:rFonts w:ascii="Times New Roman" w:hAnsi="Times New Roman"/>
         </w:rPr>
-        <w:lastRenderedPageBreak/>
         <w:t>NAV</w:t>
       </w:r>
       <w:r>
@@ -31196,6 +31632,7 @@
           <w:rFonts w:ascii="Times New Roman" w:hAnsi="Times New Roman"/>
           <w:noProof/>
         </w:rPr>
+        <w:lastRenderedPageBreak/>
         <w:drawing>
           <wp:inline distT="0" distB="0" distL="0" distR="0" wp14:anchorId="363BC331" wp14:editId="3DD5782D">
             <wp:extent cx="3319397" cy="2652718"/>
@@ -31299,7 +31736,6 @@
         <w:rPr>
           <w:rFonts w:ascii="Times New Roman" w:hAnsi="Times New Roman"/>
         </w:rPr>
-        <w:lastRenderedPageBreak/>
         <w:t xml:space="preserve">For ISCAT=5 calculations, SOL_ANG is as defined, but the EMISS_ANG variable now contains the height in the atmosphere (km) where the downwards radiance is measured (for Venera Venus flux calculations). </w:t>
       </w:r>
     </w:p>
@@ -32201,14 +32637,7 @@
         <w:rPr>
           <w:rFonts w:ascii="Times New Roman" w:hAnsi="Times New Roman"/>
         </w:rPr>
-        <w:t xml:space="preserve"> file and dust profile file). The following lines then contain the profile heights, fractional cloud cover and identifiers </w:t>
-      </w:r>
-      <w:r>
-        <w:rPr>
-          <w:rFonts w:ascii="Times New Roman" w:hAnsi="Times New Roman"/>
-        </w:rPr>
-        <w:lastRenderedPageBreak/>
-        <w:t xml:space="preserve">as to which cloud particle types contribute to the fractional cloud. Hence, the first few lines of the </w:t>
+        <w:t xml:space="preserve"> file and dust profile file). The following lines then contain the profile heights, fractional cloud cover and identifiers as to which cloud particle types contribute to the fractional cloud. Hence, the first few lines of the </w:t>
       </w:r>
       <w:proofErr w:type="spellStart"/>
       <w:r>
@@ -32936,6 +33365,7 @@
         <w:rPr>
           <w:rFonts w:ascii="Times New Roman" w:hAnsi="Times New Roman"/>
         </w:rPr>
+        <w:lastRenderedPageBreak/>
         <w:t>This file (&lt;</w:t>
       </w:r>
       <w:proofErr w:type="spellStart"/>
@@ -33597,7 +34027,6 @@
         <w:rPr>
           <w:rFonts w:ascii="Times New Roman" w:hAnsi="Times New Roman"/>
         </w:rPr>
-        <w:lastRenderedPageBreak/>
         <w:tab/>
       </w:r>
       <w:r>
@@ -34254,6 +34683,7 @@
               <w:rPr>
                 <w:rFonts w:ascii="Times New Roman" w:hAnsi="Times New Roman"/>
               </w:rPr>
+              <w:lastRenderedPageBreak/>
               <w:t>1</w:t>
             </w:r>
           </w:p>
@@ -35023,7 +35453,6 @@
           <w:rFonts w:ascii="Times New Roman" w:hAnsi="Times New Roman"/>
           <w:b/>
         </w:rPr>
-        <w:lastRenderedPageBreak/>
         <w:t>3.10</w:t>
       </w:r>
       <w:r>
@@ -35682,6 +36111,7 @@
           <w:szCs w:val="24"/>
           <w:lang w:val="en-US"/>
         </w:rPr>
+        <w:lastRenderedPageBreak/>
         <w:t>N.B. T</w:t>
       </w:r>
       <w:r>
@@ -36281,16 +36711,7 @@
           <w:szCs w:val="24"/>
           <w:lang w:val="en-US"/>
         </w:rPr>
-        <w:t xml:space="preserve">all wavelengths of IRANK&lt;=MAXIRANK are </w:t>
-      </w:r>
-      <w:r>
-        <w:rPr>
-          <w:rFonts w:ascii="Times New Roman" w:hAnsi="Times New Roman"/>
-          <w:szCs w:val="24"/>
-          <w:lang w:val="en-US"/>
-        </w:rPr>
-        <w:lastRenderedPageBreak/>
-        <w:t>included. Once convergence is achieved with wavelengths of IRANK&lt;=MAXIRANK, the retrieval ends.</w:t>
+        <w:t>all wavelengths of IRANK&lt;=MAXIRANK are included. Once convergence is achieved with wavelengths of IRANK&lt;=MAXIRANK, the retrieval ends.</w:t>
       </w:r>
     </w:p>
     <w:p>
@@ -37056,6 +37477,7 @@
         <w:rPr>
           <w:rFonts w:ascii="Courier New" w:hAnsi="Courier New" w:cs="Courier New"/>
         </w:rPr>
+        <w:lastRenderedPageBreak/>
         <w:t>calc_nlte_t.f</w:t>
       </w:r>
       <w:proofErr w:type="spellEnd"/>
@@ -38074,7 +38496,6 @@
               <w:rPr>
                 <w:rFonts w:ascii="Times New Roman" w:hAnsi="Times New Roman"/>
               </w:rPr>
-              <w:lastRenderedPageBreak/>
               <w:t>2</w:t>
             </w:r>
           </w:p>
@@ -38192,6 +38613,7 @@
               <w:rPr>
                 <w:rFonts w:ascii="Times New Roman" w:hAnsi="Times New Roman"/>
               </w:rPr>
+              <w:lastRenderedPageBreak/>
               <w:t>f = p*1.0e6 / (1.0 + p*1.0e6)</w:t>
             </w:r>
           </w:p>
@@ -38605,14 +39027,7 @@
         <w:rPr>
           <w:rFonts w:ascii="Times New Roman" w:hAnsi="Times New Roman"/>
         </w:rPr>
-        <w:t xml:space="preserve">The second line contains the LBL </w:t>
-      </w:r>
-      <w:r>
-        <w:rPr>
-          <w:rFonts w:ascii="Times New Roman" w:hAnsi="Times New Roman"/>
-        </w:rPr>
-        <w:lastRenderedPageBreak/>
-        <w:t xml:space="preserve">parameters: WING, VREL and VCUTOFF. These are described more fully in the accompanying </w:t>
+        <w:t xml:space="preserve">The second line contains the LBL parameters: WING, VREL and VCUTOFF. These are described more fully in the accompanying </w:t>
       </w:r>
       <w:proofErr w:type="spellStart"/>
       <w:r>
@@ -39708,14 +40123,7 @@
         <w:rPr>
           <w:rFonts w:ascii="Times New Roman" w:hAnsi="Times New Roman"/>
         </w:rPr>
-        <w:t xml:space="preserve">(please contact P. Irwin for </w:t>
-      </w:r>
-      <w:r>
-        <w:rPr>
-          <w:rFonts w:ascii="Times New Roman" w:hAnsi="Times New Roman"/>
-        </w:rPr>
-        <w:lastRenderedPageBreak/>
-        <w:t xml:space="preserve">details on how to access the files). Please see the </w:t>
+        <w:t xml:space="preserve">(please contact P. Irwin for details on how to access the files). Please see the </w:t>
       </w:r>
       <w:proofErr w:type="spellStart"/>
       <w:r>
@@ -40104,6 +40512,7 @@
         <w:rPr>
           <w:rFonts w:ascii="Copperplate" w:hAnsi="Copperplate"/>
         </w:rPr>
+        <w:lastRenderedPageBreak/>
         <w:t>Nemesis</w:t>
       </w:r>
       <w:r>
@@ -40357,7 +40766,6 @@
         <w:rPr>
           <w:rFonts w:ascii="Times New Roman" w:hAnsi="Times New Roman"/>
         </w:rPr>
-        <w:lastRenderedPageBreak/>
         <w:t>The transmission</w:t>
       </w:r>
       <w:r>
@@ -40816,6 +41224,7 @@
         <w:rPr>
           <w:rFonts w:ascii="Copperplate Gothic Light" w:hAnsi="Copperplate Gothic Light"/>
         </w:rPr>
+        <w:lastRenderedPageBreak/>
         <w:t>N</w:t>
       </w:r>
       <w:r>
@@ -41341,7 +41750,6 @@
         <w:rPr>
           <w:rFonts w:ascii="Times New Roman" w:hAnsi="Times New Roman"/>
         </w:rPr>
-        <w:lastRenderedPageBreak/>
         <w:t>11</w:t>
       </w:r>
       <w:r>
@@ -50435,7 +50843,7 @@
 </file>
 
 <file path=customXml/itemProps1.xml><?xml version="1.0" encoding="utf-8"?>
-<ds:datastoreItem xmlns:ds="http://schemas.openxmlformats.org/officeDocument/2006/customXml" ds:itemID="{7C58F384-5FFD-2B4B-9AC9-24BC2A8C61F7}">
+<ds:datastoreItem xmlns:ds="http://schemas.openxmlformats.org/officeDocument/2006/customXml" ds:itemID="{AAA29315-6B41-884F-BB4D-A1F80E4B7350}">
   <ds:schemaRefs>
     <ds:schemaRef ds:uri="http://schemas.openxmlformats.org/officeDocument/2006/bibliography"/>
   </ds:schemaRefs>
@@ -50443,7 +50851,7 @@
 </file>
 
 <file path=customXml/itemProps2.xml><?xml version="1.0" encoding="utf-8"?>
-<ds:datastoreItem xmlns:ds="http://schemas.openxmlformats.org/officeDocument/2006/customXml" ds:itemID="{AAA29315-6B41-884F-BB4D-A1F80E4B7350}">
+<ds:datastoreItem xmlns:ds="http://schemas.openxmlformats.org/officeDocument/2006/customXml" ds:itemID="{7C58F384-5FFD-2B4B-9AC9-24BC2A8C61F7}">
   <ds:schemaRefs>
     <ds:schemaRef ds:uri="http://schemas.openxmlformats.org/officeDocument/2006/bibliography"/>
   </ds:schemaRefs>

--- a/manuals/Nemesis_3.0.docx
+++ b/manuals/Nemesis_3.0.docx
@@ -27879,13 +27879,7 @@
         <w:rPr>
           <w:rFonts w:ascii="Times New Roman" w:hAnsi="Times New Roman"/>
         </w:rPr>
-        <w:t>maximum specific density</w:t>
-      </w:r>
-      <w:r>
-        <w:rPr>
-          <w:rFonts w:ascii="Times New Roman" w:hAnsi="Times New Roman"/>
-        </w:rPr>
-        <w:t xml:space="preserve"> at an upper pressure level, the </w:t>
+        <w:t xml:space="preserve">maximum specific density at an upper pressure level, the </w:t>
       </w:r>
       <w:proofErr w:type="spellStart"/>
       <w:r>
@@ -28108,21 +28102,7 @@
           <w:rFonts w:ascii="Times New Roman" w:hAnsi="Times New Roman"/>
           <w:color w:val="000000"/>
         </w:rPr>
-        <w:t>, middle gas abundance (above a fixed pressure level)</w:t>
-      </w:r>
-      <w:r>
-        <w:rPr>
-          <w:rFonts w:ascii="Times New Roman" w:hAnsi="Times New Roman"/>
-          <w:color w:val="000000"/>
-        </w:rPr>
-        <w:t xml:space="preserve">, desired </w:t>
-      </w:r>
-      <w:r>
-        <w:rPr>
-          <w:rFonts w:ascii="Times New Roman" w:hAnsi="Times New Roman"/>
-          <w:color w:val="000000"/>
-        </w:rPr>
-        <w:t xml:space="preserve">maximum </w:t>
+        <w:t xml:space="preserve">, middle gas abundance (above a fixed pressure level), desired maximum </w:t>
       </w:r>
       <w:r>
         <w:rPr>
@@ -28136,14 +28116,445 @@
           <w:rFonts w:ascii="Times New Roman" w:hAnsi="Times New Roman"/>
           <w:color w:val="000000"/>
         </w:rPr>
-        <w:t xml:space="preserve"> humidity</w:t>
-      </w:r>
-      <w:r>
-        <w:rPr>
-          <w:rFonts w:ascii="Times New Roman" w:hAnsi="Times New Roman"/>
-          <w:color w:val="000000"/>
-        </w:rPr>
-        <w:t xml:space="preserve"> after condensation, and then rate of fall-off of RH above that level.</w:t>
+        <w:t xml:space="preserve"> humidity after condensation, and then rate of fall-off of RH above that level. The next lines of the .</w:t>
+      </w:r>
+      <w:proofErr w:type="spellStart"/>
+      <w:r>
+        <w:rPr>
+          <w:rFonts w:ascii="Times New Roman" w:hAnsi="Times New Roman"/>
+          <w:color w:val="000000"/>
+        </w:rPr>
+        <w:t>apr</w:t>
+      </w:r>
+      <w:proofErr w:type="spellEnd"/>
+      <w:r>
+        <w:rPr>
+          <w:rFonts w:ascii="Times New Roman" w:hAnsi="Times New Roman"/>
+          <w:color w:val="000000"/>
+        </w:rPr>
+        <w:t xml:space="preserve"> file then contain: 1) the </w:t>
+      </w:r>
+      <w:r>
+        <w:rPr>
+          <w:rFonts w:ascii="Times New Roman" w:hAnsi="Times New Roman"/>
+          <w:i/>
+          <w:color w:val="000000"/>
+        </w:rPr>
+        <w:t>a priori</w:t>
+      </w:r>
+      <w:r>
+        <w:rPr>
+          <w:rFonts w:ascii="Times New Roman" w:hAnsi="Times New Roman"/>
+          <w:color w:val="000000"/>
+        </w:rPr>
+        <w:t xml:space="preserve"> </w:t>
+      </w:r>
+      <w:r>
+        <w:rPr>
+          <w:rFonts w:ascii="Times New Roman" w:hAnsi="Times New Roman"/>
+          <w:color w:val="000000"/>
+        </w:rPr>
+        <w:t xml:space="preserve">deep abundance and error; </w:t>
+      </w:r>
+      <w:r>
+        <w:rPr>
+          <w:rFonts w:ascii="Times New Roman" w:hAnsi="Times New Roman"/>
+          <w:color w:val="000000"/>
+        </w:rPr>
+        <w:t>2</w:t>
+      </w:r>
+      <w:r>
+        <w:rPr>
+          <w:rFonts w:ascii="Times New Roman" w:hAnsi="Times New Roman"/>
+          <w:color w:val="000000"/>
+        </w:rPr>
+        <w:t xml:space="preserve">) the </w:t>
+      </w:r>
+      <w:r>
+        <w:rPr>
+          <w:rFonts w:ascii="Times New Roman" w:hAnsi="Times New Roman"/>
+          <w:i/>
+          <w:color w:val="000000"/>
+        </w:rPr>
+        <w:t>a priori</w:t>
+      </w:r>
+      <w:r>
+        <w:rPr>
+          <w:rFonts w:ascii="Times New Roman" w:hAnsi="Times New Roman"/>
+          <w:color w:val="000000"/>
+        </w:rPr>
+        <w:t xml:space="preserve"> </w:t>
+      </w:r>
+      <w:r>
+        <w:rPr>
+          <w:rFonts w:ascii="Times New Roman" w:hAnsi="Times New Roman"/>
+          <w:color w:val="000000"/>
+        </w:rPr>
+        <w:t xml:space="preserve">middle abundance and error; 3) the </w:t>
+      </w:r>
+      <w:r>
+        <w:rPr>
+          <w:rFonts w:ascii="Times New Roman" w:hAnsi="Times New Roman"/>
+          <w:i/>
+          <w:color w:val="000000"/>
+        </w:rPr>
+        <w:t>a priori</w:t>
+      </w:r>
+      <w:r>
+        <w:rPr>
+          <w:rFonts w:ascii="Times New Roman" w:hAnsi="Times New Roman"/>
+          <w:color w:val="000000"/>
+        </w:rPr>
+        <w:t xml:space="preserve"> </w:t>
+      </w:r>
+      <w:r>
+        <w:rPr>
+          <w:rFonts w:ascii="Times New Roman" w:hAnsi="Times New Roman"/>
+          <w:color w:val="000000"/>
+        </w:rPr>
+        <w:t xml:space="preserve">relative humidity (RH) and error; 4) the </w:t>
+      </w:r>
+      <w:r>
+        <w:rPr>
+          <w:rFonts w:ascii="Times New Roman" w:hAnsi="Times New Roman"/>
+          <w:color w:val="000000"/>
+        </w:rPr>
+        <w:t xml:space="preserve">scale height of the </w:t>
+      </w:r>
+      <w:r>
+        <w:rPr>
+          <w:rFonts w:ascii="Times New Roman" w:hAnsi="Times New Roman"/>
+          <w:color w:val="000000"/>
+        </w:rPr>
+        <w:t>RH</w:t>
+      </w:r>
+      <w:r>
+        <w:rPr>
+          <w:rFonts w:ascii="Times New Roman" w:hAnsi="Times New Roman"/>
+          <w:color w:val="000000"/>
+        </w:rPr>
+        <w:t xml:space="preserve"> above the condensation level</w:t>
+      </w:r>
+      <w:r>
+        <w:rPr>
+          <w:rFonts w:ascii="Times New Roman" w:hAnsi="Times New Roman"/>
+          <w:color w:val="000000"/>
+        </w:rPr>
+        <w:t>; and 5) the fixed pressure level.</w:t>
+      </w:r>
+    </w:p>
+    <w:p>
+      <w:pPr>
+        <w:ind w:left="709"/>
+        <w:jc w:val="both"/>
+        <w:rPr>
+          <w:rFonts w:ascii="Times New Roman" w:hAnsi="Times New Roman"/>
+        </w:rPr>
+      </w:pPr>
+    </w:p>
+    <w:p>
+      <w:pPr>
+        <w:numPr>
+          <w:ilvl w:val="0"/>
+          <w:numId w:val="18"/>
+        </w:numPr>
+        <w:ind w:left="709" w:hanging="425"/>
+        <w:jc w:val="both"/>
+        <w:rPr>
+          <w:rFonts w:ascii="Times New Roman" w:hAnsi="Times New Roman"/>
+        </w:rPr>
+      </w:pPr>
+      <w:r>
+        <w:rPr>
+          <w:rFonts w:ascii="Times New Roman" w:hAnsi="Times New Roman"/>
+        </w:rPr>
+        <w:t xml:space="preserve">Like model </w:t>
+      </w:r>
+      <w:r>
+        <w:rPr>
+          <w:rFonts w:ascii="Times New Roman" w:hAnsi="Times New Roman"/>
+        </w:rPr>
+        <w:t>62, but also condenses a cloud</w:t>
+      </w:r>
+      <w:r>
+        <w:rPr>
+          <w:rFonts w:ascii="Times New Roman" w:hAnsi="Times New Roman"/>
+        </w:rPr>
+        <w:t xml:space="preserve">. </w:t>
+      </w:r>
+      <w:r>
+        <w:rPr>
+          <w:rFonts w:ascii="Times New Roman" w:hAnsi="Times New Roman"/>
+          <w:color w:val="000000"/>
+        </w:rPr>
+        <w:t xml:space="preserve">Model requires the deep gas abundance, middle gas abundance (above a fixed pressure level), desired maximum relative humidity after condensation, and then rate of fall-off of RH above that level. </w:t>
+      </w:r>
+      <w:r>
+        <w:rPr>
+          <w:rFonts w:ascii="Times New Roman" w:hAnsi="Times New Roman"/>
+          <w:color w:val="000000"/>
+        </w:rPr>
+        <w:t xml:space="preserve">Then we have the opacity of the associated cloud and the </w:t>
+      </w:r>
+      <w:proofErr w:type="spellStart"/>
+      <w:r>
+        <w:rPr>
+          <w:rFonts w:ascii="Times New Roman" w:hAnsi="Times New Roman"/>
+          <w:color w:val="000000"/>
+        </w:rPr>
+        <w:t>fsh</w:t>
+      </w:r>
+      <w:proofErr w:type="spellEnd"/>
+      <w:r>
+        <w:rPr>
+          <w:rFonts w:ascii="Times New Roman" w:hAnsi="Times New Roman"/>
+          <w:color w:val="000000"/>
+        </w:rPr>
+        <w:t xml:space="preserve"> of that cloud above the condensation level</w:t>
+      </w:r>
+      <w:r>
+        <w:rPr>
+          <w:rFonts w:ascii="Times New Roman" w:hAnsi="Times New Roman"/>
+          <w:color w:val="000000"/>
+        </w:rPr>
+        <w:t>, and various fixed parameters.</w:t>
+      </w:r>
+      <w:r>
+        <w:rPr>
+          <w:rFonts w:ascii="Times New Roman" w:hAnsi="Times New Roman"/>
+          <w:color w:val="000000"/>
+        </w:rPr>
+        <w:t xml:space="preserve"> </w:t>
+      </w:r>
+      <w:r>
+        <w:rPr>
+          <w:rFonts w:ascii="Times New Roman" w:hAnsi="Times New Roman"/>
+          <w:color w:val="000000"/>
+        </w:rPr>
+        <w:t>The next lines of the .</w:t>
+      </w:r>
+      <w:proofErr w:type="spellStart"/>
+      <w:r>
+        <w:rPr>
+          <w:rFonts w:ascii="Times New Roman" w:hAnsi="Times New Roman"/>
+          <w:color w:val="000000"/>
+        </w:rPr>
+        <w:t>apr</w:t>
+      </w:r>
+      <w:proofErr w:type="spellEnd"/>
+      <w:r>
+        <w:rPr>
+          <w:rFonts w:ascii="Times New Roman" w:hAnsi="Times New Roman"/>
+          <w:color w:val="000000"/>
+        </w:rPr>
+        <w:t xml:space="preserve"> file contain: 1) the </w:t>
+      </w:r>
+      <w:r>
+        <w:rPr>
+          <w:rFonts w:ascii="Times New Roman" w:hAnsi="Times New Roman"/>
+          <w:i/>
+          <w:color w:val="000000"/>
+        </w:rPr>
+        <w:t>a priori</w:t>
+      </w:r>
+      <w:r>
+        <w:rPr>
+          <w:rFonts w:ascii="Times New Roman" w:hAnsi="Times New Roman"/>
+          <w:color w:val="000000"/>
+        </w:rPr>
+        <w:t xml:space="preserve"> deep abundance and error; </w:t>
+      </w:r>
+      <w:r>
+        <w:rPr>
+          <w:rFonts w:ascii="Times New Roman" w:hAnsi="Times New Roman"/>
+          <w:color w:val="000000"/>
+        </w:rPr>
+        <w:t>2</w:t>
+      </w:r>
+      <w:r>
+        <w:rPr>
+          <w:rFonts w:ascii="Times New Roman" w:hAnsi="Times New Roman"/>
+          <w:color w:val="000000"/>
+        </w:rPr>
+        <w:t xml:space="preserve">) the </w:t>
+      </w:r>
+      <w:r>
+        <w:rPr>
+          <w:rFonts w:ascii="Times New Roman" w:hAnsi="Times New Roman"/>
+          <w:i/>
+          <w:color w:val="000000"/>
+        </w:rPr>
+        <w:t>a priori</w:t>
+      </w:r>
+      <w:r>
+        <w:rPr>
+          <w:rFonts w:ascii="Times New Roman" w:hAnsi="Times New Roman"/>
+          <w:color w:val="000000"/>
+        </w:rPr>
+        <w:t xml:space="preserve"> middle abundance and error; </w:t>
+      </w:r>
+      <w:r>
+        <w:rPr>
+          <w:rFonts w:ascii="Times New Roman" w:hAnsi="Times New Roman"/>
+          <w:color w:val="000000"/>
+        </w:rPr>
+        <w:t>3</w:t>
+      </w:r>
+      <w:proofErr w:type="gramStart"/>
+      <w:r>
+        <w:rPr>
+          <w:rFonts w:ascii="Times New Roman" w:hAnsi="Times New Roman"/>
+          <w:color w:val="000000"/>
+        </w:rPr>
+        <w:t>)</w:t>
+      </w:r>
+      <w:r>
+        <w:rPr>
+          <w:rFonts w:ascii="Times New Roman" w:hAnsi="Times New Roman"/>
+          <w:color w:val="000000"/>
+        </w:rPr>
+        <w:t xml:space="preserve"> </w:t>
+      </w:r>
+      <w:r>
+        <w:rPr>
+          <w:rFonts w:ascii="Times New Roman" w:hAnsi="Times New Roman"/>
+          <w:color w:val="000000"/>
+        </w:rPr>
+        <w:t xml:space="preserve"> the</w:t>
+      </w:r>
+      <w:proofErr w:type="gramEnd"/>
+      <w:r>
+        <w:rPr>
+          <w:rFonts w:ascii="Times New Roman" w:hAnsi="Times New Roman"/>
+          <w:color w:val="000000"/>
+        </w:rPr>
+        <w:t xml:space="preserve"> </w:t>
+      </w:r>
+      <w:r>
+        <w:rPr>
+          <w:rFonts w:ascii="Times New Roman" w:hAnsi="Times New Roman"/>
+          <w:i/>
+          <w:color w:val="000000"/>
+        </w:rPr>
+        <w:t>a priori</w:t>
+      </w:r>
+      <w:r>
+        <w:rPr>
+          <w:rFonts w:ascii="Times New Roman" w:hAnsi="Times New Roman"/>
+          <w:color w:val="000000"/>
+        </w:rPr>
+        <w:t xml:space="preserve"> relative humidity (RH) and error; 4) the scale height of the RH above the condensation level</w:t>
+      </w:r>
+      <w:r>
+        <w:rPr>
+          <w:rFonts w:ascii="Times New Roman" w:hAnsi="Times New Roman"/>
+          <w:color w:val="000000"/>
+        </w:rPr>
+        <w:t xml:space="preserve"> and error</w:t>
+      </w:r>
+      <w:r>
+        <w:rPr>
+          <w:rFonts w:ascii="Times New Roman" w:hAnsi="Times New Roman"/>
+          <w:color w:val="000000"/>
+        </w:rPr>
+        <w:t xml:space="preserve">; </w:t>
+      </w:r>
+      <w:r>
+        <w:rPr>
+          <w:rFonts w:ascii="Times New Roman" w:hAnsi="Times New Roman"/>
+          <w:color w:val="000000"/>
+        </w:rPr>
+        <w:t>5</w:t>
+      </w:r>
+      <w:r>
+        <w:rPr>
+          <w:rFonts w:ascii="Times New Roman" w:hAnsi="Times New Roman"/>
+          <w:color w:val="000000"/>
+        </w:rPr>
+        <w:t xml:space="preserve">) </w:t>
+      </w:r>
+      <w:r>
+        <w:rPr>
+          <w:rFonts w:ascii="Times New Roman" w:hAnsi="Times New Roman"/>
+          <w:color w:val="000000"/>
+        </w:rPr>
+        <w:t>the cloud opacity</w:t>
+      </w:r>
+      <w:r>
+        <w:rPr>
+          <w:rFonts w:ascii="Times New Roman" w:hAnsi="Times New Roman"/>
+          <w:color w:val="000000"/>
+        </w:rPr>
+        <w:t xml:space="preserve"> and error</w:t>
+      </w:r>
+      <w:r>
+        <w:rPr>
+          <w:rFonts w:ascii="Times New Roman" w:hAnsi="Times New Roman"/>
+          <w:color w:val="000000"/>
+        </w:rPr>
+        <w:t>; 6) the cloud scale height</w:t>
+      </w:r>
+      <w:r>
+        <w:rPr>
+          <w:rFonts w:ascii="Times New Roman" w:hAnsi="Times New Roman"/>
+          <w:color w:val="000000"/>
+        </w:rPr>
+        <w:t xml:space="preserve"> and error. Then we have PKNEE and ICONT (i.e., pressure of deep step, and ID of condensing cloud), and finally we have PHAZE and WHAZE which reduced the cloud opacity to zero at levels above PHAZE, with a gaussian cut-off width of WHAZE.</w:t>
+      </w:r>
+      <w:r>
+        <w:rPr>
+          <w:rFonts w:ascii="Times New Roman" w:hAnsi="Times New Roman"/>
+          <w:color w:val="000000"/>
+        </w:rPr>
+        <w:t xml:space="preserve"> </w:t>
+      </w:r>
+    </w:p>
+    <w:p>
+      <w:pPr>
+        <w:tabs>
+          <w:tab w:val="left" w:pos="284"/>
+        </w:tabs>
+        <w:jc w:val="both"/>
+        <w:rPr>
+          <w:rFonts w:ascii="Times New Roman" w:hAnsi="Times New Roman"/>
+        </w:rPr>
+      </w:pPr>
+    </w:p>
+    <w:p>
+      <w:pPr>
+        <w:numPr>
+          <w:ilvl w:val="0"/>
+          <w:numId w:val="18"/>
+        </w:numPr>
+        <w:ind w:left="709" w:hanging="425"/>
+        <w:jc w:val="both"/>
+        <w:rPr>
+          <w:rFonts w:ascii="Times New Roman" w:hAnsi="Times New Roman"/>
+        </w:rPr>
+      </w:pPr>
+      <w:r>
+        <w:rPr>
+          <w:rFonts w:ascii="Times New Roman" w:hAnsi="Times New Roman"/>
+        </w:rPr>
+        <w:t>Like model 6</w:t>
+      </w:r>
+      <w:r>
+        <w:rPr>
+          <w:rFonts w:ascii="Times New Roman" w:hAnsi="Times New Roman"/>
+        </w:rPr>
+        <w:t>3</w:t>
+      </w:r>
+      <w:r>
+        <w:rPr>
+          <w:rFonts w:ascii="Times New Roman" w:hAnsi="Times New Roman"/>
+        </w:rPr>
+        <w:t xml:space="preserve">, </w:t>
+      </w:r>
+      <w:r>
+        <w:rPr>
+          <w:rFonts w:ascii="Times New Roman" w:hAnsi="Times New Roman"/>
+        </w:rPr>
+        <w:t>but the gas abundance between PKNEE and PCOND can fall with height.</w:t>
       </w:r>
       <w:r>
         <w:rPr>
@@ -28166,7 +28577,7 @@
           <w:rFonts w:ascii="Times New Roman" w:hAnsi="Times New Roman"/>
           <w:color w:val="000000"/>
         </w:rPr>
-        <w:t xml:space="preserve"> file then contain: 1) the </w:t>
+        <w:t xml:space="preserve"> file contain: 1) the </w:t>
       </w:r>
       <w:r>
         <w:rPr>
@@ -28181,6 +28592,35 @@
           <w:rFonts w:ascii="Times New Roman" w:hAnsi="Times New Roman"/>
           <w:color w:val="000000"/>
         </w:rPr>
+        <w:t xml:space="preserve"> deep abundance and error; 2) the </w:t>
+      </w:r>
+      <w:r>
+        <w:rPr>
+          <w:rFonts w:ascii="Times New Roman" w:hAnsi="Times New Roman"/>
+          <w:i/>
+          <w:color w:val="000000"/>
+        </w:rPr>
+        <w:t>a priori</w:t>
+      </w:r>
+      <w:r>
+        <w:rPr>
+          <w:rFonts w:ascii="Times New Roman" w:hAnsi="Times New Roman"/>
+          <w:color w:val="000000"/>
+        </w:rPr>
+        <w:t xml:space="preserve"> middle abundance and error; 3) </w:t>
+      </w:r>
+      <w:r>
+        <w:rPr>
+          <w:rFonts w:ascii="Times New Roman" w:hAnsi="Times New Roman"/>
+          <w:color w:val="000000"/>
+        </w:rPr>
+        <w:t>the fractional scale height of above PKNEE and error;</w:t>
+      </w:r>
+      <w:r>
+        <w:rPr>
+          <w:rFonts w:ascii="Times New Roman" w:hAnsi="Times New Roman"/>
+          <w:color w:val="000000"/>
+        </w:rPr>
         <w:t xml:space="preserve"> </w:t>
       </w:r>
       <w:r>
@@ -28188,7 +28628,14 @@
           <w:rFonts w:ascii="Times New Roman" w:hAnsi="Times New Roman"/>
           <w:color w:val="000000"/>
         </w:rPr>
-        <w:t xml:space="preserve">deep abundance and error; 1) the </w:t>
+        <w:t>4</w:t>
+      </w:r>
+      <w:r>
+        <w:rPr>
+          <w:rFonts w:ascii="Times New Roman" w:hAnsi="Times New Roman"/>
+          <w:color w:val="000000"/>
+        </w:rPr>
+        <w:t xml:space="preserve">) the </w:t>
       </w:r>
       <w:r>
         <w:rPr>
@@ -28203,102 +28650,50 @@
           <w:rFonts w:ascii="Times New Roman" w:hAnsi="Times New Roman"/>
           <w:color w:val="000000"/>
         </w:rPr>
-        <w:t xml:space="preserve"> </w:t>
-      </w:r>
-      <w:r>
-        <w:rPr>
-          <w:rFonts w:ascii="Times New Roman" w:hAnsi="Times New Roman"/>
-          <w:color w:val="000000"/>
-        </w:rPr>
-        <w:t xml:space="preserve">middle abundance and error; 3) the </w:t>
-      </w:r>
-      <w:r>
-        <w:rPr>
-          <w:rFonts w:ascii="Times New Roman" w:hAnsi="Times New Roman"/>
-          <w:i/>
-          <w:color w:val="000000"/>
-        </w:rPr>
-        <w:t>a priori</w:t>
-      </w:r>
-      <w:r>
-        <w:rPr>
-          <w:rFonts w:ascii="Times New Roman" w:hAnsi="Times New Roman"/>
-          <w:color w:val="000000"/>
-        </w:rPr>
-        <w:t xml:space="preserve"> </w:t>
-      </w:r>
-      <w:r>
-        <w:rPr>
-          <w:rFonts w:ascii="Times New Roman" w:hAnsi="Times New Roman"/>
-          <w:color w:val="000000"/>
-        </w:rPr>
-        <w:t>relative humidity (RH) and error</w:t>
-      </w:r>
-      <w:r>
-        <w:rPr>
-          <w:rFonts w:ascii="Times New Roman" w:hAnsi="Times New Roman"/>
-          <w:color w:val="000000"/>
-        </w:rPr>
-        <w:t xml:space="preserve">; </w:t>
-      </w:r>
-      <w:r>
-        <w:rPr>
-          <w:rFonts w:ascii="Times New Roman" w:hAnsi="Times New Roman"/>
-          <w:color w:val="000000"/>
-        </w:rPr>
-        <w:t xml:space="preserve">4) </w:t>
-      </w:r>
-      <w:r>
-        <w:rPr>
-          <w:rFonts w:ascii="Times New Roman" w:hAnsi="Times New Roman"/>
-          <w:color w:val="000000"/>
-        </w:rPr>
-        <w:t xml:space="preserve">the </w:t>
-      </w:r>
-      <w:r>
-        <w:rPr>
-          <w:rFonts w:ascii="Times New Roman" w:hAnsi="Times New Roman"/>
-          <w:color w:val="000000"/>
-        </w:rPr>
-        <w:t xml:space="preserve">scale height of the </w:t>
-      </w:r>
-      <w:r>
-        <w:rPr>
-          <w:rFonts w:ascii="Times New Roman" w:hAnsi="Times New Roman"/>
-          <w:color w:val="000000"/>
-        </w:rPr>
-        <w:t>RH</w:t>
-      </w:r>
-      <w:r>
-        <w:rPr>
-          <w:rFonts w:ascii="Times New Roman" w:hAnsi="Times New Roman"/>
-          <w:color w:val="000000"/>
-        </w:rPr>
-        <w:t xml:space="preserve"> above the condensation level</w:t>
-      </w:r>
-      <w:r>
-        <w:rPr>
-          <w:rFonts w:ascii="Times New Roman" w:hAnsi="Times New Roman"/>
-          <w:color w:val="000000"/>
-        </w:rPr>
-        <w:t>; and 5) the fixed pressure level</w:t>
-      </w:r>
-      <w:r>
-        <w:rPr>
-          <w:rFonts w:ascii="Times New Roman" w:hAnsi="Times New Roman"/>
-          <w:color w:val="000000"/>
-        </w:rPr>
-        <w:t>.</w:t>
-      </w:r>
-    </w:p>
-    <w:p>
-      <w:pPr>
-        <w:ind w:left="709"/>
-        <w:jc w:val="both"/>
-        <w:rPr>
-          <w:rFonts w:ascii="Times New Roman" w:hAnsi="Times New Roman"/>
-        </w:rPr>
-      </w:pPr>
+        <w:t xml:space="preserve"> relative humidity (RH) and error; </w:t>
+      </w:r>
+      <w:r>
+        <w:rPr>
+          <w:rFonts w:ascii="Times New Roman" w:hAnsi="Times New Roman"/>
+          <w:color w:val="000000"/>
+        </w:rPr>
+        <w:t>5</w:t>
+      </w:r>
+      <w:r>
+        <w:rPr>
+          <w:rFonts w:ascii="Times New Roman" w:hAnsi="Times New Roman"/>
+          <w:color w:val="000000"/>
+        </w:rPr>
+        <w:t xml:space="preserve">) the scale height of the RH above the condensation level and error; </w:t>
+      </w:r>
+      <w:r>
+        <w:rPr>
+          <w:rFonts w:ascii="Times New Roman" w:hAnsi="Times New Roman"/>
+          <w:color w:val="000000"/>
+        </w:rPr>
+        <w:t>6</w:t>
+      </w:r>
+      <w:r>
+        <w:rPr>
+          <w:rFonts w:ascii="Times New Roman" w:hAnsi="Times New Roman"/>
+          <w:color w:val="000000"/>
+        </w:rPr>
+        <w:t xml:space="preserve">) the cloud opacity and error; </w:t>
+      </w:r>
+      <w:r>
+        <w:rPr>
+          <w:rFonts w:ascii="Times New Roman" w:hAnsi="Times New Roman"/>
+          <w:color w:val="000000"/>
+        </w:rPr>
+        <w:t>7</w:t>
+      </w:r>
+      <w:r>
+        <w:rPr>
+          <w:rFonts w:ascii="Times New Roman" w:hAnsi="Times New Roman"/>
+          <w:color w:val="000000"/>
+        </w:rPr>
+        <w:t xml:space="preserve">) the cloud scale height and error. Then we have PKNEE and ICONT (i.e., pressure of deep step, and ID of condensing cloud), and finally we have PHAZE and WHAZE which reduced the cloud opacity to zero at levels above PHAZE, with a gaussian cut-off width of WHAZE. </w:t>
+      </w:r>
     </w:p>
     <w:p>
       <w:pPr>
@@ -28673,6 +29068,7 @@
         <w:rPr>
           <w:rFonts w:ascii="Times New Roman" w:hAnsi="Times New Roman"/>
         </w:rPr>
+        <w:lastRenderedPageBreak/>
         <w:t>ENAME</w:t>
       </w:r>
     </w:p>
@@ -29677,7 +30073,6 @@
         <w:rPr>
           <w:rFonts w:ascii="Times New Roman" w:hAnsi="Times New Roman"/>
         </w:rPr>
-        <w:lastRenderedPageBreak/>
         <w:t>If LIN is set to 3, then the previous retrievals are read in, and if any variable is the same as one of the variables to be retrieved (as listed in the .</w:t>
       </w:r>
       <w:proofErr w:type="spellStart"/>
@@ -30029,6 +30424,7 @@
         <w:rPr>
           <w:rFonts w:ascii="Times New Roman" w:hAnsi="Times New Roman"/>
         </w:rPr>
+        <w:lastRenderedPageBreak/>
         <w:t>NAV(</w:t>
       </w:r>
       <w:proofErr w:type="gramEnd"/>
@@ -30933,7 +31329,6 @@
         <w:rPr>
           <w:rFonts w:ascii="Times New Roman" w:hAnsi="Times New Roman"/>
         </w:rPr>
-        <w:lastRenderedPageBreak/>
         <w:t>… weights, angles and spectra repeated for NGEOM spectra in total.</w:t>
       </w:r>
     </w:p>
@@ -31199,7 +31594,14 @@
         <w:rPr>
           <w:rFonts w:ascii="Times New Roman" w:hAnsi="Times New Roman"/>
         </w:rPr>
-        <w:t xml:space="preserve">. NAV specifies how many individual spectra need to be calculated and averaged to simulate the measured field-of-view-averaged spectrum. The next NAV lines contain the integration point latitudes (FLAT), longitudes (FLON), viewing angles (SOL_ANG, EMISS_ANG, AZI_ANG) and weights (WGEOM). The angle definitions are outlined in Figure 1. Following this, there then follows the actual measured wavelengths/wavenumbers, spectrum and errors (all of length NCONV) which are read in and put in total measurement vector </w:t>
+        <w:t xml:space="preserve">. NAV specifies how many individual spectra need to be calculated and averaged to simulate </w:t>
+      </w:r>
+      <w:r>
+        <w:rPr>
+          <w:rFonts w:ascii="Times New Roman" w:hAnsi="Times New Roman"/>
+        </w:rPr>
+        <w:lastRenderedPageBreak/>
+        <w:t xml:space="preserve">the measured field-of-view-averaged spectrum. The next NAV lines contain the integration point latitudes (FLAT), longitudes (FLON), viewing angles (SOL_ANG, EMISS_ANG, AZI_ANG) and weights (WGEOM). The angle definitions are outlined in Figure 1. Following this, there then follows the actual measured wavelengths/wavenumbers, spectrum and errors (all of length NCONV) which are read in and put in total measurement vector </w:t>
       </w:r>
       <w:r>
         <w:rPr>
@@ -31632,7 +32034,6 @@
           <w:rFonts w:ascii="Times New Roman" w:hAnsi="Times New Roman"/>
           <w:noProof/>
         </w:rPr>
-        <w:lastRenderedPageBreak/>
         <w:drawing>
           <wp:inline distT="0" distB="0" distL="0" distR="0" wp14:anchorId="363BC331" wp14:editId="3DD5782D">
             <wp:extent cx="3319397" cy="2652718"/>
@@ -33365,7 +33766,6 @@
         <w:rPr>
           <w:rFonts w:ascii="Times New Roman" w:hAnsi="Times New Roman"/>
         </w:rPr>
-        <w:lastRenderedPageBreak/>
         <w:t>This file (&lt;</w:t>
       </w:r>
       <w:proofErr w:type="spellStart"/>
@@ -34216,6 +34616,7 @@
         <w:rPr>
           <w:rFonts w:ascii="Times New Roman" w:hAnsi="Times New Roman"/>
         </w:rPr>
+        <w:lastRenderedPageBreak/>
         <w:t>IH2O</w:t>
       </w:r>
       <w:r>
@@ -34683,7 +35084,6 @@
               <w:rPr>
                 <w:rFonts w:ascii="Times New Roman" w:hAnsi="Times New Roman"/>
               </w:rPr>
-              <w:lastRenderedPageBreak/>
               <w:t>1</w:t>
             </w:r>
           </w:p>
@@ -35568,6 +35968,7 @@
         <w:rPr>
           <w:rFonts w:ascii="Times New Roman" w:hAnsi="Times New Roman"/>
         </w:rPr>
+        <w:lastRenderedPageBreak/>
         <w:t xml:space="preserve">The first line of the file gives the number of gases, NVP, whose abundances are to be limited by condensation. There then flow NVP lines, each listing: </w:t>
       </w:r>
     </w:p>
@@ -36111,7 +36512,6 @@
           <w:szCs w:val="24"/>
           <w:lang w:val="en-US"/>
         </w:rPr>
-        <w:lastRenderedPageBreak/>
         <w:t>N.B. T</w:t>
       </w:r>
       <w:r>
@@ -36919,6 +37319,7 @@
           <w:szCs w:val="24"/>
           <w:lang w:val="en-US"/>
         </w:rPr>
+        <w:lastRenderedPageBreak/>
         <w:t>#Leave a blank line below the last comment</w:t>
       </w:r>
     </w:p>
@@ -37477,7 +37878,6 @@
         <w:rPr>
           <w:rFonts w:ascii="Courier New" w:hAnsi="Courier New" w:cs="Courier New"/>
         </w:rPr>
-        <w:lastRenderedPageBreak/>
         <w:t>calc_nlte_t.f</w:t>
       </w:r>
       <w:proofErr w:type="spellEnd"/>
@@ -38496,6 +38896,7 @@
               <w:rPr>
                 <w:rFonts w:ascii="Times New Roman" w:hAnsi="Times New Roman"/>
               </w:rPr>
+              <w:lastRenderedPageBreak/>
               <w:t>2</w:t>
             </w:r>
           </w:p>
@@ -38613,7 +39014,6 @@
               <w:rPr>
                 <w:rFonts w:ascii="Times New Roman" w:hAnsi="Times New Roman"/>
               </w:rPr>
-              <w:lastRenderedPageBreak/>
               <w:t>f = p*1.0e6 / (1.0 + p*1.0e6)</w:t>
             </w:r>
           </w:p>
@@ -39061,7 +39461,14 @@
         <w:rPr>
           <w:rFonts w:ascii="Times New Roman" w:hAnsi="Times New Roman"/>
         </w:rPr>
-        <w:t xml:space="preserve"> to contribute such that all the lines in the range VMIN-VREL to VMAX+VREL are included. Finally, VCUTOFF limits the contribution of any line past the specified distance from the line centres. This simulates the sub-</w:t>
+        <w:t xml:space="preserve"> to contribute such that all the lines in the range VMIN-VREL to VMAX+VREL are included. Finally, VCUTOFF limits the contribution of any line past the specified distance from </w:t>
+      </w:r>
+      <w:r>
+        <w:rPr>
+          <w:rFonts w:ascii="Times New Roman" w:hAnsi="Times New Roman"/>
+        </w:rPr>
+        <w:lastRenderedPageBreak/>
+        <w:t>the line centres. This simulates the sub-</w:t>
       </w:r>
       <w:proofErr w:type="spellStart"/>
       <w:r>
@@ -40512,7 +40919,6 @@
         <w:rPr>
           <w:rFonts w:ascii="Copperplate" w:hAnsi="Copperplate"/>
         </w:rPr>
-        <w:lastRenderedPageBreak/>
         <w:t>Nemesis</w:t>
       </w:r>
       <w:r>
@@ -40895,6 +41301,7 @@
         <w:rPr>
           <w:rFonts w:ascii="Times New Roman" w:hAnsi="Times New Roman"/>
         </w:rPr>
+        <w:lastRenderedPageBreak/>
         <w:t>For most cases the Jacobeans can be calculated analytically, for which INUM=0. However, when trying to retrieve temperature and pressure together, the effects of varying each changes the atmospheric profile in a complicated and non-linear way. Hence, these Jacobeans have to be calculated by numerical differencing, set by INUM=1.</w:t>
       </w:r>
     </w:p>
@@ -41224,7 +41631,6 @@
         <w:rPr>
           <w:rFonts w:ascii="Copperplate Gothic Light" w:hAnsi="Copperplate Gothic Light"/>
         </w:rPr>
-        <w:lastRenderedPageBreak/>
         <w:t>N</w:t>
       </w:r>
       <w:r>
@@ -41870,7 +42276,14 @@
         <w:rPr>
           <w:rFonts w:ascii="Times New Roman" w:hAnsi="Times New Roman"/>
         </w:rPr>
-        <w:t xml:space="preserve"> is an ASCII file containing the computed spectra for each path defined in the .pat file. Two spectra are output per path, one which is the raw spectrum calculated at the k-table wavelengths/wavenumbers spanning the requested range and the second is this spectrum convolved with a box of width FWHM (defined in the .pat file) and output at the wavelengths/wavenumbers specified in the .pat file.</w:t>
+        <w:t xml:space="preserve"> is an ASCII file containing the computed </w:t>
+      </w:r>
+      <w:r>
+        <w:rPr>
+          <w:rFonts w:ascii="Times New Roman" w:hAnsi="Times New Roman"/>
+        </w:rPr>
+        <w:lastRenderedPageBreak/>
+        <w:t>spectra for each path defined in the .pat file. Two spectra are output per path, one which is the raw spectrum calculated at the k-table wavelengths/wavenumbers spanning the requested range and the second is this spectrum convolved with a box of width FWHM (defined in the .pat file) and output at the wavelengths/wavenumbers specified in the .pat file.</w:t>
       </w:r>
     </w:p>
     <w:p>
@@ -50843,7 +51256,7 @@
 </file>
 
 <file path=customXml/itemProps1.xml><?xml version="1.0" encoding="utf-8"?>
-<ds:datastoreItem xmlns:ds="http://schemas.openxmlformats.org/officeDocument/2006/customXml" ds:itemID="{AAA29315-6B41-884F-BB4D-A1F80E4B7350}">
+<ds:datastoreItem xmlns:ds="http://schemas.openxmlformats.org/officeDocument/2006/customXml" ds:itemID="{4A355A2C-5EA4-6441-9C9A-9F534BC7F044}">
   <ds:schemaRefs>
     <ds:schemaRef ds:uri="http://schemas.openxmlformats.org/officeDocument/2006/bibliography"/>
   </ds:schemaRefs>
@@ -50859,7 +51272,7 @@
 </file>
 
 <file path=customXml/itemProps3.xml><?xml version="1.0" encoding="utf-8"?>
-<ds:datastoreItem xmlns:ds="http://schemas.openxmlformats.org/officeDocument/2006/customXml" ds:itemID="{4A355A2C-5EA4-6441-9C9A-9F534BC7F044}">
+<ds:datastoreItem xmlns:ds="http://schemas.openxmlformats.org/officeDocument/2006/customXml" ds:itemID="{AAA29315-6B41-884F-BB4D-A1F80E4B7350}">
   <ds:schemaRefs>
     <ds:schemaRef ds:uri="http://schemas.openxmlformats.org/officeDocument/2006/bibliography"/>
   </ds:schemaRefs>

--- a/manuals/Nemesis_3.0.docx
+++ b/manuals/Nemesis_3.0.docx
@@ -1738,7 +1738,7 @@
             <w:noProof/>
             <w:webHidden/>
           </w:rPr>
-          <w:t>33</w:t>
+          <w:t>34</w:t>
         </w:r>
         <w:r>
           <w:rPr>
@@ -1813,7 +1813,7 @@
             <w:noProof/>
             <w:webHidden/>
           </w:rPr>
-          <w:t>33</w:t>
+          <w:t>34</w:t>
         </w:r>
         <w:r>
           <w:rPr>
@@ -2486,7 +2486,7 @@
             <w:noProof/>
             <w:webHidden/>
           </w:rPr>
-          <w:t>39</w:t>
+          <w:t>40</w:t>
         </w:r>
         <w:r>
           <w:rPr>
@@ -2561,7 +2561,7 @@
             <w:noProof/>
             <w:webHidden/>
           </w:rPr>
-          <w:t>39</w:t>
+          <w:t>40</w:t>
         </w:r>
         <w:r>
           <w:rPr>
@@ -2711,7 +2711,7 @@
             <w:noProof/>
             <w:webHidden/>
           </w:rPr>
-          <w:t>40</w:t>
+          <w:t>41</w:t>
         </w:r>
         <w:r>
           <w:rPr>
@@ -2786,7 +2786,7 @@
             <w:noProof/>
             <w:webHidden/>
           </w:rPr>
-          <w:t>40</w:t>
+          <w:t>41</w:t>
         </w:r>
         <w:r>
           <w:rPr>
@@ -2861,7 +2861,7 @@
             <w:noProof/>
             <w:webHidden/>
           </w:rPr>
-          <w:t>40</w:t>
+          <w:t>41</w:t>
         </w:r>
         <w:r>
           <w:rPr>
@@ -3011,7 +3011,7 @@
             <w:noProof/>
             <w:webHidden/>
           </w:rPr>
-          <w:t>41</w:t>
+          <w:t>42</w:t>
         </w:r>
         <w:r>
           <w:rPr>
@@ -3086,7 +3086,7 @@
             <w:noProof/>
             <w:webHidden/>
           </w:rPr>
-          <w:t>42</w:t>
+          <w:t>43</w:t>
         </w:r>
         <w:r>
           <w:rPr>
@@ -3161,7 +3161,7 @@
             <w:noProof/>
             <w:webHidden/>
           </w:rPr>
-          <w:t>42</w:t>
+          <w:t>43</w:t>
         </w:r>
         <w:r>
           <w:rPr>
@@ -3236,7 +3236,7 @@
             <w:noProof/>
             <w:webHidden/>
           </w:rPr>
-          <w:t>42</w:t>
+          <w:t>43</w:t>
         </w:r>
         <w:r>
           <w:rPr>
@@ -3311,7 +3311,7 @@
             <w:noProof/>
             <w:webHidden/>
           </w:rPr>
-          <w:t>44</w:t>
+          <w:t>45</w:t>
         </w:r>
         <w:r>
           <w:rPr>
@@ -3386,7 +3386,7 @@
             <w:noProof/>
             <w:webHidden/>
           </w:rPr>
-          <w:t>44</w:t>
+          <w:t>45</w:t>
         </w:r>
         <w:r>
           <w:rPr>
@@ -3461,7 +3461,7 @@
             <w:noProof/>
             <w:webHidden/>
           </w:rPr>
-          <w:t>46</w:t>
+          <w:t>47</w:t>
         </w:r>
         <w:r>
           <w:rPr>
@@ -3537,7 +3537,7 @@
             <w:noProof/>
             <w:webHidden/>
           </w:rPr>
-          <w:t>46</w:t>
+          <w:t>47</w:t>
         </w:r>
         <w:r>
           <w:rPr>
@@ -15994,7 +15994,14 @@
           <w:rFonts w:ascii="Times New Roman" w:hAnsi="Times New Roman"/>
           <w:color w:val="000000"/>
         </w:rPr>
-        <w:t>0) or at all levels</w:t>
+        <w:t>1</w:t>
+      </w:r>
+      <w:r>
+        <w:rPr>
+          <w:rFonts w:ascii="Times New Roman" w:hAnsi="Times New Roman"/>
+          <w:color w:val="000000"/>
+        </w:rPr>
+        <w:t>) or at all levels</w:t>
       </w:r>
       <w:r>
         <w:rPr>
@@ -16024,7 +16031,14 @@
           <w:rFonts w:ascii="Times New Roman" w:hAnsi="Times New Roman"/>
           <w:color w:val="000000"/>
         </w:rPr>
-        <w:t>1)</w:t>
+        <w:t>0</w:t>
+      </w:r>
+      <w:r>
+        <w:rPr>
+          <w:rFonts w:ascii="Times New Roman" w:hAnsi="Times New Roman"/>
+          <w:color w:val="000000"/>
+        </w:rPr>
+        <w:t>)</w:t>
       </w:r>
       <w:r>
         <w:rPr>
@@ -28268,33 +28282,14 @@
         <w:rPr>
           <w:rFonts w:ascii="Times New Roman" w:hAnsi="Times New Roman"/>
         </w:rPr>
-        <w:t xml:space="preserve">Like model </w:t>
-      </w:r>
-      <w:r>
-        <w:rPr>
-          <w:rFonts w:ascii="Times New Roman" w:hAnsi="Times New Roman"/>
-        </w:rPr>
-        <w:t>62, but also condenses a cloud</w:t>
-      </w:r>
-      <w:r>
-        <w:rPr>
-          <w:rFonts w:ascii="Times New Roman" w:hAnsi="Times New Roman"/>
-        </w:rPr>
-        <w:t xml:space="preserve">. </w:t>
-      </w:r>
-      <w:r>
-        <w:rPr>
-          <w:rFonts w:ascii="Times New Roman" w:hAnsi="Times New Roman"/>
-          <w:color w:val="000000"/>
-        </w:rPr>
-        <w:t xml:space="preserve">Model requires the deep gas abundance, middle gas abundance (above a fixed pressure level), desired maximum relative humidity after condensation, and then rate of fall-off of RH above that level. </w:t>
-      </w:r>
-      <w:r>
-        <w:rPr>
-          <w:rFonts w:ascii="Times New Roman" w:hAnsi="Times New Roman"/>
-          <w:color w:val="000000"/>
-        </w:rPr>
-        <w:t xml:space="preserve">Then we have the opacity of the associated cloud and the </w:t>
+        <w:t xml:space="preserve">Like model 62, but also condenses a cloud. </w:t>
+      </w:r>
+      <w:r>
+        <w:rPr>
+          <w:rFonts w:ascii="Times New Roman" w:hAnsi="Times New Roman"/>
+          <w:color w:val="000000"/>
+        </w:rPr>
+        <w:t xml:space="preserve">Model requires the deep gas abundance, middle gas abundance (above a fixed pressure level), desired maximum relative humidity after condensation, and then rate of fall-off of RH above that level. Then we have the opacity of the associated cloud and the </w:t>
       </w:r>
       <w:proofErr w:type="spellStart"/>
       <w:r>
@@ -28324,6 +28319,88 @@
           <w:rFonts w:ascii="Times New Roman" w:hAnsi="Times New Roman"/>
           <w:color w:val="000000"/>
         </w:rPr>
+        <w:t xml:space="preserve"> The next lines of the .</w:t>
+      </w:r>
+      <w:proofErr w:type="spellStart"/>
+      <w:r>
+        <w:rPr>
+          <w:rFonts w:ascii="Times New Roman" w:hAnsi="Times New Roman"/>
+          <w:color w:val="000000"/>
+        </w:rPr>
+        <w:t>apr</w:t>
+      </w:r>
+      <w:proofErr w:type="spellEnd"/>
+      <w:r>
+        <w:rPr>
+          <w:rFonts w:ascii="Times New Roman" w:hAnsi="Times New Roman"/>
+          <w:color w:val="000000"/>
+        </w:rPr>
+        <w:t xml:space="preserve"> file contain: 1) the </w:t>
+      </w:r>
+      <w:r>
+        <w:rPr>
+          <w:rFonts w:ascii="Times New Roman" w:hAnsi="Times New Roman"/>
+          <w:i/>
+          <w:color w:val="000000"/>
+        </w:rPr>
+        <w:t>a priori</w:t>
+      </w:r>
+      <w:r>
+        <w:rPr>
+          <w:rFonts w:ascii="Times New Roman" w:hAnsi="Times New Roman"/>
+          <w:color w:val="000000"/>
+        </w:rPr>
+        <w:t xml:space="preserve"> deep abundance and error; </w:t>
+      </w:r>
+      <w:r>
+        <w:rPr>
+          <w:rFonts w:ascii="Times New Roman" w:hAnsi="Times New Roman"/>
+          <w:color w:val="000000"/>
+        </w:rPr>
+        <w:t>2</w:t>
+      </w:r>
+      <w:r>
+        <w:rPr>
+          <w:rFonts w:ascii="Times New Roman" w:hAnsi="Times New Roman"/>
+          <w:color w:val="000000"/>
+        </w:rPr>
+        <w:t xml:space="preserve">) the </w:t>
+      </w:r>
+      <w:r>
+        <w:rPr>
+          <w:rFonts w:ascii="Times New Roman" w:hAnsi="Times New Roman"/>
+          <w:i/>
+          <w:color w:val="000000"/>
+        </w:rPr>
+        <w:t>a priori</w:t>
+      </w:r>
+      <w:r>
+        <w:rPr>
+          <w:rFonts w:ascii="Times New Roman" w:hAnsi="Times New Roman"/>
+          <w:color w:val="000000"/>
+        </w:rPr>
+        <w:t xml:space="preserve"> middle abundance and error; </w:t>
+      </w:r>
+      <w:r>
+        <w:rPr>
+          <w:rFonts w:ascii="Times New Roman" w:hAnsi="Times New Roman"/>
+          <w:color w:val="000000"/>
+        </w:rPr>
+        <w:t>3</w:t>
+      </w:r>
+      <w:proofErr w:type="gramStart"/>
+      <w:r>
+        <w:rPr>
+          <w:rFonts w:ascii="Times New Roman" w:hAnsi="Times New Roman"/>
+          <w:color w:val="000000"/>
+        </w:rPr>
+        <w:t>)</w:t>
+      </w:r>
+      <w:r>
+        <w:rPr>
+          <w:rFonts w:ascii="Times New Roman" w:hAnsi="Times New Roman"/>
+          <w:color w:val="000000"/>
+        </w:rPr>
         <w:t xml:space="preserve"> </w:t>
       </w:r>
       <w:r>
@@ -28331,23 +28408,15 @@
           <w:rFonts w:ascii="Times New Roman" w:hAnsi="Times New Roman"/>
           <w:color w:val="000000"/>
         </w:rPr>
-        <w:t>The next lines of the .</w:t>
-      </w:r>
-      <w:proofErr w:type="spellStart"/>
-      <w:r>
-        <w:rPr>
-          <w:rFonts w:ascii="Times New Roman" w:hAnsi="Times New Roman"/>
-          <w:color w:val="000000"/>
-        </w:rPr>
-        <w:t>apr</w:t>
-      </w:r>
-      <w:proofErr w:type="spellEnd"/>
-      <w:r>
-        <w:rPr>
-          <w:rFonts w:ascii="Times New Roman" w:hAnsi="Times New Roman"/>
-          <w:color w:val="000000"/>
-        </w:rPr>
-        <w:t xml:space="preserve"> file contain: 1) the </w:t>
+        <w:t xml:space="preserve"> the</w:t>
+      </w:r>
+      <w:proofErr w:type="gramEnd"/>
+      <w:r>
+        <w:rPr>
+          <w:rFonts w:ascii="Times New Roman" w:hAnsi="Times New Roman"/>
+          <w:color w:val="000000"/>
+        </w:rPr>
+        <w:t xml:space="preserve"> </w:t>
       </w:r>
       <w:r>
         <w:rPr>
@@ -28362,87 +28431,6 @@
           <w:rFonts w:ascii="Times New Roman" w:hAnsi="Times New Roman"/>
           <w:color w:val="000000"/>
         </w:rPr>
-        <w:t xml:space="preserve"> deep abundance and error; </w:t>
-      </w:r>
-      <w:r>
-        <w:rPr>
-          <w:rFonts w:ascii="Times New Roman" w:hAnsi="Times New Roman"/>
-          <w:color w:val="000000"/>
-        </w:rPr>
-        <w:t>2</w:t>
-      </w:r>
-      <w:r>
-        <w:rPr>
-          <w:rFonts w:ascii="Times New Roman" w:hAnsi="Times New Roman"/>
-          <w:color w:val="000000"/>
-        </w:rPr>
-        <w:t xml:space="preserve">) the </w:t>
-      </w:r>
-      <w:r>
-        <w:rPr>
-          <w:rFonts w:ascii="Times New Roman" w:hAnsi="Times New Roman"/>
-          <w:i/>
-          <w:color w:val="000000"/>
-        </w:rPr>
-        <w:t>a priori</w:t>
-      </w:r>
-      <w:r>
-        <w:rPr>
-          <w:rFonts w:ascii="Times New Roman" w:hAnsi="Times New Roman"/>
-          <w:color w:val="000000"/>
-        </w:rPr>
-        <w:t xml:space="preserve"> middle abundance and error; </w:t>
-      </w:r>
-      <w:r>
-        <w:rPr>
-          <w:rFonts w:ascii="Times New Roman" w:hAnsi="Times New Roman"/>
-          <w:color w:val="000000"/>
-        </w:rPr>
-        <w:t>3</w:t>
-      </w:r>
-      <w:proofErr w:type="gramStart"/>
-      <w:r>
-        <w:rPr>
-          <w:rFonts w:ascii="Times New Roman" w:hAnsi="Times New Roman"/>
-          <w:color w:val="000000"/>
-        </w:rPr>
-        <w:t>)</w:t>
-      </w:r>
-      <w:r>
-        <w:rPr>
-          <w:rFonts w:ascii="Times New Roman" w:hAnsi="Times New Roman"/>
-          <w:color w:val="000000"/>
-        </w:rPr>
-        <w:t xml:space="preserve"> </w:t>
-      </w:r>
-      <w:r>
-        <w:rPr>
-          <w:rFonts w:ascii="Times New Roman" w:hAnsi="Times New Roman"/>
-          <w:color w:val="000000"/>
-        </w:rPr>
-        <w:t xml:space="preserve"> the</w:t>
-      </w:r>
-      <w:proofErr w:type="gramEnd"/>
-      <w:r>
-        <w:rPr>
-          <w:rFonts w:ascii="Times New Roman" w:hAnsi="Times New Roman"/>
-          <w:color w:val="000000"/>
-        </w:rPr>
-        <w:t xml:space="preserve"> </w:t>
-      </w:r>
-      <w:r>
-        <w:rPr>
-          <w:rFonts w:ascii="Times New Roman" w:hAnsi="Times New Roman"/>
-          <w:i/>
-          <w:color w:val="000000"/>
-        </w:rPr>
-        <w:t>a priori</w:t>
-      </w:r>
-      <w:r>
-        <w:rPr>
-          <w:rFonts w:ascii="Times New Roman" w:hAnsi="Times New Roman"/>
-          <w:color w:val="000000"/>
-        </w:rPr>
         <w:t xml:space="preserve"> relative humidity (RH) and error; 4) the scale height of the RH above the condensation level</w:t>
       </w:r>
       <w:r>
@@ -28457,28 +28445,7 @@
           <w:rFonts w:ascii="Times New Roman" w:hAnsi="Times New Roman"/>
           <w:color w:val="000000"/>
         </w:rPr>
-        <w:t xml:space="preserve">; </w:t>
-      </w:r>
-      <w:r>
-        <w:rPr>
-          <w:rFonts w:ascii="Times New Roman" w:hAnsi="Times New Roman"/>
-          <w:color w:val="000000"/>
-        </w:rPr>
-        <w:t>5</w:t>
-      </w:r>
-      <w:r>
-        <w:rPr>
-          <w:rFonts w:ascii="Times New Roman" w:hAnsi="Times New Roman"/>
-          <w:color w:val="000000"/>
-        </w:rPr>
-        <w:t xml:space="preserve">) </w:t>
-      </w:r>
-      <w:r>
-        <w:rPr>
-          <w:rFonts w:ascii="Times New Roman" w:hAnsi="Times New Roman"/>
-          <w:color w:val="000000"/>
-        </w:rPr>
-        <w:t>the cloud opacity</w:t>
+        <w:t>; 5) the cloud opacity</w:t>
       </w:r>
       <w:r>
         <w:rPr>
@@ -51256,7 +51223,7 @@
 </file>
 
 <file path=customXml/itemProps1.xml><?xml version="1.0" encoding="utf-8"?>
-<ds:datastoreItem xmlns:ds="http://schemas.openxmlformats.org/officeDocument/2006/customXml" ds:itemID="{4A355A2C-5EA4-6441-9C9A-9F534BC7F044}">
+<ds:datastoreItem xmlns:ds="http://schemas.openxmlformats.org/officeDocument/2006/customXml" ds:itemID="{AAA29315-6B41-884F-BB4D-A1F80E4B7350}">
   <ds:schemaRefs>
     <ds:schemaRef ds:uri="http://schemas.openxmlformats.org/officeDocument/2006/bibliography"/>
   </ds:schemaRefs>
@@ -51272,7 +51239,7 @@
 </file>
 
 <file path=customXml/itemProps3.xml><?xml version="1.0" encoding="utf-8"?>
-<ds:datastoreItem xmlns:ds="http://schemas.openxmlformats.org/officeDocument/2006/customXml" ds:itemID="{AAA29315-6B41-884F-BB4D-A1F80E4B7350}">
+<ds:datastoreItem xmlns:ds="http://schemas.openxmlformats.org/officeDocument/2006/customXml" ds:itemID="{4A355A2C-5EA4-6441-9C9A-9F534BC7F044}">
   <ds:schemaRefs>
     <ds:schemaRef ds:uri="http://schemas.openxmlformats.org/officeDocument/2006/bibliography"/>
   </ds:schemaRefs>

--- a/manuals/Nemesis_3.0.docx
+++ b/manuals/Nemesis_3.0.docx
@@ -28466,7 +28466,21 @@
           <w:rFonts w:ascii="Times New Roman" w:hAnsi="Times New Roman"/>
           <w:color w:val="000000"/>
         </w:rPr>
-        <w:t xml:space="preserve"> and error. Then we have PKNEE and ICONT (i.e., pressure of deep step, and ID of condensing cloud), and finally we have PHAZE and WHAZE which reduced the cloud opacity to zero at levels above PHAZE, with a gaussian cut-off width of WHAZE.</w:t>
+        <w:t xml:space="preserve"> and error. Then we have PKNEE and ICONT (i.e., pressure of deep step, and ID of condensing cloud), and finally we have PHAZE and WHAZE which reduce</w:t>
+      </w:r>
+      <w:r>
+        <w:rPr>
+          <w:rFonts w:ascii="Times New Roman" w:hAnsi="Times New Roman"/>
+          <w:color w:val="000000"/>
+        </w:rPr>
+        <w:t>s</w:t>
+      </w:r>
+      <w:r>
+        <w:rPr>
+          <w:rFonts w:ascii="Times New Roman" w:hAnsi="Times New Roman"/>
+          <w:color w:val="000000"/>
+        </w:rPr>
+        <w:t xml:space="preserve"> the cloud opacity to zero at levels above PHAZE, with a gaussian cut-off width of WHAZE.</w:t>
       </w:r>
       <w:r>
         <w:rPr>
@@ -28659,8 +28673,816 @@
           <w:rFonts w:ascii="Times New Roman" w:hAnsi="Times New Roman"/>
           <w:color w:val="000000"/>
         </w:rPr>
-        <w:t xml:space="preserve">) the cloud scale height and error. Then we have PKNEE and ICONT (i.e., pressure of deep step, and ID of condensing cloud), and finally we have PHAZE and WHAZE which reduced the cloud opacity to zero at levels above PHAZE, with a gaussian cut-off width of WHAZE. </w:t>
-      </w:r>
+        <w:t>) the cloud scale height and error. Then we have PKNEE and ICONT (i.e., pressure of deep step, and ID of condensing cloud), and finally we have PHAZE and WHAZE which reduce</w:t>
+      </w:r>
+      <w:r>
+        <w:rPr>
+          <w:rFonts w:ascii="Times New Roman" w:hAnsi="Times New Roman"/>
+          <w:color w:val="000000"/>
+        </w:rPr>
+        <w:t>s</w:t>
+      </w:r>
+      <w:r>
+        <w:rPr>
+          <w:rFonts w:ascii="Times New Roman" w:hAnsi="Times New Roman"/>
+          <w:color w:val="000000"/>
+        </w:rPr>
+        <w:t xml:space="preserve"> the cloud opacity to zero at levels above PHAZE, with a gaussian cut-off width of WHAZE. </w:t>
+      </w:r>
+    </w:p>
+    <w:p>
+      <w:pPr>
+        <w:pStyle w:val="ListParagraph"/>
+        <w:rPr>
+          <w:rFonts w:ascii="Times New Roman" w:hAnsi="Times New Roman"/>
+        </w:rPr>
+      </w:pPr>
+    </w:p>
+    <w:p>
+      <w:pPr>
+        <w:numPr>
+          <w:ilvl w:val="0"/>
+          <w:numId w:val="18"/>
+        </w:numPr>
+        <w:ind w:left="709" w:hanging="425"/>
+        <w:jc w:val="both"/>
+        <w:rPr>
+          <w:rFonts w:ascii="Times New Roman" w:hAnsi="Times New Roman"/>
+        </w:rPr>
+      </w:pPr>
+      <w:r>
+        <w:rPr>
+          <w:rFonts w:ascii="Times New Roman" w:hAnsi="Times New Roman"/>
+        </w:rPr>
+        <w:t>Like model 6</w:t>
+      </w:r>
+      <w:r>
+        <w:rPr>
+          <w:rFonts w:ascii="Times New Roman" w:hAnsi="Times New Roman"/>
+        </w:rPr>
+        <w:t>4, but model includes a variable offset between the condensation level and the condensed cloud, to match the ‘C-shaped’ cloud profiles familiar from terrestrial studies</w:t>
+      </w:r>
+      <w:r>
+        <w:rPr>
+          <w:rFonts w:ascii="Times New Roman" w:hAnsi="Times New Roman"/>
+        </w:rPr>
+        <w:t>.</w:t>
+      </w:r>
+      <w:r>
+        <w:rPr>
+          <w:rFonts w:ascii="Times New Roman" w:hAnsi="Times New Roman"/>
+          <w:color w:val="000000"/>
+        </w:rPr>
+        <w:t xml:space="preserve"> The next lines of the .</w:t>
+      </w:r>
+      <w:proofErr w:type="spellStart"/>
+      <w:r>
+        <w:rPr>
+          <w:rFonts w:ascii="Times New Roman" w:hAnsi="Times New Roman"/>
+          <w:color w:val="000000"/>
+        </w:rPr>
+        <w:t>apr</w:t>
+      </w:r>
+      <w:proofErr w:type="spellEnd"/>
+      <w:r>
+        <w:rPr>
+          <w:rFonts w:ascii="Times New Roman" w:hAnsi="Times New Roman"/>
+          <w:color w:val="000000"/>
+        </w:rPr>
+        <w:t xml:space="preserve"> file contain: 1) the </w:t>
+      </w:r>
+      <w:r>
+        <w:rPr>
+          <w:rFonts w:ascii="Times New Roman" w:hAnsi="Times New Roman"/>
+          <w:i/>
+          <w:color w:val="000000"/>
+        </w:rPr>
+        <w:t>a priori</w:t>
+      </w:r>
+      <w:r>
+        <w:rPr>
+          <w:rFonts w:ascii="Times New Roman" w:hAnsi="Times New Roman"/>
+          <w:color w:val="000000"/>
+        </w:rPr>
+        <w:t xml:space="preserve"> deep abundance and error; 2) the </w:t>
+      </w:r>
+      <w:r>
+        <w:rPr>
+          <w:rFonts w:ascii="Times New Roman" w:hAnsi="Times New Roman"/>
+          <w:i/>
+          <w:color w:val="000000"/>
+        </w:rPr>
+        <w:t>a priori</w:t>
+      </w:r>
+      <w:r>
+        <w:rPr>
+          <w:rFonts w:ascii="Times New Roman" w:hAnsi="Times New Roman"/>
+          <w:color w:val="000000"/>
+        </w:rPr>
+        <w:t xml:space="preserve"> middle abundance and error; 3) </w:t>
+      </w:r>
+      <w:r>
+        <w:rPr>
+          <w:rFonts w:ascii="Times New Roman" w:hAnsi="Times New Roman"/>
+          <w:color w:val="000000"/>
+        </w:rPr>
+        <w:t>the fractional scale height above PKNEE and error;</w:t>
+      </w:r>
+      <w:r>
+        <w:rPr>
+          <w:rFonts w:ascii="Times New Roman" w:hAnsi="Times New Roman"/>
+          <w:color w:val="000000"/>
+        </w:rPr>
+        <w:t xml:space="preserve"> </w:t>
+      </w:r>
+      <w:r>
+        <w:rPr>
+          <w:rFonts w:ascii="Times New Roman" w:hAnsi="Times New Roman"/>
+          <w:color w:val="000000"/>
+        </w:rPr>
+        <w:t>4</w:t>
+      </w:r>
+      <w:r>
+        <w:rPr>
+          <w:rFonts w:ascii="Times New Roman" w:hAnsi="Times New Roman"/>
+          <w:color w:val="000000"/>
+        </w:rPr>
+        <w:t xml:space="preserve">) the </w:t>
+      </w:r>
+      <w:r>
+        <w:rPr>
+          <w:rFonts w:ascii="Times New Roman" w:hAnsi="Times New Roman"/>
+          <w:i/>
+          <w:color w:val="000000"/>
+        </w:rPr>
+        <w:t>a priori</w:t>
+      </w:r>
+      <w:r>
+        <w:rPr>
+          <w:rFonts w:ascii="Times New Roman" w:hAnsi="Times New Roman"/>
+          <w:color w:val="000000"/>
+        </w:rPr>
+        <w:t xml:space="preserve"> relative humidity (RH) and error; </w:t>
+      </w:r>
+      <w:r>
+        <w:rPr>
+          <w:rFonts w:ascii="Times New Roman" w:hAnsi="Times New Roman"/>
+          <w:color w:val="000000"/>
+        </w:rPr>
+        <w:t>5</w:t>
+      </w:r>
+      <w:r>
+        <w:rPr>
+          <w:rFonts w:ascii="Times New Roman" w:hAnsi="Times New Roman"/>
+          <w:color w:val="000000"/>
+        </w:rPr>
+        <w:t xml:space="preserve">) the scale height of the RH above the condensation level and error; </w:t>
+      </w:r>
+      <w:r>
+        <w:rPr>
+          <w:rFonts w:ascii="Times New Roman" w:hAnsi="Times New Roman"/>
+          <w:color w:val="000000"/>
+        </w:rPr>
+        <w:t>6</w:t>
+      </w:r>
+      <w:r>
+        <w:rPr>
+          <w:rFonts w:ascii="Times New Roman" w:hAnsi="Times New Roman"/>
+          <w:color w:val="000000"/>
+        </w:rPr>
+        <w:t xml:space="preserve">) the cloud opacity and error; </w:t>
+      </w:r>
+      <w:r>
+        <w:rPr>
+          <w:rFonts w:ascii="Times New Roman" w:hAnsi="Times New Roman"/>
+          <w:color w:val="000000"/>
+        </w:rPr>
+        <w:t>7</w:t>
+      </w:r>
+      <w:r>
+        <w:rPr>
+          <w:rFonts w:ascii="Times New Roman" w:hAnsi="Times New Roman"/>
+          <w:color w:val="000000"/>
+        </w:rPr>
+        <w:t>) the cloud scale height and error</w:t>
+      </w:r>
+      <w:r>
+        <w:rPr>
+          <w:rFonts w:ascii="Times New Roman" w:hAnsi="Times New Roman"/>
+          <w:color w:val="000000"/>
+        </w:rPr>
+        <w:t>; 8) the offset of the cloud base from the condensation level.</w:t>
+      </w:r>
+      <w:r>
+        <w:rPr>
+          <w:rFonts w:ascii="Times New Roman" w:hAnsi="Times New Roman"/>
+          <w:color w:val="000000"/>
+        </w:rPr>
+        <w:t xml:space="preserve"> Then we have PKNEE and ICONT (i.e., pressure of deep step, and ID of condensing cloud), and finally we have PHAZE and WHAZE which reduce</w:t>
+      </w:r>
+      <w:r>
+        <w:rPr>
+          <w:rFonts w:ascii="Times New Roman" w:hAnsi="Times New Roman"/>
+          <w:color w:val="000000"/>
+        </w:rPr>
+        <w:t>s</w:t>
+      </w:r>
+      <w:r>
+        <w:rPr>
+          <w:rFonts w:ascii="Times New Roman" w:hAnsi="Times New Roman"/>
+          <w:color w:val="000000"/>
+        </w:rPr>
+        <w:t xml:space="preserve"> the cloud opacity to zero at levels above PHAZE, with a gaussian cut-off width of WHAZE. </w:t>
+      </w:r>
+    </w:p>
+    <w:p>
+      <w:pPr>
+        <w:jc w:val="both"/>
+        <w:rPr>
+          <w:rFonts w:ascii="Times New Roman" w:hAnsi="Times New Roman"/>
+        </w:rPr>
+      </w:pPr>
+    </w:p>
+    <w:p>
+      <w:pPr>
+        <w:numPr>
+          <w:ilvl w:val="0"/>
+          <w:numId w:val="18"/>
+        </w:numPr>
+        <w:ind w:left="709" w:hanging="425"/>
+        <w:jc w:val="both"/>
+        <w:rPr>
+          <w:rFonts w:ascii="Times New Roman" w:hAnsi="Times New Roman"/>
+        </w:rPr>
+      </w:pPr>
+      <w:r>
+        <w:rPr>
+          <w:rFonts w:ascii="Times New Roman" w:hAnsi="Times New Roman"/>
+        </w:rPr>
+        <w:t>Like model 6</w:t>
+      </w:r>
+      <w:r>
+        <w:rPr>
+          <w:rFonts w:ascii="Times New Roman" w:hAnsi="Times New Roman"/>
+        </w:rPr>
+        <w:t>4</w:t>
+      </w:r>
+      <w:r>
+        <w:rPr>
+          <w:rFonts w:ascii="Times New Roman" w:hAnsi="Times New Roman"/>
+        </w:rPr>
+        <w:t xml:space="preserve">, </w:t>
+      </w:r>
+      <w:r>
+        <w:rPr>
+          <w:rFonts w:ascii="Times New Roman" w:hAnsi="Times New Roman"/>
+        </w:rPr>
+        <w:t xml:space="preserve">but </w:t>
+      </w:r>
+      <w:r>
+        <w:rPr>
+          <w:rFonts w:ascii="Times New Roman" w:hAnsi="Times New Roman"/>
+        </w:rPr>
+        <w:t xml:space="preserve">this model gas two associated cloud profiles, one at a variable PCLOUD, where the gas </w:t>
+      </w:r>
+      <w:proofErr w:type="spellStart"/>
+      <w:r>
+        <w:rPr>
+          <w:rFonts w:ascii="Times New Roman" w:hAnsi="Times New Roman"/>
+        </w:rPr>
+        <w:t>vmr</w:t>
+      </w:r>
+      <w:proofErr w:type="spellEnd"/>
+      <w:r>
+        <w:rPr>
+          <w:rFonts w:ascii="Times New Roman" w:hAnsi="Times New Roman"/>
+        </w:rPr>
+        <w:t xml:space="preserve"> first drops, and then at the condensation level</w:t>
+      </w:r>
+      <w:r>
+        <w:rPr>
+          <w:rFonts w:ascii="Times New Roman" w:hAnsi="Times New Roman"/>
+        </w:rPr>
+        <w:t>.</w:t>
+      </w:r>
+      <w:r>
+        <w:rPr>
+          <w:rFonts w:ascii="Times New Roman" w:hAnsi="Times New Roman"/>
+          <w:color w:val="000000"/>
+        </w:rPr>
+        <w:t xml:space="preserve"> The next lines of the .</w:t>
+      </w:r>
+      <w:proofErr w:type="spellStart"/>
+      <w:r>
+        <w:rPr>
+          <w:rFonts w:ascii="Times New Roman" w:hAnsi="Times New Roman"/>
+          <w:color w:val="000000"/>
+        </w:rPr>
+        <w:t>apr</w:t>
+      </w:r>
+      <w:proofErr w:type="spellEnd"/>
+      <w:r>
+        <w:rPr>
+          <w:rFonts w:ascii="Times New Roman" w:hAnsi="Times New Roman"/>
+          <w:color w:val="000000"/>
+        </w:rPr>
+        <w:t xml:space="preserve"> file contain: 1) the </w:t>
+      </w:r>
+      <w:r>
+        <w:rPr>
+          <w:rFonts w:ascii="Times New Roman" w:hAnsi="Times New Roman"/>
+          <w:i/>
+          <w:color w:val="000000"/>
+        </w:rPr>
+        <w:t>a priori</w:t>
+      </w:r>
+      <w:r>
+        <w:rPr>
+          <w:rFonts w:ascii="Times New Roman" w:hAnsi="Times New Roman"/>
+          <w:color w:val="000000"/>
+        </w:rPr>
+        <w:t xml:space="preserve"> </w:t>
+      </w:r>
+      <w:r>
+        <w:rPr>
+          <w:rFonts w:ascii="Times New Roman" w:hAnsi="Times New Roman"/>
+          <w:color w:val="000000"/>
+        </w:rPr>
+        <w:t xml:space="preserve">gas </w:t>
+      </w:r>
+      <w:r>
+        <w:rPr>
+          <w:rFonts w:ascii="Times New Roman" w:hAnsi="Times New Roman"/>
+          <w:color w:val="000000"/>
+        </w:rPr>
+        <w:t xml:space="preserve">deep abundance and error; 2) the </w:t>
+      </w:r>
+      <w:r>
+        <w:rPr>
+          <w:rFonts w:ascii="Times New Roman" w:hAnsi="Times New Roman"/>
+          <w:i/>
+          <w:color w:val="000000"/>
+        </w:rPr>
+        <w:t>a priori</w:t>
+      </w:r>
+      <w:r>
+        <w:rPr>
+          <w:rFonts w:ascii="Times New Roman" w:hAnsi="Times New Roman"/>
+          <w:color w:val="000000"/>
+        </w:rPr>
+        <w:t xml:space="preserve"> middle </w:t>
+      </w:r>
+      <w:r>
+        <w:rPr>
+          <w:rFonts w:ascii="Times New Roman" w:hAnsi="Times New Roman"/>
+          <w:color w:val="000000"/>
+        </w:rPr>
+        <w:t xml:space="preserve">gas </w:t>
+      </w:r>
+      <w:r>
+        <w:rPr>
+          <w:rFonts w:ascii="Times New Roman" w:hAnsi="Times New Roman"/>
+          <w:color w:val="000000"/>
+        </w:rPr>
+        <w:t>abundance and error</w:t>
+      </w:r>
+      <w:r>
+        <w:rPr>
+          <w:rFonts w:ascii="Times New Roman" w:hAnsi="Times New Roman"/>
+          <w:color w:val="000000"/>
+        </w:rPr>
+        <w:t xml:space="preserve"> at pressures less than PCLOUD</w:t>
+      </w:r>
+      <w:r>
+        <w:rPr>
+          <w:rFonts w:ascii="Times New Roman" w:hAnsi="Times New Roman"/>
+          <w:color w:val="000000"/>
+        </w:rPr>
+        <w:t xml:space="preserve">; 3) </w:t>
+      </w:r>
+      <w:r>
+        <w:rPr>
+          <w:rFonts w:ascii="Times New Roman" w:hAnsi="Times New Roman"/>
+          <w:color w:val="000000"/>
+        </w:rPr>
+        <w:t>the fractional scale height of above P</w:t>
+      </w:r>
+      <w:r>
+        <w:rPr>
+          <w:rFonts w:ascii="Times New Roman" w:hAnsi="Times New Roman"/>
+          <w:color w:val="000000"/>
+        </w:rPr>
+        <w:t>CLOUD</w:t>
+      </w:r>
+      <w:r>
+        <w:rPr>
+          <w:rFonts w:ascii="Times New Roman" w:hAnsi="Times New Roman"/>
+          <w:color w:val="000000"/>
+        </w:rPr>
+        <w:t xml:space="preserve"> and error;</w:t>
+      </w:r>
+      <w:r>
+        <w:rPr>
+          <w:rFonts w:ascii="Times New Roman" w:hAnsi="Times New Roman"/>
+          <w:color w:val="000000"/>
+        </w:rPr>
+        <w:t xml:space="preserve"> </w:t>
+      </w:r>
+      <w:r>
+        <w:rPr>
+          <w:rFonts w:ascii="Times New Roman" w:hAnsi="Times New Roman"/>
+          <w:color w:val="000000"/>
+        </w:rPr>
+        <w:t>4</w:t>
+      </w:r>
+      <w:r>
+        <w:rPr>
+          <w:rFonts w:ascii="Times New Roman" w:hAnsi="Times New Roman"/>
+          <w:color w:val="000000"/>
+        </w:rPr>
+        <w:t xml:space="preserve">) the </w:t>
+      </w:r>
+      <w:r>
+        <w:rPr>
+          <w:rFonts w:ascii="Times New Roman" w:hAnsi="Times New Roman"/>
+          <w:i/>
+          <w:color w:val="000000"/>
+        </w:rPr>
+        <w:t>a priori</w:t>
+      </w:r>
+      <w:r>
+        <w:rPr>
+          <w:rFonts w:ascii="Times New Roman" w:hAnsi="Times New Roman"/>
+          <w:color w:val="000000"/>
+        </w:rPr>
+        <w:t xml:space="preserve"> relative humidity (RH) and error; </w:t>
+      </w:r>
+      <w:r>
+        <w:rPr>
+          <w:rFonts w:ascii="Times New Roman" w:hAnsi="Times New Roman"/>
+          <w:color w:val="000000"/>
+        </w:rPr>
+        <w:t>5</w:t>
+      </w:r>
+      <w:r>
+        <w:rPr>
+          <w:rFonts w:ascii="Times New Roman" w:hAnsi="Times New Roman"/>
+          <w:color w:val="000000"/>
+        </w:rPr>
+        <w:t xml:space="preserve">) the scale height of the RH above the </w:t>
+      </w:r>
+      <w:r>
+        <w:rPr>
+          <w:rFonts w:ascii="Times New Roman" w:hAnsi="Times New Roman"/>
+          <w:color w:val="000000"/>
+        </w:rPr>
+        <w:lastRenderedPageBreak/>
+        <w:t xml:space="preserve">condensation level and error; </w:t>
+      </w:r>
+      <w:r>
+        <w:rPr>
+          <w:rFonts w:ascii="Times New Roman" w:hAnsi="Times New Roman"/>
+          <w:color w:val="000000"/>
+        </w:rPr>
+        <w:t>6</w:t>
+      </w:r>
+      <w:r>
+        <w:rPr>
+          <w:rFonts w:ascii="Times New Roman" w:hAnsi="Times New Roman"/>
+          <w:color w:val="000000"/>
+        </w:rPr>
+        <w:t xml:space="preserve">) the </w:t>
+      </w:r>
+      <w:r>
+        <w:rPr>
+          <w:rFonts w:ascii="Times New Roman" w:hAnsi="Times New Roman"/>
+          <w:color w:val="000000"/>
+        </w:rPr>
+        <w:t>1</w:t>
+      </w:r>
+      <w:r>
+        <w:rPr>
+          <w:rFonts w:ascii="Times New Roman" w:hAnsi="Times New Roman"/>
+          <w:color w:val="000000"/>
+          <w:vertAlign w:val="superscript"/>
+        </w:rPr>
+        <w:t>st</w:t>
+      </w:r>
+      <w:r>
+        <w:rPr>
+          <w:rFonts w:ascii="Times New Roman" w:hAnsi="Times New Roman"/>
+          <w:color w:val="000000"/>
+        </w:rPr>
+        <w:t xml:space="preserve"> </w:t>
+      </w:r>
+      <w:r>
+        <w:rPr>
+          <w:rFonts w:ascii="Times New Roman" w:hAnsi="Times New Roman"/>
+          <w:color w:val="000000"/>
+        </w:rPr>
+        <w:t xml:space="preserve">cloud opacity and error; </w:t>
+      </w:r>
+      <w:r>
+        <w:rPr>
+          <w:rFonts w:ascii="Times New Roman" w:hAnsi="Times New Roman"/>
+          <w:color w:val="000000"/>
+        </w:rPr>
+        <w:t>7</w:t>
+      </w:r>
+      <w:r>
+        <w:rPr>
+          <w:rFonts w:ascii="Times New Roman" w:hAnsi="Times New Roman"/>
+          <w:color w:val="000000"/>
+        </w:rPr>
+        <w:t xml:space="preserve">) the </w:t>
+      </w:r>
+      <w:r>
+        <w:rPr>
+          <w:rFonts w:ascii="Times New Roman" w:hAnsi="Times New Roman"/>
+          <w:color w:val="000000"/>
+        </w:rPr>
+        <w:t>1</w:t>
+      </w:r>
+      <w:r>
+        <w:rPr>
+          <w:rFonts w:ascii="Times New Roman" w:hAnsi="Times New Roman"/>
+          <w:color w:val="000000"/>
+          <w:vertAlign w:val="superscript"/>
+        </w:rPr>
+        <w:t>st</w:t>
+      </w:r>
+      <w:r>
+        <w:rPr>
+          <w:rFonts w:ascii="Times New Roman" w:hAnsi="Times New Roman"/>
+          <w:color w:val="000000"/>
+        </w:rPr>
+        <w:t xml:space="preserve"> </w:t>
+      </w:r>
+      <w:r>
+        <w:rPr>
+          <w:rFonts w:ascii="Times New Roman" w:hAnsi="Times New Roman"/>
+          <w:color w:val="000000"/>
+        </w:rPr>
+        <w:t>cloud scale height and error</w:t>
+      </w:r>
+      <w:r>
+        <w:rPr>
+          <w:rFonts w:ascii="Times New Roman" w:hAnsi="Times New Roman"/>
+          <w:color w:val="000000"/>
+        </w:rPr>
+        <w:t>; 8) the 1</w:t>
+      </w:r>
+      <w:r>
+        <w:rPr>
+          <w:rFonts w:ascii="Times New Roman" w:hAnsi="Times New Roman"/>
+          <w:color w:val="000000"/>
+          <w:vertAlign w:val="superscript"/>
+        </w:rPr>
+        <w:t>st</w:t>
+      </w:r>
+      <w:r>
+        <w:rPr>
+          <w:rFonts w:ascii="Times New Roman" w:hAnsi="Times New Roman"/>
+          <w:color w:val="000000"/>
+        </w:rPr>
+        <w:t xml:space="preserve"> cloud base pressure (PCLOUD) and error; 9) </w:t>
+      </w:r>
+      <w:r>
+        <w:rPr>
+          <w:rFonts w:ascii="Times New Roman" w:hAnsi="Times New Roman"/>
+          <w:color w:val="000000"/>
+        </w:rPr>
+        <w:t>the</w:t>
+      </w:r>
+      <w:r>
+        <w:rPr>
+          <w:rFonts w:ascii="Times New Roman" w:hAnsi="Times New Roman"/>
+          <w:color w:val="000000"/>
+        </w:rPr>
+        <w:t xml:space="preserve"> 2nd</w:t>
+      </w:r>
+      <w:r>
+        <w:rPr>
+          <w:rFonts w:ascii="Times New Roman" w:hAnsi="Times New Roman"/>
+          <w:color w:val="000000"/>
+        </w:rPr>
+        <w:t xml:space="preserve"> </w:t>
+      </w:r>
+      <w:r>
+        <w:rPr>
+          <w:rFonts w:ascii="Times New Roman" w:hAnsi="Times New Roman"/>
+          <w:color w:val="000000"/>
+        </w:rPr>
+        <w:t xml:space="preserve">cloud opacity and error; </w:t>
+      </w:r>
+      <w:r>
+        <w:rPr>
+          <w:rFonts w:ascii="Times New Roman" w:hAnsi="Times New Roman"/>
+          <w:color w:val="000000"/>
+        </w:rPr>
+        <w:t>10</w:t>
+      </w:r>
+      <w:r>
+        <w:rPr>
+          <w:rFonts w:ascii="Times New Roman" w:hAnsi="Times New Roman"/>
+          <w:color w:val="000000"/>
+        </w:rPr>
+        <w:t xml:space="preserve">) the </w:t>
+      </w:r>
+      <w:r>
+        <w:rPr>
+          <w:rFonts w:ascii="Times New Roman" w:hAnsi="Times New Roman"/>
+          <w:color w:val="000000"/>
+        </w:rPr>
+        <w:t>2</w:t>
+      </w:r>
+      <w:r>
+        <w:rPr>
+          <w:rFonts w:ascii="Times New Roman" w:hAnsi="Times New Roman"/>
+          <w:color w:val="000000"/>
+          <w:vertAlign w:val="superscript"/>
+        </w:rPr>
+        <w:t>nd</w:t>
+      </w:r>
+      <w:r>
+        <w:rPr>
+          <w:rFonts w:ascii="Times New Roman" w:hAnsi="Times New Roman"/>
+          <w:color w:val="000000"/>
+        </w:rPr>
+        <w:t xml:space="preserve"> </w:t>
+      </w:r>
+      <w:r>
+        <w:rPr>
+          <w:rFonts w:ascii="Times New Roman" w:hAnsi="Times New Roman"/>
+          <w:color w:val="000000"/>
+        </w:rPr>
+        <w:t>cloud scale height and error</w:t>
+      </w:r>
+      <w:r>
+        <w:rPr>
+          <w:rFonts w:ascii="Times New Roman" w:hAnsi="Times New Roman"/>
+          <w:color w:val="000000"/>
+        </w:rPr>
+        <w:t>;</w:t>
+      </w:r>
+      <w:r>
+        <w:rPr>
+          <w:rFonts w:ascii="Times New Roman" w:hAnsi="Times New Roman"/>
+          <w:color w:val="000000"/>
+        </w:rPr>
+        <w:t xml:space="preserve"> Then we have PHAZE</w:t>
+      </w:r>
+      <w:r>
+        <w:rPr>
+          <w:rFonts w:ascii="Times New Roman" w:hAnsi="Times New Roman"/>
+          <w:color w:val="000000"/>
+        </w:rPr>
+        <w:t>1</w:t>
+      </w:r>
+      <w:r>
+        <w:rPr>
+          <w:rFonts w:ascii="Times New Roman" w:hAnsi="Times New Roman"/>
+          <w:color w:val="000000"/>
+        </w:rPr>
+        <w:t xml:space="preserve"> and WHAZE</w:t>
+      </w:r>
+      <w:r>
+        <w:rPr>
+          <w:rFonts w:ascii="Times New Roman" w:hAnsi="Times New Roman"/>
+          <w:color w:val="000000"/>
+        </w:rPr>
+        <w:t>1</w:t>
+      </w:r>
+      <w:r>
+        <w:rPr>
+          <w:rFonts w:ascii="Times New Roman" w:hAnsi="Times New Roman"/>
+          <w:color w:val="000000"/>
+        </w:rPr>
+        <w:t xml:space="preserve"> which reduce</w:t>
+      </w:r>
+      <w:r>
+        <w:rPr>
+          <w:rFonts w:ascii="Times New Roman" w:hAnsi="Times New Roman"/>
+          <w:color w:val="000000"/>
+        </w:rPr>
+        <w:t>s</w:t>
+      </w:r>
+      <w:r>
+        <w:rPr>
+          <w:rFonts w:ascii="Times New Roman" w:hAnsi="Times New Roman"/>
+          <w:color w:val="000000"/>
+        </w:rPr>
+        <w:t xml:space="preserve"> the </w:t>
+      </w:r>
+      <w:r>
+        <w:rPr>
+          <w:rFonts w:ascii="Times New Roman" w:hAnsi="Times New Roman"/>
+          <w:color w:val="000000"/>
+        </w:rPr>
+        <w:t>1</w:t>
+      </w:r>
+      <w:r>
+        <w:rPr>
+          <w:rFonts w:ascii="Times New Roman" w:hAnsi="Times New Roman"/>
+          <w:color w:val="000000"/>
+          <w:vertAlign w:val="superscript"/>
+        </w:rPr>
+        <w:t>st</w:t>
+      </w:r>
+      <w:r>
+        <w:rPr>
+          <w:rFonts w:ascii="Times New Roman" w:hAnsi="Times New Roman"/>
+          <w:color w:val="000000"/>
+        </w:rPr>
+        <w:t xml:space="preserve"> </w:t>
+      </w:r>
+      <w:r>
+        <w:rPr>
+          <w:rFonts w:ascii="Times New Roman" w:hAnsi="Times New Roman"/>
+          <w:color w:val="000000"/>
+        </w:rPr>
+        <w:t>cloud opacity to zero at levels above PHAZE</w:t>
+      </w:r>
+      <w:r>
+        <w:rPr>
+          <w:rFonts w:ascii="Times New Roman" w:hAnsi="Times New Roman"/>
+          <w:color w:val="000000"/>
+        </w:rPr>
+        <w:t>1</w:t>
+      </w:r>
+      <w:r>
+        <w:rPr>
+          <w:rFonts w:ascii="Times New Roman" w:hAnsi="Times New Roman"/>
+          <w:color w:val="000000"/>
+        </w:rPr>
+        <w:t>, with a gaussian cut-off width of WHAZE</w:t>
+      </w:r>
+      <w:r>
+        <w:rPr>
+          <w:rFonts w:ascii="Times New Roman" w:hAnsi="Times New Roman"/>
+          <w:color w:val="000000"/>
+        </w:rPr>
+        <w:t>1</w:t>
+      </w:r>
+      <w:r>
+        <w:rPr>
+          <w:rFonts w:ascii="Times New Roman" w:hAnsi="Times New Roman"/>
+          <w:color w:val="000000"/>
+        </w:rPr>
+        <w:t>.</w:t>
+      </w:r>
+      <w:r>
+        <w:rPr>
+          <w:rFonts w:ascii="Times New Roman" w:hAnsi="Times New Roman"/>
+          <w:color w:val="000000"/>
+        </w:rPr>
+        <w:t xml:space="preserve"> The we </w:t>
+      </w:r>
+      <w:proofErr w:type="gramStart"/>
+      <w:r>
+        <w:rPr>
+          <w:rFonts w:ascii="Times New Roman" w:hAnsi="Times New Roman"/>
+          <w:color w:val="000000"/>
+        </w:rPr>
+        <w:t xml:space="preserve">have </w:t>
+      </w:r>
+      <w:r>
+        <w:rPr>
+          <w:rFonts w:ascii="Times New Roman" w:hAnsi="Times New Roman"/>
+          <w:color w:val="000000"/>
+        </w:rPr>
+        <w:t xml:space="preserve"> PHAZE</w:t>
+      </w:r>
+      <w:proofErr w:type="gramEnd"/>
+      <w:r>
+        <w:rPr>
+          <w:rFonts w:ascii="Times New Roman" w:hAnsi="Times New Roman"/>
+          <w:color w:val="000000"/>
+        </w:rPr>
+        <w:t>2</w:t>
+      </w:r>
+      <w:r>
+        <w:rPr>
+          <w:rFonts w:ascii="Times New Roman" w:hAnsi="Times New Roman"/>
+          <w:color w:val="000000"/>
+        </w:rPr>
+        <w:t xml:space="preserve"> and WHAZE</w:t>
+      </w:r>
+      <w:r>
+        <w:rPr>
+          <w:rFonts w:ascii="Times New Roman" w:hAnsi="Times New Roman"/>
+          <w:color w:val="000000"/>
+        </w:rPr>
+        <w:t>2 for the second cloud.</w:t>
+      </w:r>
+    </w:p>
+    <w:p>
+      <w:pPr>
+        <w:jc w:val="both"/>
+        <w:rPr>
+          <w:rFonts w:ascii="Times New Roman" w:hAnsi="Times New Roman"/>
+        </w:rPr>
+      </w:pPr>
     </w:p>
     <w:p>
       <w:pPr>
@@ -29035,7 +29857,6 @@
         <w:rPr>
           <w:rFonts w:ascii="Times New Roman" w:hAnsi="Times New Roman"/>
         </w:rPr>
-        <w:lastRenderedPageBreak/>
         <w:t>ENAME</w:t>
       </w:r>
     </w:p>
@@ -29479,6 +30300,7 @@
         <w:rPr>
           <w:rFonts w:ascii="Times New Roman" w:hAnsi="Times New Roman"/>
         </w:rPr>
+        <w:lastRenderedPageBreak/>
         <w:t>ILBL = 0 indicates that a correlated-K calculation is required. ILBL=1</w:t>
       </w:r>
       <w:r>
@@ -30040,6 +30862,7 @@
         <w:rPr>
           <w:rFonts w:ascii="Times New Roman" w:hAnsi="Times New Roman"/>
         </w:rPr>
+        <w:lastRenderedPageBreak/>
         <w:t>If LIN is set to 3, then the previous retrievals are read in, and if any variable is the same as one of the variables to be retrieved (as listed in the .</w:t>
       </w:r>
       <w:proofErr w:type="spellStart"/>
@@ -30391,7 +31214,6 @@
         <w:rPr>
           <w:rFonts w:ascii="Times New Roman" w:hAnsi="Times New Roman"/>
         </w:rPr>
-        <w:lastRenderedPageBreak/>
         <w:t>NAV(</w:t>
       </w:r>
       <w:proofErr w:type="gramEnd"/>
@@ -31296,6 +32118,7 @@
         <w:rPr>
           <w:rFonts w:ascii="Times New Roman" w:hAnsi="Times New Roman"/>
         </w:rPr>
+        <w:lastRenderedPageBreak/>
         <w:t>… weights, angles and spectra repeated for NGEOM spectra in total.</w:t>
       </w:r>
     </w:p>
@@ -31561,14 +32384,7 @@
         <w:rPr>
           <w:rFonts w:ascii="Times New Roman" w:hAnsi="Times New Roman"/>
         </w:rPr>
-        <w:t xml:space="preserve">. NAV specifies how many individual spectra need to be calculated and averaged to simulate </w:t>
-      </w:r>
-      <w:r>
-        <w:rPr>
-          <w:rFonts w:ascii="Times New Roman" w:hAnsi="Times New Roman"/>
-        </w:rPr>
-        <w:lastRenderedPageBreak/>
-        <w:t xml:space="preserve">the measured field-of-view-averaged spectrum. The next NAV lines contain the integration point latitudes (FLAT), longitudes (FLON), viewing angles (SOL_ANG, EMISS_ANG, AZI_ANG) and weights (WGEOM). The angle definitions are outlined in Figure 1. Following this, there then follows the actual measured wavelengths/wavenumbers, spectrum and errors (all of length NCONV) which are read in and put in total measurement vector </w:t>
+        <w:t xml:space="preserve">. NAV specifies how many individual spectra need to be calculated and averaged to simulate the measured field-of-view-averaged spectrum. The next NAV lines contain the integration point latitudes (FLAT), longitudes (FLON), viewing angles (SOL_ANG, EMISS_ANG, AZI_ANG) and weights (WGEOM). The angle definitions are outlined in Figure 1. Following this, there then follows the actual measured wavelengths/wavenumbers, spectrum and errors (all of length NCONV) which are read in and put in total measurement vector </w:t>
       </w:r>
       <w:r>
         <w:rPr>
@@ -32001,6 +32817,7 @@
           <w:rFonts w:ascii="Times New Roman" w:hAnsi="Times New Roman"/>
           <w:noProof/>
         </w:rPr>
+        <w:lastRenderedPageBreak/>
         <w:drawing>
           <wp:inline distT="0" distB="0" distL="0" distR="0" wp14:anchorId="363BC331" wp14:editId="3DD5782D">
             <wp:extent cx="3319397" cy="2652718"/>
@@ -33733,6 +34550,7 @@
         <w:rPr>
           <w:rFonts w:ascii="Times New Roman" w:hAnsi="Times New Roman"/>
         </w:rPr>
+        <w:lastRenderedPageBreak/>
         <w:t>This file (&lt;</w:t>
       </w:r>
       <w:proofErr w:type="spellStart"/>
@@ -34583,7 +35401,6 @@
         <w:rPr>
           <w:rFonts w:ascii="Times New Roman" w:hAnsi="Times New Roman"/>
         </w:rPr>
-        <w:lastRenderedPageBreak/>
         <w:t>IH2O</w:t>
       </w:r>
       <w:r>
@@ -35051,6 +35868,7 @@
               <w:rPr>
                 <w:rFonts w:ascii="Times New Roman" w:hAnsi="Times New Roman"/>
               </w:rPr>
+              <w:lastRenderedPageBreak/>
               <w:t>1</w:t>
             </w:r>
           </w:p>
@@ -35935,7 +36753,6 @@
         <w:rPr>
           <w:rFonts w:ascii="Times New Roman" w:hAnsi="Times New Roman"/>
         </w:rPr>
-        <w:lastRenderedPageBreak/>
         <w:t xml:space="preserve">The first line of the file gives the number of gases, NVP, whose abundances are to be limited by condensation. There then flow NVP lines, each listing: </w:t>
       </w:r>
     </w:p>
@@ -36479,6 +37296,7 @@
           <w:szCs w:val="24"/>
           <w:lang w:val="en-US"/>
         </w:rPr>
+        <w:lastRenderedPageBreak/>
         <w:t>N.B. T</w:t>
       </w:r>
       <w:r>
@@ -37286,7 +38104,6 @@
           <w:szCs w:val="24"/>
           <w:lang w:val="en-US"/>
         </w:rPr>
-        <w:lastRenderedPageBreak/>
         <w:t>#Leave a blank line below the last comment</w:t>
       </w:r>
     </w:p>
@@ -37845,6 +38662,7 @@
         <w:rPr>
           <w:rFonts w:ascii="Courier New" w:hAnsi="Courier New" w:cs="Courier New"/>
         </w:rPr>
+        <w:lastRenderedPageBreak/>
         <w:t>calc_nlte_t.f</w:t>
       </w:r>
       <w:proofErr w:type="spellEnd"/>
@@ -38863,7 +39681,6 @@
               <w:rPr>
                 <w:rFonts w:ascii="Times New Roman" w:hAnsi="Times New Roman"/>
               </w:rPr>
-              <w:lastRenderedPageBreak/>
               <w:t>2</w:t>
             </w:r>
           </w:p>
@@ -38981,6 +39798,7 @@
               <w:rPr>
                 <w:rFonts w:ascii="Times New Roman" w:hAnsi="Times New Roman"/>
               </w:rPr>
+              <w:lastRenderedPageBreak/>
               <w:t>f = p*1.0e6 / (1.0 + p*1.0e6)</w:t>
             </w:r>
           </w:p>
@@ -39428,14 +40246,7 @@
         <w:rPr>
           <w:rFonts w:ascii="Times New Roman" w:hAnsi="Times New Roman"/>
         </w:rPr>
-        <w:t xml:space="preserve"> to contribute such that all the lines in the range VMIN-VREL to VMAX+VREL are included. Finally, VCUTOFF limits the contribution of any line past the specified distance from </w:t>
-      </w:r>
-      <w:r>
-        <w:rPr>
-          <w:rFonts w:ascii="Times New Roman" w:hAnsi="Times New Roman"/>
-        </w:rPr>
-        <w:lastRenderedPageBreak/>
-        <w:t>the line centres. This simulates the sub-</w:t>
+        <w:t xml:space="preserve"> to contribute such that all the lines in the range VMIN-VREL to VMAX+VREL are included. Finally, VCUTOFF limits the contribution of any line past the specified distance from the line centres. This simulates the sub-</w:t>
       </w:r>
       <w:proofErr w:type="spellStart"/>
       <w:r>
@@ -40886,6 +41697,7 @@
         <w:rPr>
           <w:rFonts w:ascii="Copperplate" w:hAnsi="Copperplate"/>
         </w:rPr>
+        <w:lastRenderedPageBreak/>
         <w:t>Nemesis</w:t>
       </w:r>
       <w:r>
@@ -41268,7 +42080,6 @@
         <w:rPr>
           <w:rFonts w:ascii="Times New Roman" w:hAnsi="Times New Roman"/>
         </w:rPr>
-        <w:lastRenderedPageBreak/>
         <w:t>For most cases the Jacobeans can be calculated analytically, for which INUM=0. However, when trying to retrieve temperature and pressure together, the effects of varying each changes the atmospheric profile in a complicated and non-linear way. Hence, these Jacobeans have to be calculated by numerical differencing, set by INUM=1.</w:t>
       </w:r>
     </w:p>
@@ -41598,6 +42409,7 @@
         <w:rPr>
           <w:rFonts w:ascii="Copperplate Gothic Light" w:hAnsi="Copperplate Gothic Light"/>
         </w:rPr>
+        <w:lastRenderedPageBreak/>
         <w:t>N</w:t>
       </w:r>
       <w:r>
@@ -42243,14 +43055,7 @@
         <w:rPr>
           <w:rFonts w:ascii="Times New Roman" w:hAnsi="Times New Roman"/>
         </w:rPr>
-        <w:t xml:space="preserve"> is an ASCII file containing the computed </w:t>
-      </w:r>
-      <w:r>
-        <w:rPr>
-          <w:rFonts w:ascii="Times New Roman" w:hAnsi="Times New Roman"/>
-        </w:rPr>
-        <w:lastRenderedPageBreak/>
-        <w:t>spectra for each path defined in the .pat file. Two spectra are output per path, one which is the raw spectrum calculated at the k-table wavelengths/wavenumbers spanning the requested range and the second is this spectrum convolved with a box of width FWHM (defined in the .pat file) and output at the wavelengths/wavenumbers specified in the .pat file.</w:t>
+        <w:t xml:space="preserve"> is an ASCII file containing the computed spectra for each path defined in the .pat file. Two spectra are output per path, one which is the raw spectrum calculated at the k-table wavelengths/wavenumbers spanning the requested range and the second is this spectrum convolved with a box of width FWHM (defined in the .pat file) and output at the wavelengths/wavenumbers specified in the .pat file.</w:t>
       </w:r>
     </w:p>
     <w:p>
@@ -51223,7 +52028,7 @@
 </file>
 
 <file path=customXml/itemProps1.xml><?xml version="1.0" encoding="utf-8"?>
-<ds:datastoreItem xmlns:ds="http://schemas.openxmlformats.org/officeDocument/2006/customXml" ds:itemID="{AAA29315-6B41-884F-BB4D-A1F80E4B7350}">
+<ds:datastoreItem xmlns:ds="http://schemas.openxmlformats.org/officeDocument/2006/customXml" ds:itemID="{7C58F384-5FFD-2B4B-9AC9-24BC2A8C61F7}">
   <ds:schemaRefs>
     <ds:schemaRef ds:uri="http://schemas.openxmlformats.org/officeDocument/2006/bibliography"/>
   </ds:schemaRefs>
@@ -51231,7 +52036,7 @@
 </file>
 
 <file path=customXml/itemProps2.xml><?xml version="1.0" encoding="utf-8"?>
-<ds:datastoreItem xmlns:ds="http://schemas.openxmlformats.org/officeDocument/2006/customXml" ds:itemID="{7C58F384-5FFD-2B4B-9AC9-24BC2A8C61F7}">
+<ds:datastoreItem xmlns:ds="http://schemas.openxmlformats.org/officeDocument/2006/customXml" ds:itemID="{AAA29315-6B41-884F-BB4D-A1F80E4B7350}">
   <ds:schemaRefs>
     <ds:schemaRef ds:uri="http://schemas.openxmlformats.org/officeDocument/2006/bibliography"/>
   </ds:schemaRefs>

--- a/manuals/Nemesis_3.0.docx
+++ b/manuals/Nemesis_3.0.docx
@@ -1438,7 +1438,7 @@
             <w:noProof/>
             <w:webHidden/>
           </w:rPr>
-          <w:t>28</w:t>
+          <w:t>29</w:t>
         </w:r>
         <w:r>
           <w:rPr>
@@ -1513,7 +1513,7 @@
             <w:noProof/>
             <w:webHidden/>
           </w:rPr>
-          <w:t>30</w:t>
+          <w:t>31</w:t>
         </w:r>
         <w:r>
           <w:rPr>
@@ -1588,7 +1588,7 @@
             <w:noProof/>
             <w:webHidden/>
           </w:rPr>
-          <w:t>32</w:t>
+          <w:t>33</w:t>
         </w:r>
         <w:r>
           <w:rPr>
@@ -1663,7 +1663,7 @@
             <w:noProof/>
             <w:webHidden/>
           </w:rPr>
-          <w:t>33</w:t>
+          <w:t>34</w:t>
         </w:r>
         <w:r>
           <w:rPr>
@@ -1888,7 +1888,7 @@
             <w:noProof/>
             <w:webHidden/>
           </w:rPr>
-          <w:t>34</w:t>
+          <w:t>35</w:t>
         </w:r>
         <w:r>
           <w:rPr>
@@ -1963,7 +1963,7 @@
             <w:noProof/>
             <w:webHidden/>
           </w:rPr>
-          <w:t>35</w:t>
+          <w:t>36</w:t>
         </w:r>
         <w:r>
           <w:rPr>
@@ -2038,7 +2038,7 @@
             <w:noProof/>
             <w:webHidden/>
           </w:rPr>
-          <w:t>35</w:t>
+          <w:t>36</w:t>
         </w:r>
         <w:r>
           <w:rPr>
@@ -2112,7 +2112,7 @@
             <w:noProof/>
             <w:webHidden/>
           </w:rPr>
-          <w:t>38</w:t>
+          <w:t>39</w:t>
         </w:r>
         <w:r>
           <w:rPr>
@@ -2186,7 +2186,7 @@
             <w:noProof/>
             <w:webHidden/>
           </w:rPr>
-          <w:t>38</w:t>
+          <w:t>39</w:t>
         </w:r>
         <w:r>
           <w:rPr>
@@ -2261,7 +2261,7 @@
             <w:noProof/>
             <w:webHidden/>
           </w:rPr>
-          <w:t>39</w:t>
+          <w:t>40</w:t>
         </w:r>
         <w:r>
           <w:rPr>
@@ -2336,7 +2336,7 @@
             <w:noProof/>
             <w:webHidden/>
           </w:rPr>
-          <w:t>39</w:t>
+          <w:t>40</w:t>
         </w:r>
         <w:r>
           <w:rPr>
@@ -2411,7 +2411,7 @@
             <w:noProof/>
             <w:webHidden/>
           </w:rPr>
-          <w:t>39</w:t>
+          <w:t>40</w:t>
         </w:r>
         <w:r>
           <w:rPr>
@@ -2636,7 +2636,7 @@
             <w:noProof/>
             <w:webHidden/>
           </w:rPr>
-          <w:t>40</w:t>
+          <w:t>41</w:t>
         </w:r>
         <w:r>
           <w:rPr>
@@ -2936,7 +2936,7 @@
             <w:noProof/>
             <w:webHidden/>
           </w:rPr>
-          <w:t>41</w:t>
+          <w:t>42</w:t>
         </w:r>
         <w:r>
           <w:rPr>
@@ -13201,212 +13201,70 @@
         <w:jc w:val="both"/>
         <w:rPr>
           <w:rFonts w:ascii="Times New Roman" w:hAnsi="Times New Roman"/>
-          <w:b/>
-          <w:bCs/>
-        </w:rPr>
-      </w:pPr>
-      <w:r>
-        <w:rPr>
-          <w:rFonts w:ascii="Times New Roman" w:hAnsi="Times New Roman"/>
-        </w:rPr>
-        <w:t xml:space="preserve">If VARIDENT(IVAR,1) is equal to 444 then the parameter described is a retrieval of the imaginary part of a cloud’s complex refractive index spectrum. The cloud particle identifier is given by VARIDENT(IVAR,2). </w:t>
-      </w:r>
-      <w:r>
-        <w:rPr>
-          <w:rFonts w:ascii="Times New Roman" w:hAnsi="Times New Roman"/>
-        </w:rPr>
-        <w:t>The next line contains the name of a separate input file, which contains the following information. Line 1</w:t>
-      </w:r>
-      <w:r>
-        <w:rPr>
-          <w:rFonts w:ascii="Times New Roman" w:hAnsi="Times New Roman"/>
-        </w:rPr>
-        <w:t xml:space="preserve"> contains the mean radius of the particle size distribution and error (assumes standard </w:t>
-      </w:r>
-      <w:r>
-        <w:rPr>
-          <w:rFonts w:ascii="Times New Roman" w:hAnsi="Times New Roman"/>
-        </w:rPr>
-        <w:t>size distribution), while line 2</w:t>
-      </w:r>
-      <w:r>
-        <w:rPr>
-          <w:rFonts w:ascii="Times New Roman" w:hAnsi="Times New Roman"/>
-        </w:rPr>
-        <w:t xml:space="preserve"> gives the variance of the siz</w:t>
-      </w:r>
-      <w:r>
-        <w:rPr>
-          <w:rFonts w:ascii="Times New Roman" w:hAnsi="Times New Roman"/>
-        </w:rPr>
-        <w:t>e distribution and error. Line 3</w:t>
-      </w:r>
-      <w:r>
-        <w:rPr>
-          <w:rFonts w:ascii="Times New Roman" w:hAnsi="Times New Roman"/>
-        </w:rPr>
-        <w:t xml:space="preserve"> gives the number of wavelengths/wavenumbers for which imaginary refractive index spectrum is tabulated, together with the correlation length of </w:t>
-      </w:r>
-      <w:r>
-        <w:rPr>
-          <w:rFonts w:ascii="Times New Roman" w:hAnsi="Times New Roman"/>
-        </w:rPr>
-        <w:t>this a priori spectrum. Line 4</w:t>
-      </w:r>
-      <w:r>
-        <w:rPr>
-          <w:rFonts w:ascii="Times New Roman" w:hAnsi="Times New Roman"/>
-        </w:rPr>
-        <w:t xml:space="preserve"> gives a reference wavelength/wavenumber and the value of the real part of the refractive</w:t>
-      </w:r>
-      <w:r>
-        <w:rPr>
-          <w:rFonts w:ascii="Times New Roman" w:hAnsi="Times New Roman"/>
-        </w:rPr>
-        <w:t xml:space="preserve"> index at that reference. Line 5</w:t>
-      </w:r>
-      <w:r>
-        <w:rPr>
-          <w:rFonts w:ascii="Times New Roman" w:hAnsi="Times New Roman"/>
-        </w:rPr>
-        <w:t xml:space="preserve"> gives the wavelength/wavenumber to which the extinction cross-section spec</w:t>
-      </w:r>
-      <w:r>
-        <w:rPr>
-          <w:rFonts w:ascii="Times New Roman" w:hAnsi="Times New Roman"/>
-        </w:rPr>
-        <w:t>trum should be normalised</w:t>
-      </w:r>
-      <w:r>
-        <w:rPr>
-          <w:rFonts w:ascii="Times New Roman" w:hAnsi="Times New Roman"/>
-        </w:rPr>
-        <w:t xml:space="preserve">. Following lines contain the wavelengths/wavenumbers and the </w:t>
-      </w:r>
-      <w:r>
-        <w:rPr>
-          <w:rFonts w:ascii="Times New Roman" w:hAnsi="Times New Roman"/>
-          <w:i/>
-        </w:rPr>
-        <w:t xml:space="preserve">a priori </w:t>
-      </w:r>
-      <w:r>
-        <w:rPr>
-          <w:rFonts w:ascii="Times New Roman" w:hAnsi="Times New Roman"/>
-        </w:rPr>
-        <w:t>values of the imaginary refractive index spectrum</w:t>
-      </w:r>
-      <w:r>
-        <w:rPr>
-          <w:rFonts w:ascii="Times New Roman" w:hAnsi="Times New Roman"/>
-        </w:rPr>
-        <w:t xml:space="preserve"> and errors. </w:t>
-      </w:r>
-      <w:r>
-        <w:rPr>
-          <w:rFonts w:ascii="Times New Roman" w:hAnsi="Times New Roman"/>
-        </w:rPr>
-        <w:t xml:space="preserve">In this model, the code the real part of the refractive index </w:t>
-      </w:r>
-      <w:r>
-        <w:rPr>
-          <w:rFonts w:ascii="Times New Roman" w:hAnsi="Times New Roman"/>
-        </w:rPr>
-        <w:t>spectrum is calculated with a Kramers-</w:t>
-      </w:r>
-      <w:proofErr w:type="spellStart"/>
-      <w:r>
-        <w:rPr>
-          <w:rFonts w:ascii="Times New Roman" w:hAnsi="Times New Roman"/>
-        </w:rPr>
-        <w:t>Kronig</w:t>
-      </w:r>
-      <w:proofErr w:type="spellEnd"/>
-      <w:r>
-        <w:rPr>
-          <w:rFonts w:ascii="Times New Roman" w:hAnsi="Times New Roman"/>
-        </w:rPr>
-        <w:t xml:space="preserve"> analysis and then the Mie scattering properties of the particles calculated.</w:t>
-      </w:r>
-      <w:r>
-        <w:rPr>
-          <w:rFonts w:ascii="Times New Roman" w:hAnsi="Times New Roman"/>
-        </w:rPr>
-        <w:t xml:space="preserve"> </w:t>
-      </w:r>
-      <w:r>
-        <w:rPr>
-          <w:rFonts w:ascii="Times New Roman" w:hAnsi="Times New Roman"/>
-        </w:rPr>
-        <w:br/>
-      </w:r>
-      <w:r>
-        <w:rPr>
-          <w:rFonts w:ascii="Times New Roman" w:hAnsi="Times New Roman"/>
-          <w:b/>
-        </w:rPr>
-        <w:t>Note that the wavelengths/wavenumbers must match those in the accompanying &lt;</w:t>
-      </w:r>
-      <w:proofErr w:type="spellStart"/>
-      <w:r>
-        <w:rPr>
-          <w:rFonts w:ascii="Times New Roman" w:hAnsi="Times New Roman"/>
-          <w:b/>
-        </w:rPr>
-        <w:t>runname</w:t>
-      </w:r>
-      <w:proofErr w:type="spellEnd"/>
-      <w:r>
-        <w:rPr>
-          <w:rFonts w:ascii="Times New Roman" w:hAnsi="Times New Roman"/>
-          <w:b/>
-        </w:rPr>
-        <w:t>&gt;.</w:t>
-      </w:r>
-      <w:proofErr w:type="spellStart"/>
-      <w:r>
-        <w:rPr>
-          <w:rFonts w:ascii="Times New Roman" w:hAnsi="Times New Roman"/>
-          <w:b/>
-        </w:rPr>
-        <w:t>xsc</w:t>
-      </w:r>
-      <w:proofErr w:type="spellEnd"/>
-      <w:r>
-        <w:rPr>
-          <w:rFonts w:ascii="Times New Roman" w:hAnsi="Times New Roman"/>
-          <w:b/>
-        </w:rPr>
-        <w:t xml:space="preserve"> file.</w:t>
-      </w:r>
-      <w:r>
-        <w:rPr>
-          <w:rFonts w:ascii="Times New Roman" w:hAnsi="Times New Roman"/>
-        </w:rPr>
-        <w:t xml:space="preserve"> </w:t>
-      </w:r>
-      <w:r>
-        <w:rPr>
-          <w:rFonts w:ascii="Times New Roman" w:hAnsi="Times New Roman"/>
-          <w:b/>
-          <w:bCs/>
-        </w:rPr>
-        <w:t xml:space="preserve">Note also that if the correlation length is set to be less than 0.0 then the code assumes you want to use the same imaginary refractive index at all wavelengths and just retrieves one parameter. In this case the a priori value of </w:t>
-      </w:r>
-      <w:proofErr w:type="spellStart"/>
-      <w:r>
-        <w:rPr>
-          <w:rFonts w:ascii="Times New Roman" w:hAnsi="Times New Roman"/>
-          <w:b/>
-          <w:bCs/>
+        </w:rPr>
+      </w:pPr>
+      <w:r>
+        <w:rPr>
+          <w:rFonts w:ascii="Times New Roman" w:hAnsi="Times New Roman"/>
+        </w:rPr>
+        <w:t>If VARIDENT(IVAR,1) is equal to 44</w:t>
+      </w:r>
+      <w:r>
+        <w:rPr>
+          <w:rFonts w:ascii="Times New Roman" w:hAnsi="Times New Roman"/>
+        </w:rPr>
+        <w:t>9</w:t>
+      </w:r>
+      <w:r>
+        <w:rPr>
+          <w:rFonts w:ascii="Times New Roman" w:hAnsi="Times New Roman"/>
+        </w:rPr>
+        <w:t xml:space="preserve"> then the parameter described is a retrieval of the imaginary part of a cloud’s complex refractive index spectrum.</w:t>
+      </w:r>
+      <w:r>
+        <w:rPr>
+          <w:rFonts w:ascii="Times New Roman" w:hAnsi="Times New Roman"/>
+        </w:rPr>
+        <w:t xml:space="preserve"> Model based on 444. This model has three variables: the size </w:t>
+      </w:r>
+      <w:proofErr w:type="spellStart"/>
+      <w:r>
+        <w:rPr>
+          <w:rFonts w:ascii="Times New Roman" w:hAnsi="Times New Roman"/>
+        </w:rPr>
+        <w:t>distribiution</w:t>
+      </w:r>
+      <w:proofErr w:type="spellEnd"/>
+      <w:r>
+        <w:rPr>
+          <w:rFonts w:ascii="Times New Roman" w:hAnsi="Times New Roman"/>
+        </w:rPr>
+        <w:t xml:space="preserve"> mean radius, the variance of the </w:t>
+      </w:r>
+      <w:proofErr w:type="spellStart"/>
+      <w:r>
+        <w:rPr>
+          <w:rFonts w:ascii="Times New Roman" w:hAnsi="Times New Roman"/>
+        </w:rPr>
+        <w:t>distributon</w:t>
+      </w:r>
+      <w:proofErr w:type="spellEnd"/>
+      <w:r>
+        <w:rPr>
+          <w:rFonts w:ascii="Times New Roman" w:hAnsi="Times New Roman"/>
+        </w:rPr>
+        <w:t xml:space="preserve"> and a scaling factor by which the a priori </w:t>
+      </w:r>
+      <w:proofErr w:type="spellStart"/>
+      <w:r>
+        <w:rPr>
+          <w:rFonts w:ascii="Times New Roman" w:hAnsi="Times New Roman"/>
         </w:rPr>
         <w:t>n</w:t>
       </w:r>
       <w:r>
         <w:rPr>
           <w:rFonts w:ascii="Times New Roman" w:hAnsi="Times New Roman"/>
-          <w:b/>
-          <w:bCs/>
           <w:vertAlign w:val="subscript"/>
         </w:rPr>
         <w:t>imag</w:t>
@@ -13415,37 +13273,8 @@
       <w:r>
         <w:rPr>
           <w:rFonts w:ascii="Times New Roman" w:hAnsi="Times New Roman"/>
-          <w:b/>
-          <w:bCs/>
-        </w:rPr>
-        <w:t xml:space="preserve"> is taken to be the first one that is listed in the </w:t>
-      </w:r>
-      <w:proofErr w:type="spellStart"/>
-      <w:r>
-        <w:rPr>
-          <w:rFonts w:ascii="Times New Roman" w:hAnsi="Times New Roman"/>
-          <w:b/>
-          <w:bCs/>
-        </w:rPr>
-        <w:t>n</w:t>
-      </w:r>
-      <w:r>
-        <w:rPr>
-          <w:rFonts w:ascii="Times New Roman" w:hAnsi="Times New Roman"/>
-          <w:b/>
-          <w:bCs/>
-          <w:vertAlign w:val="subscript"/>
-        </w:rPr>
-        <w:t>imag</w:t>
-      </w:r>
-      <w:proofErr w:type="spellEnd"/>
-      <w:r>
-        <w:rPr>
-          <w:rFonts w:ascii="Times New Roman" w:hAnsi="Times New Roman"/>
-          <w:b/>
-          <w:bCs/>
-        </w:rPr>
-        <w:t xml:space="preserve"> spectrum. </w:t>
+        </w:rPr>
+        <w:t xml:space="preserve"> spectrum should be multiplied.</w:t>
       </w:r>
     </w:p>
     <w:p>
@@ -13457,285 +13286,109 @@
         <w:jc w:val="both"/>
         <w:rPr>
           <w:rFonts w:ascii="Times New Roman" w:hAnsi="Times New Roman"/>
-          <w:b/>
-          <w:bCs/>
-        </w:rPr>
-      </w:pPr>
-      <w:r>
-        <w:rPr>
-          <w:rFonts w:ascii="Times New Roman" w:hAnsi="Times New Roman"/>
-        </w:rPr>
-        <w:t xml:space="preserve">If VARIDENT(IVAR,1) is equal to 445 then the parameter retrieves a cloud’s imaginary refractive index using a Mie coated sphere model (Toon and Ackerman, </w:t>
-      </w:r>
-      <w:r>
-        <w:rPr>
-          <w:rFonts w:ascii="Times New Roman" w:hAnsi="Times New Roman"/>
-        </w:rPr>
-        <w:lastRenderedPageBreak/>
-        <w:t xml:space="preserve">1981).  The cloud particle identifier is given by VARIDENT(IVAR,2). The next line contains the name of a separate input file, which contains the following information. Line 1 contains the mean radius of the particle size distribution and error (assumes standard size distribution), while line 2 gives the variance of the size distribution and error. Line 3 gives the ratio of the radius of the outer 'shell' of a single cloud particle with respect to the total radius of </w:t>
-      </w:r>
-      <w:r>
-        <w:rPr>
-          <w:rFonts w:ascii="Times New Roman" w:hAnsi="Times New Roman"/>
-        </w:rPr>
-        <w:t>the cloud particle, with error. Line 4</w:t>
-      </w:r>
-      <w:r>
-        <w:rPr>
-          <w:rFonts w:ascii="Times New Roman" w:hAnsi="Times New Roman"/>
-        </w:rPr>
-        <w:t xml:space="preserve"> gives the number of wavelengths/wavenumbers for which the imaginary refractive index spectrum to be retrieved is tabulated, together with the correlation length of the corresp</w:t>
-      </w:r>
-      <w:r>
-        <w:rPr>
-          <w:rFonts w:ascii="Times New Roman" w:hAnsi="Times New Roman"/>
-        </w:rPr>
-        <w:t>onding a priori spectrum. Line 5</w:t>
-      </w:r>
-      <w:r>
-        <w:rPr>
-          <w:rFonts w:ascii="Times New Roman" w:hAnsi="Times New Roman"/>
-        </w:rPr>
-        <w:t xml:space="preserve"> gives a reference wavelength/wavenumber and the real part</w:t>
-      </w:r>
-      <w:r>
-        <w:rPr>
-          <w:rFonts w:ascii="Times New Roman" w:hAnsi="Times New Roman"/>
-        </w:rPr>
-        <w:t>s</w:t>
-      </w:r>
-      <w:r>
-        <w:rPr>
-          <w:rFonts w:ascii="Times New Roman" w:hAnsi="Times New Roman"/>
-        </w:rPr>
-        <w:t xml:space="preserve"> of </w:t>
-      </w:r>
-      <w:r>
-        <w:rPr>
-          <w:rFonts w:ascii="Times New Roman" w:hAnsi="Times New Roman"/>
-        </w:rPr>
-        <w:t>the refractive indices of the core and shell respectively at that reference. Line 6</w:t>
-      </w:r>
-      <w:r>
-        <w:rPr>
-          <w:rFonts w:ascii="Times New Roman" w:hAnsi="Times New Roman"/>
-        </w:rPr>
-        <w:t xml:space="preserve"> gives the wavelength/wavenumber to which the extinction cross-section spectrum should be normalised. Following lines contain the wavelengths/wavenumbers and the </w:t>
-      </w:r>
-      <w:r>
-        <w:rPr>
-          <w:rFonts w:ascii="Times New Roman" w:hAnsi="Times New Roman"/>
-          <w:i/>
-        </w:rPr>
-        <w:t xml:space="preserve">a priori </w:t>
-      </w:r>
-      <w:r>
-        <w:rPr>
-          <w:rFonts w:ascii="Times New Roman" w:hAnsi="Times New Roman"/>
-        </w:rPr>
-        <w:t xml:space="preserve">values of the </w:t>
-      </w:r>
-      <w:r>
-        <w:rPr>
-          <w:rFonts w:ascii="Times New Roman" w:hAnsi="Times New Roman"/>
-        </w:rPr>
-        <w:t xml:space="preserve">two </w:t>
-      </w:r>
-      <w:r>
-        <w:rPr>
-          <w:rFonts w:ascii="Times New Roman" w:hAnsi="Times New Roman"/>
-        </w:rPr>
-        <w:t>ima</w:t>
-      </w:r>
-      <w:r>
-        <w:rPr>
-          <w:rFonts w:ascii="Times New Roman" w:hAnsi="Times New Roman"/>
-        </w:rPr>
-        <w:t>ginary refractive index spectra</w:t>
-      </w:r>
-      <w:r>
-        <w:rPr>
-          <w:rFonts w:ascii="Times New Roman" w:hAnsi="Times New Roman"/>
-        </w:rPr>
-        <w:t xml:space="preserve"> to be retrieved with errors</w:t>
-      </w:r>
-      <w:r>
-        <w:rPr>
-          <w:rFonts w:ascii="Times New Roman" w:hAnsi="Times New Roman"/>
-        </w:rPr>
-        <w:t xml:space="preserve"> (core in second and third columns, shell in fourth and fifth)</w:t>
-      </w:r>
-      <w:r>
-        <w:rPr>
-          <w:rFonts w:ascii="Times New Roman" w:hAnsi="Times New Roman"/>
-        </w:rPr>
-        <w:t>. In this model, the real part</w:t>
-      </w:r>
-      <w:r>
-        <w:rPr>
-          <w:rFonts w:ascii="Times New Roman" w:hAnsi="Times New Roman"/>
-        </w:rPr>
-        <w:t>s</w:t>
-      </w:r>
-      <w:r>
-        <w:rPr>
-          <w:rFonts w:ascii="Times New Roman" w:hAnsi="Times New Roman"/>
-        </w:rPr>
-        <w:t xml:space="preserve"> </w:t>
-      </w:r>
-      <w:r>
-        <w:rPr>
-          <w:rFonts w:ascii="Times New Roman" w:hAnsi="Times New Roman"/>
-        </w:rPr>
-        <w:t>of the refractive index spectra are</w:t>
-      </w:r>
-      <w:r>
-        <w:rPr>
-          <w:rFonts w:ascii="Times New Roman" w:hAnsi="Times New Roman"/>
-        </w:rPr>
-        <w:t xml:space="preserve"> calculated with a Kramers-</w:t>
-      </w:r>
-      <w:proofErr w:type="spellStart"/>
-      <w:r>
-        <w:rPr>
-          <w:rFonts w:ascii="Times New Roman" w:hAnsi="Times New Roman"/>
-        </w:rPr>
-        <w:t>Kronig</w:t>
-      </w:r>
-      <w:proofErr w:type="spellEnd"/>
-      <w:r>
-        <w:rPr>
-          <w:rFonts w:ascii="Times New Roman" w:hAnsi="Times New Roman"/>
-        </w:rPr>
-        <w:t xml:space="preserve"> analysis and then the Mie scattering properties of the particles calculated</w:t>
-      </w:r>
-      <w:r>
-        <w:rPr>
-          <w:rFonts w:ascii="Times New Roman" w:hAnsi="Times New Roman"/>
-        </w:rPr>
-        <w:t xml:space="preserve"> using </w:t>
-      </w:r>
-      <w:proofErr w:type="spellStart"/>
-      <w:r>
-        <w:rPr>
-          <w:rFonts w:ascii="Times New Roman" w:hAnsi="Times New Roman"/>
-        </w:rPr>
-        <w:t>dmiess.f</w:t>
-      </w:r>
-      <w:proofErr w:type="spellEnd"/>
-      <w:r>
-        <w:rPr>
-          <w:rFonts w:ascii="Times New Roman" w:hAnsi="Times New Roman"/>
-        </w:rPr>
-        <w:t xml:space="preserve">. </w:t>
-      </w:r>
-      <w:r>
-        <w:rPr>
-          <w:rFonts w:ascii="Times New Roman" w:hAnsi="Times New Roman"/>
-          <w:b/>
-        </w:rPr>
-        <w:t>Note that the wavelengths/wavenumbers must match those in the accompanying &lt;</w:t>
-      </w:r>
-      <w:proofErr w:type="spellStart"/>
-      <w:r>
-        <w:rPr>
-          <w:rFonts w:ascii="Times New Roman" w:hAnsi="Times New Roman"/>
-          <w:b/>
-        </w:rPr>
-        <w:t>runname</w:t>
-      </w:r>
-      <w:proofErr w:type="spellEnd"/>
-      <w:r>
-        <w:rPr>
-          <w:rFonts w:ascii="Times New Roman" w:hAnsi="Times New Roman"/>
-          <w:b/>
-        </w:rPr>
-        <w:t>&gt;.</w:t>
-      </w:r>
-      <w:proofErr w:type="spellStart"/>
-      <w:r>
-        <w:rPr>
-          <w:rFonts w:ascii="Times New Roman" w:hAnsi="Times New Roman"/>
-          <w:b/>
-        </w:rPr>
-        <w:t>xsc</w:t>
-      </w:r>
-      <w:proofErr w:type="spellEnd"/>
-      <w:r>
-        <w:rPr>
-          <w:rFonts w:ascii="Times New Roman" w:hAnsi="Times New Roman"/>
-          <w:b/>
-        </w:rPr>
-        <w:t xml:space="preserve"> file.</w:t>
-      </w:r>
-      <w:r>
-        <w:rPr>
-          <w:rFonts w:ascii="Times New Roman" w:hAnsi="Times New Roman"/>
-          <w:b/>
-        </w:rPr>
-        <w:t xml:space="preserve"> </w:t>
-      </w:r>
-      <w:r>
-        <w:rPr>
-          <w:rFonts w:ascii="Times New Roman" w:hAnsi="Times New Roman"/>
-          <w:b/>
-          <w:bCs/>
-        </w:rPr>
-        <w:t xml:space="preserve">Note also that if the correlation length is set to be less than 0.0 then the code assumes you want to use the same imaginary refractive index at all wavelengths and just retrieves one parameter. In this case the a priori value of </w:t>
-      </w:r>
-      <w:proofErr w:type="spellStart"/>
-      <w:r>
-        <w:rPr>
-          <w:rFonts w:ascii="Times New Roman" w:hAnsi="Times New Roman"/>
-          <w:b/>
-          <w:bCs/>
-        </w:rPr>
-        <w:t>n</w:t>
-      </w:r>
-      <w:r>
-        <w:rPr>
-          <w:rFonts w:ascii="Times New Roman" w:hAnsi="Times New Roman"/>
-          <w:b/>
-          <w:bCs/>
-          <w:vertAlign w:val="subscript"/>
-        </w:rPr>
-        <w:t>imag</w:t>
-      </w:r>
-      <w:proofErr w:type="spellEnd"/>
-      <w:r>
-        <w:rPr>
-          <w:rFonts w:ascii="Times New Roman" w:hAnsi="Times New Roman"/>
-          <w:b/>
-          <w:bCs/>
-        </w:rPr>
-        <w:t xml:space="preserve"> is taken to be the first one that is listed in the </w:t>
-      </w:r>
-      <w:proofErr w:type="spellStart"/>
-      <w:r>
-        <w:rPr>
-          <w:rFonts w:ascii="Times New Roman" w:hAnsi="Times New Roman"/>
-          <w:b/>
-          <w:bCs/>
-        </w:rPr>
-        <w:t>n</w:t>
-      </w:r>
-      <w:r>
-        <w:rPr>
-          <w:rFonts w:ascii="Times New Roman" w:hAnsi="Times New Roman"/>
-          <w:b/>
-          <w:bCs/>
-          <w:vertAlign w:val="subscript"/>
-        </w:rPr>
-        <w:t>imag</w:t>
-      </w:r>
-      <w:proofErr w:type="spellEnd"/>
-      <w:r>
-        <w:rPr>
-          <w:rFonts w:ascii="Times New Roman" w:hAnsi="Times New Roman"/>
-          <w:b/>
-          <w:bCs/>
-        </w:rPr>
-        <w:t xml:space="preserve"> spectrum. </w:t>
+        </w:rPr>
+      </w:pPr>
+      <w:r>
+        <w:rPr>
+          <w:rFonts w:ascii="Times New Roman" w:hAnsi="Times New Roman"/>
+        </w:rPr>
+        <w:t>If VARIDENT(IVAR,1) is equal to</w:t>
+      </w:r>
+      <w:r>
+        <w:rPr>
+          <w:rFonts w:ascii="Times New Roman" w:hAnsi="Times New Roman"/>
+        </w:rPr>
+        <w:t xml:space="preserve"> 448 </w:t>
+      </w:r>
+      <w:r>
+        <w:rPr>
+          <w:rFonts w:ascii="Times New Roman" w:hAnsi="Times New Roman"/>
+        </w:rPr>
+        <w:t xml:space="preserve">then the parameter described is a retrieval of the </w:t>
+      </w:r>
+      <w:r>
+        <w:rPr>
+          <w:rFonts w:ascii="Times New Roman" w:hAnsi="Times New Roman"/>
+        </w:rPr>
+        <w:t xml:space="preserve">size distribution of particles with known complex refractive </w:t>
+      </w:r>
+      <w:proofErr w:type="spellStart"/>
+      <w:r>
+        <w:rPr>
+          <w:rFonts w:ascii="Times New Roman" w:hAnsi="Times New Roman"/>
+        </w:rPr>
+        <w:t>inde</w:t>
+      </w:r>
+      <w:proofErr w:type="spellEnd"/>
+      <w:r>
+        <w:rPr>
+          <w:rFonts w:ascii="Times New Roman" w:hAnsi="Times New Roman"/>
+        </w:rPr>
+        <w:t>x spectrum</w:t>
+      </w:r>
+      <w:r>
+        <w:rPr>
+          <w:rFonts w:ascii="Times New Roman" w:hAnsi="Times New Roman"/>
+        </w:rPr>
+        <w:t>.</w:t>
+      </w:r>
+      <w:r>
+        <w:rPr>
+          <w:rFonts w:ascii="Times New Roman" w:hAnsi="Times New Roman"/>
+        </w:rPr>
+        <w:t xml:space="preserve"> Model based on 444. This model has </w:t>
+      </w:r>
+      <w:r>
+        <w:rPr>
+          <w:rFonts w:ascii="Times New Roman" w:hAnsi="Times New Roman"/>
+        </w:rPr>
+        <w:t>two</w:t>
+      </w:r>
+      <w:r>
+        <w:rPr>
+          <w:rFonts w:ascii="Times New Roman" w:hAnsi="Times New Roman"/>
+        </w:rPr>
+        <w:t xml:space="preserve"> variables: the size </w:t>
+      </w:r>
+      <w:proofErr w:type="spellStart"/>
+      <w:r>
+        <w:rPr>
+          <w:rFonts w:ascii="Times New Roman" w:hAnsi="Times New Roman"/>
+        </w:rPr>
+        <w:t>distribiution</w:t>
+      </w:r>
+      <w:proofErr w:type="spellEnd"/>
+      <w:r>
+        <w:rPr>
+          <w:rFonts w:ascii="Times New Roman" w:hAnsi="Times New Roman"/>
+        </w:rPr>
+        <w:t xml:space="preserve"> mean radius, </w:t>
+      </w:r>
+      <w:r>
+        <w:rPr>
+          <w:rFonts w:ascii="Times New Roman" w:hAnsi="Times New Roman"/>
+        </w:rPr>
+        <w:t xml:space="preserve">and </w:t>
+      </w:r>
+      <w:r>
+        <w:rPr>
+          <w:rFonts w:ascii="Times New Roman" w:hAnsi="Times New Roman"/>
+        </w:rPr>
+        <w:t xml:space="preserve">the variance of the </w:t>
+      </w:r>
+      <w:proofErr w:type="spellStart"/>
+      <w:r>
+        <w:rPr>
+          <w:rFonts w:ascii="Times New Roman" w:hAnsi="Times New Roman"/>
+        </w:rPr>
+        <w:t>distributon</w:t>
+      </w:r>
+      <w:proofErr w:type="spellEnd"/>
+      <w:r>
+        <w:rPr>
+          <w:rFonts w:ascii="Times New Roman" w:hAnsi="Times New Roman"/>
+        </w:rPr>
+        <w:t>.</w:t>
       </w:r>
     </w:p>
     <w:p>
@@ -13753,14 +13406,7 @@
         <w:rPr>
           <w:rFonts w:ascii="Times New Roman" w:hAnsi="Times New Roman"/>
         </w:rPr>
-        <w:t xml:space="preserve">If VARIDENT(IVAR,1) is equal to 443 then the parameter retrieves a cloud with a variable top pressure, deep value and scattering power law index. The scale height is assumed to be equal to the atmospheric pressure scale height. The second line of the parameterization in </w:t>
-      </w:r>
-      <w:proofErr w:type="gramStart"/>
-      <w:r>
-        <w:rPr>
-          <w:rFonts w:ascii="Times New Roman" w:hAnsi="Times New Roman"/>
-        </w:rPr>
-        <w:t>the</w:t>
+        <w:t>If</w:t>
       </w:r>
       <w:r>
         <w:rPr>
@@ -13772,36 +13418,37 @@
         <w:rPr>
           <w:rFonts w:ascii="Times New Roman" w:hAnsi="Times New Roman"/>
         </w:rPr>
-        <w:t>.</w:t>
-      </w:r>
-      <w:proofErr w:type="spellStart"/>
-      <w:r>
-        <w:rPr>
-          <w:rFonts w:ascii="Times New Roman" w:hAnsi="Times New Roman"/>
-        </w:rPr>
-        <w:t>apr</w:t>
-      </w:r>
-      <w:proofErr w:type="spellEnd"/>
-      <w:proofErr w:type="gramEnd"/>
-      <w:r>
-        <w:rPr>
-          <w:rFonts w:ascii="Times New Roman" w:hAnsi="Times New Roman"/>
-        </w:rPr>
-        <w:t xml:space="preserve"> requires placeholder values one. This parameterization should only be used in </w:t>
-      </w:r>
-      <w:proofErr w:type="spellStart"/>
-      <w:r>
-        <w:rPr>
-          <w:rFonts w:ascii="Times New Roman" w:hAnsi="Times New Roman"/>
-        </w:rPr>
-        <w:t>MultiNest</w:t>
-      </w:r>
-      <w:proofErr w:type="spellEnd"/>
-      <w:r>
-        <w:rPr>
-          <w:rFonts w:ascii="Times New Roman" w:hAnsi="Times New Roman"/>
-        </w:rPr>
-        <w:t xml:space="preserve"> mode.</w:t>
+        <w:t>VARIDENT(IVAR,1) is equal to</w:t>
+      </w:r>
+      <w:r>
+        <w:rPr>
+          <w:rFonts w:ascii="Times New Roman" w:hAnsi="Times New Roman"/>
+        </w:rPr>
+        <w:t xml:space="preserve"> 44</w:t>
+      </w:r>
+      <w:r>
+        <w:rPr>
+          <w:rFonts w:ascii="Times New Roman" w:hAnsi="Times New Roman"/>
+        </w:rPr>
+        <w:t xml:space="preserve">7 or 446 then the </w:t>
+      </w:r>
+      <w:r>
+        <w:rPr>
+          <w:rFonts w:ascii="Times New Roman" w:hAnsi="Times New Roman"/>
+        </w:rPr>
+        <w:t>parameter described is a retrieval of the imaginary part of a cloud’s complex refractive index spectrum.</w:t>
+      </w:r>
+      <w:r>
+        <w:rPr>
+          <w:rFonts w:ascii="Times New Roman" w:hAnsi="Times New Roman"/>
+        </w:rPr>
+        <w:t xml:space="preserve"> Model based on 444.</w:t>
+      </w:r>
+      <w:r>
+        <w:rPr>
+          <w:rFonts w:ascii="Times New Roman" w:hAnsi="Times New Roman"/>
+        </w:rPr>
+        <w:t xml:space="preserve"> However, these models now appear to be vestigial.</w:t>
       </w:r>
     </w:p>
     <w:p>
@@ -13813,49 +13460,328 @@
         <w:jc w:val="both"/>
         <w:rPr>
           <w:rFonts w:ascii="Times New Roman" w:hAnsi="Times New Roman"/>
-        </w:rPr>
-      </w:pPr>
-      <w:r>
-        <w:rPr>
-          <w:rFonts w:ascii="Times New Roman" w:hAnsi="Times New Roman"/>
-        </w:rPr>
-        <w:t xml:space="preserve">If VARIDENT(IVAR,1) is equal to 442 then the parameter retrieves a cloud with a variable top and base pressures, deep value and scattering power law index. The scale height is assumed to be equal to the atmospheric pressure scale height. The second line of the parameterization in </w:t>
-      </w:r>
-      <w:proofErr w:type="gramStart"/>
-      <w:r>
-        <w:rPr>
-          <w:rFonts w:ascii="Times New Roman" w:hAnsi="Times New Roman"/>
-        </w:rPr>
-        <w:t>the .</w:t>
-      </w:r>
-      <w:proofErr w:type="spellStart"/>
-      <w:r>
-        <w:rPr>
-          <w:rFonts w:ascii="Times New Roman" w:hAnsi="Times New Roman"/>
-        </w:rPr>
-        <w:t>apr</w:t>
-      </w:r>
-      <w:proofErr w:type="spellEnd"/>
-      <w:proofErr w:type="gramEnd"/>
-      <w:r>
-        <w:rPr>
-          <w:rFonts w:ascii="Times New Roman" w:hAnsi="Times New Roman"/>
-        </w:rPr>
-        <w:t xml:space="preserve"> requires placeholder values one. This parameterization should only be used in </w:t>
-      </w:r>
-      <w:proofErr w:type="spellStart"/>
-      <w:r>
-        <w:rPr>
-          <w:rFonts w:ascii="Times New Roman" w:hAnsi="Times New Roman"/>
-        </w:rPr>
-        <w:t>MultiNest</w:t>
-      </w:r>
-      <w:proofErr w:type="spellEnd"/>
-      <w:r>
-        <w:rPr>
-          <w:rFonts w:ascii="Times New Roman" w:hAnsi="Times New Roman"/>
-        </w:rPr>
-        <w:t xml:space="preserve"> mode.</w:t>
+          <w:bCs/>
+        </w:rPr>
+      </w:pPr>
+      <w:r>
+        <w:rPr>
+          <w:rFonts w:ascii="Times New Roman" w:hAnsi="Times New Roman"/>
+        </w:rPr>
+        <w:t xml:space="preserve">If VARIDENT(IVAR,1) is equal to 445 then the parameter retrieves a cloud’s imaginary refractive index using a Mie coated sphere model (Toon and Ackerman, 1981).  The cloud particle identifier is given by VARIDENT(IVAR,2). The next line contains the name of a separate input file, which contains the following information. Line 1 contains the mean radius of the particle size distribution and error (assumes standard size distribution), while line 2 gives the variance of the size distribution and error. Line 3 gives the ratio of the radius of the outer 'shell' of a single cloud particle with respect to the total radius of </w:t>
+      </w:r>
+      <w:r>
+        <w:rPr>
+          <w:rFonts w:ascii="Times New Roman" w:hAnsi="Times New Roman"/>
+        </w:rPr>
+        <w:t>the cloud particle, with error. Line 4</w:t>
+      </w:r>
+      <w:r>
+        <w:rPr>
+          <w:rFonts w:ascii="Times New Roman" w:hAnsi="Times New Roman"/>
+        </w:rPr>
+        <w:t xml:space="preserve"> gives the number of wavelengths/wavenumbers for which the imaginary refractive index spectrum to be retrieved is tabulated, together with the correlation length of the corresp</w:t>
+      </w:r>
+      <w:r>
+        <w:rPr>
+          <w:rFonts w:ascii="Times New Roman" w:hAnsi="Times New Roman"/>
+        </w:rPr>
+        <w:t>onding a priori spectrum. Line 5</w:t>
+      </w:r>
+      <w:r>
+        <w:rPr>
+          <w:rFonts w:ascii="Times New Roman" w:hAnsi="Times New Roman"/>
+        </w:rPr>
+        <w:t xml:space="preserve"> gives a reference </w:t>
+      </w:r>
+      <w:r>
+        <w:rPr>
+          <w:rFonts w:ascii="Times New Roman" w:hAnsi="Times New Roman"/>
+        </w:rPr>
+        <w:lastRenderedPageBreak/>
+        <w:t>wavelength/wavenumber and the real part</w:t>
+      </w:r>
+      <w:r>
+        <w:rPr>
+          <w:rFonts w:ascii="Times New Roman" w:hAnsi="Times New Roman"/>
+        </w:rPr>
+        <w:t>s</w:t>
+      </w:r>
+      <w:r>
+        <w:rPr>
+          <w:rFonts w:ascii="Times New Roman" w:hAnsi="Times New Roman"/>
+        </w:rPr>
+        <w:t xml:space="preserve"> of </w:t>
+      </w:r>
+      <w:r>
+        <w:rPr>
+          <w:rFonts w:ascii="Times New Roman" w:hAnsi="Times New Roman"/>
+        </w:rPr>
+        <w:t>the refractive indices of the core and shell respectively at that reference. Line 6</w:t>
+      </w:r>
+      <w:r>
+        <w:rPr>
+          <w:rFonts w:ascii="Times New Roman" w:hAnsi="Times New Roman"/>
+        </w:rPr>
+        <w:t xml:space="preserve"> gives the wavelength/wavenumber to which the extinction cross-section spectrum should be normalised. Following lines contain the wavelengths/wavenumbers and the </w:t>
+      </w:r>
+      <w:r>
+        <w:rPr>
+          <w:rFonts w:ascii="Times New Roman" w:hAnsi="Times New Roman"/>
+          <w:i/>
+        </w:rPr>
+        <w:t xml:space="preserve">a priori </w:t>
+      </w:r>
+      <w:r>
+        <w:rPr>
+          <w:rFonts w:ascii="Times New Roman" w:hAnsi="Times New Roman"/>
+        </w:rPr>
+        <w:t xml:space="preserve">values of the </w:t>
+      </w:r>
+      <w:r>
+        <w:rPr>
+          <w:rFonts w:ascii="Times New Roman" w:hAnsi="Times New Roman"/>
+        </w:rPr>
+        <w:t xml:space="preserve">two </w:t>
+      </w:r>
+      <w:r>
+        <w:rPr>
+          <w:rFonts w:ascii="Times New Roman" w:hAnsi="Times New Roman"/>
+        </w:rPr>
+        <w:t>ima</w:t>
+      </w:r>
+      <w:r>
+        <w:rPr>
+          <w:rFonts w:ascii="Times New Roman" w:hAnsi="Times New Roman"/>
+        </w:rPr>
+        <w:t>ginary refractive index spectra</w:t>
+      </w:r>
+      <w:r>
+        <w:rPr>
+          <w:rFonts w:ascii="Times New Roman" w:hAnsi="Times New Roman"/>
+        </w:rPr>
+        <w:t xml:space="preserve"> to be retrieved with errors</w:t>
+      </w:r>
+      <w:r>
+        <w:rPr>
+          <w:rFonts w:ascii="Times New Roman" w:hAnsi="Times New Roman"/>
+        </w:rPr>
+        <w:t xml:space="preserve"> (core in second and third columns, shell in fourth and fifth)</w:t>
+      </w:r>
+      <w:r>
+        <w:rPr>
+          <w:rFonts w:ascii="Times New Roman" w:hAnsi="Times New Roman"/>
+        </w:rPr>
+        <w:t>. In this model, the real part</w:t>
+      </w:r>
+      <w:r>
+        <w:rPr>
+          <w:rFonts w:ascii="Times New Roman" w:hAnsi="Times New Roman"/>
+        </w:rPr>
+        <w:t>s</w:t>
+      </w:r>
+      <w:r>
+        <w:rPr>
+          <w:rFonts w:ascii="Times New Roman" w:hAnsi="Times New Roman"/>
+        </w:rPr>
+        <w:t xml:space="preserve"> </w:t>
+      </w:r>
+      <w:r>
+        <w:rPr>
+          <w:rFonts w:ascii="Times New Roman" w:hAnsi="Times New Roman"/>
+        </w:rPr>
+        <w:t>of the refractive index spectra are</w:t>
+      </w:r>
+      <w:r>
+        <w:rPr>
+          <w:rFonts w:ascii="Times New Roman" w:hAnsi="Times New Roman"/>
+        </w:rPr>
+        <w:t xml:space="preserve"> calculated with a Kramers-</w:t>
+      </w:r>
+      <w:proofErr w:type="spellStart"/>
+      <w:r>
+        <w:rPr>
+          <w:rFonts w:ascii="Times New Roman" w:hAnsi="Times New Roman"/>
+        </w:rPr>
+        <w:t>Kronig</w:t>
+      </w:r>
+      <w:proofErr w:type="spellEnd"/>
+      <w:r>
+        <w:rPr>
+          <w:rFonts w:ascii="Times New Roman" w:hAnsi="Times New Roman"/>
+        </w:rPr>
+        <w:t xml:space="preserve"> analysis and then the Mie scattering properties of the particles calculated</w:t>
+      </w:r>
+      <w:r>
+        <w:rPr>
+          <w:rFonts w:ascii="Times New Roman" w:hAnsi="Times New Roman"/>
+        </w:rPr>
+        <w:t xml:space="preserve"> using </w:t>
+      </w:r>
+      <w:proofErr w:type="spellStart"/>
+      <w:r>
+        <w:rPr>
+          <w:rFonts w:ascii="Times New Roman" w:hAnsi="Times New Roman"/>
+        </w:rPr>
+        <w:t>dmiess.f</w:t>
+      </w:r>
+      <w:proofErr w:type="spellEnd"/>
+      <w:r>
+        <w:rPr>
+          <w:rFonts w:ascii="Times New Roman" w:hAnsi="Times New Roman"/>
+        </w:rPr>
+        <w:t xml:space="preserve">. </w:t>
+      </w:r>
+      <w:r>
+        <w:rPr>
+          <w:rFonts w:ascii="Times New Roman" w:hAnsi="Times New Roman"/>
+          <w:bCs/>
+        </w:rPr>
+        <w:t xml:space="preserve">The </w:t>
+      </w:r>
+      <w:r>
+        <w:rPr>
+          <w:rFonts w:ascii="Times New Roman" w:hAnsi="Times New Roman"/>
+          <w:bCs/>
+        </w:rPr>
+        <w:t xml:space="preserve">wavelengths/wavenumbers </w:t>
+      </w:r>
+      <w:r>
+        <w:rPr>
+          <w:rFonts w:ascii="Times New Roman" w:hAnsi="Times New Roman"/>
+          <w:bCs/>
+        </w:rPr>
+        <w:t>do not need to mat</w:t>
+      </w:r>
+      <w:r>
+        <w:rPr>
+          <w:rFonts w:ascii="Times New Roman" w:hAnsi="Times New Roman"/>
+          <w:bCs/>
+        </w:rPr>
+        <w:t>c</w:t>
+      </w:r>
+      <w:r>
+        <w:rPr>
+          <w:rFonts w:ascii="Times New Roman" w:hAnsi="Times New Roman"/>
+          <w:bCs/>
+        </w:rPr>
+        <w:t>h</w:t>
+      </w:r>
+      <w:r>
+        <w:rPr>
+          <w:rFonts w:ascii="Times New Roman" w:hAnsi="Times New Roman"/>
+          <w:bCs/>
+        </w:rPr>
+        <w:t xml:space="preserve"> those in the accompanying &lt;</w:t>
+      </w:r>
+      <w:proofErr w:type="spellStart"/>
+      <w:r>
+        <w:rPr>
+          <w:rFonts w:ascii="Times New Roman" w:hAnsi="Times New Roman"/>
+          <w:bCs/>
+        </w:rPr>
+        <w:t>runname</w:t>
+      </w:r>
+      <w:proofErr w:type="spellEnd"/>
+      <w:r>
+        <w:rPr>
+          <w:rFonts w:ascii="Times New Roman" w:hAnsi="Times New Roman"/>
+          <w:bCs/>
+        </w:rPr>
+        <w:t>&gt;.</w:t>
+      </w:r>
+      <w:proofErr w:type="spellStart"/>
+      <w:r>
+        <w:rPr>
+          <w:rFonts w:ascii="Times New Roman" w:hAnsi="Times New Roman"/>
+          <w:bCs/>
+        </w:rPr>
+        <w:t>xsc</w:t>
+      </w:r>
+      <w:proofErr w:type="spellEnd"/>
+      <w:r>
+        <w:rPr>
+          <w:rFonts w:ascii="Times New Roman" w:hAnsi="Times New Roman"/>
+          <w:bCs/>
+        </w:rPr>
+        <w:t xml:space="preserve"> file</w:t>
+      </w:r>
+      <w:r>
+        <w:rPr>
+          <w:rFonts w:ascii="Times New Roman" w:hAnsi="Times New Roman"/>
+          <w:bCs/>
+        </w:rPr>
+        <w:t xml:space="preserve"> – they will be interpolated </w:t>
+      </w:r>
+      <w:proofErr w:type="spellStart"/>
+      <w:r>
+        <w:rPr>
+          <w:rFonts w:ascii="Times New Roman" w:hAnsi="Times New Roman"/>
+          <w:bCs/>
+        </w:rPr>
+        <w:t>over</w:t>
+      </w:r>
+      <w:r>
+        <w:rPr>
+          <w:rFonts w:ascii="Times New Roman" w:hAnsi="Times New Roman"/>
+          <w:bCs/>
+        </w:rPr>
+        <w:t>.</w:t>
+      </w:r>
+      <w:proofErr w:type="spellEnd"/>
+      <w:r>
+        <w:rPr>
+          <w:rFonts w:ascii="Times New Roman" w:hAnsi="Times New Roman"/>
+          <w:bCs/>
+        </w:rPr>
+        <w:t xml:space="preserve"> Note also that if the correlation length is set to be less than 0.0 then the code assumes you want to use the same imaginary refractive index at all wavelengths and just retrieves one parameter. In this case the a priori value of </w:t>
+      </w:r>
+      <w:proofErr w:type="spellStart"/>
+      <w:r>
+        <w:rPr>
+          <w:rFonts w:ascii="Times New Roman" w:hAnsi="Times New Roman"/>
+          <w:bCs/>
+        </w:rPr>
+        <w:t>n</w:t>
+      </w:r>
+      <w:r>
+        <w:rPr>
+          <w:rFonts w:ascii="Times New Roman" w:hAnsi="Times New Roman"/>
+          <w:bCs/>
+          <w:vertAlign w:val="subscript"/>
+        </w:rPr>
+        <w:t>imag</w:t>
+      </w:r>
+      <w:proofErr w:type="spellEnd"/>
+      <w:r>
+        <w:rPr>
+          <w:rFonts w:ascii="Times New Roman" w:hAnsi="Times New Roman"/>
+          <w:bCs/>
+        </w:rPr>
+        <w:t xml:space="preserve"> is taken to be the first one that is listed in the </w:t>
+      </w:r>
+      <w:proofErr w:type="spellStart"/>
+      <w:r>
+        <w:rPr>
+          <w:rFonts w:ascii="Times New Roman" w:hAnsi="Times New Roman"/>
+          <w:bCs/>
+        </w:rPr>
+        <w:t>n</w:t>
+      </w:r>
+      <w:r>
+        <w:rPr>
+          <w:rFonts w:ascii="Times New Roman" w:hAnsi="Times New Roman"/>
+          <w:bCs/>
+          <w:vertAlign w:val="subscript"/>
+        </w:rPr>
+        <w:t>imag</w:t>
+      </w:r>
+      <w:proofErr w:type="spellEnd"/>
+      <w:r>
+        <w:rPr>
+          <w:rFonts w:ascii="Times New Roman" w:hAnsi="Times New Roman"/>
+          <w:bCs/>
+        </w:rPr>
+        <w:t xml:space="preserve"> spectrum. </w:t>
       </w:r>
     </w:p>
     <w:p>
@@ -13867,83 +13793,238 @@
         <w:jc w:val="both"/>
         <w:rPr>
           <w:rFonts w:ascii="Times New Roman" w:hAnsi="Times New Roman"/>
-        </w:rPr>
-      </w:pPr>
-      <w:r>
-        <w:rPr>
-          <w:rFonts w:ascii="Times New Roman" w:hAnsi="Times New Roman"/>
-        </w:rPr>
-        <w:t>If VARIDENT(IVAR,1) is equal to 441 then the parameter retrieves a cloud based on the parameterization used by MacDonald &amp; Madhusudhan</w:t>
-      </w:r>
-      <w:r>
-        <w:rPr>
-          <w:rFonts w:ascii="Times New Roman" w:hAnsi="Times New Roman"/>
-        </w:rPr>
-        <w:t xml:space="preserve">. Below a variable knee </w:t>
-      </w:r>
-      <w:proofErr w:type="gramStart"/>
-      <w:r>
-        <w:rPr>
-          <w:rFonts w:ascii="Times New Roman" w:hAnsi="Times New Roman"/>
-        </w:rPr>
-        <w:t>pressure</w:t>
-      </w:r>
-      <w:proofErr w:type="gramEnd"/>
-      <w:r>
-        <w:rPr>
-          <w:rFonts w:ascii="Times New Roman" w:hAnsi="Times New Roman"/>
-        </w:rPr>
-        <w:t xml:space="preserve"> a grey, infinitely opaque cloud is included. Above this pressure is a haze with variable opacity and scattering power law index</w:t>
-      </w:r>
-      <w:proofErr w:type="gramStart"/>
-      <w:r>
-        <w:rPr>
-          <w:rFonts w:ascii="Times New Roman" w:hAnsi="Times New Roman"/>
-        </w:rPr>
-        <w:t>. .</w:t>
-      </w:r>
-      <w:proofErr w:type="gramEnd"/>
-      <w:r>
-        <w:rPr>
-          <w:rFonts w:ascii="Times New Roman" w:hAnsi="Times New Roman"/>
-        </w:rPr>
-        <w:t xml:space="preserve"> The second line of the parameterization in </w:t>
-      </w:r>
-      <w:proofErr w:type="gramStart"/>
-      <w:r>
-        <w:rPr>
-          <w:rFonts w:ascii="Times New Roman" w:hAnsi="Times New Roman"/>
-        </w:rPr>
-        <w:t>the .</w:t>
-      </w:r>
-      <w:proofErr w:type="spellStart"/>
-      <w:r>
-        <w:rPr>
-          <w:rFonts w:ascii="Times New Roman" w:hAnsi="Times New Roman"/>
-        </w:rPr>
-        <w:t>apr</w:t>
-      </w:r>
-      <w:proofErr w:type="spellEnd"/>
-      <w:proofErr w:type="gramEnd"/>
-      <w:r>
-        <w:rPr>
-          <w:rFonts w:ascii="Times New Roman" w:hAnsi="Times New Roman"/>
-        </w:rPr>
-        <w:t xml:space="preserve"> requires placeholder values one. This parameterization should only be used in </w:t>
-      </w:r>
-      <w:proofErr w:type="spellStart"/>
-      <w:r>
-        <w:rPr>
-          <w:rFonts w:ascii="Times New Roman" w:hAnsi="Times New Roman"/>
-        </w:rPr>
-        <w:t>MultiNest</w:t>
-      </w:r>
-      <w:proofErr w:type="spellEnd"/>
-      <w:r>
-        <w:rPr>
-          <w:rFonts w:ascii="Times New Roman" w:hAnsi="Times New Roman"/>
-        </w:rPr>
-        <w:t xml:space="preserve"> mode.</w:t>
+          <w:bCs/>
+        </w:rPr>
+      </w:pPr>
+      <w:r>
+        <w:rPr>
+          <w:rFonts w:ascii="Times New Roman" w:hAnsi="Times New Roman"/>
+        </w:rPr>
+        <w:t xml:space="preserve">If VARIDENT(IVAR,1) is equal to 444 then the parameter described is a retrieval of the imaginary part of a cloud’s complex refractive index spectrum. The cloud particle identifier is given by VARIDENT(IVAR,2). </w:t>
+      </w:r>
+      <w:r>
+        <w:rPr>
+          <w:rFonts w:ascii="Times New Roman" w:hAnsi="Times New Roman"/>
+        </w:rPr>
+        <w:t>The next line contains the name of a separate input file, which contains the following information. Line 1</w:t>
+      </w:r>
+      <w:r>
+        <w:rPr>
+          <w:rFonts w:ascii="Times New Roman" w:hAnsi="Times New Roman"/>
+        </w:rPr>
+        <w:t xml:space="preserve"> contains the mean radius of the particle size distribution and error (assumes standard </w:t>
+      </w:r>
+      <w:r>
+        <w:rPr>
+          <w:rFonts w:ascii="Times New Roman" w:hAnsi="Times New Roman"/>
+        </w:rPr>
+        <w:t>size distribution), while line 2</w:t>
+      </w:r>
+      <w:r>
+        <w:rPr>
+          <w:rFonts w:ascii="Times New Roman" w:hAnsi="Times New Roman"/>
+        </w:rPr>
+        <w:t xml:space="preserve"> gives the variance of the siz</w:t>
+      </w:r>
+      <w:r>
+        <w:rPr>
+          <w:rFonts w:ascii="Times New Roman" w:hAnsi="Times New Roman"/>
+        </w:rPr>
+        <w:t>e distribution and error. Line 3</w:t>
+      </w:r>
+      <w:r>
+        <w:rPr>
+          <w:rFonts w:ascii="Times New Roman" w:hAnsi="Times New Roman"/>
+        </w:rPr>
+        <w:t xml:space="preserve"> gives the number of wavelengths/wavenumbers for which imaginary refractive index spectrum is tabulated, together with the correlation length of </w:t>
+      </w:r>
+      <w:r>
+        <w:rPr>
+          <w:rFonts w:ascii="Times New Roman" w:hAnsi="Times New Roman"/>
+        </w:rPr>
+        <w:t>this a priori spectrum. Line 4</w:t>
+      </w:r>
+      <w:r>
+        <w:rPr>
+          <w:rFonts w:ascii="Times New Roman" w:hAnsi="Times New Roman"/>
+        </w:rPr>
+        <w:t xml:space="preserve"> gives a reference wavelength/wavenumber and the value of the real part of the refractive</w:t>
+      </w:r>
+      <w:r>
+        <w:rPr>
+          <w:rFonts w:ascii="Times New Roman" w:hAnsi="Times New Roman"/>
+        </w:rPr>
+        <w:t xml:space="preserve"> index at that reference. Line 5</w:t>
+      </w:r>
+      <w:r>
+        <w:rPr>
+          <w:rFonts w:ascii="Times New Roman" w:hAnsi="Times New Roman"/>
+        </w:rPr>
+        <w:t xml:space="preserve"> gives the wavelength/wavenumber to which the extinction cross-section spec</w:t>
+      </w:r>
+      <w:r>
+        <w:rPr>
+          <w:rFonts w:ascii="Times New Roman" w:hAnsi="Times New Roman"/>
+        </w:rPr>
+        <w:t>trum should be normalised</w:t>
+      </w:r>
+      <w:r>
+        <w:rPr>
+          <w:rFonts w:ascii="Times New Roman" w:hAnsi="Times New Roman"/>
+        </w:rPr>
+        <w:t xml:space="preserve">. Following lines contain the wavelengths/wavenumbers and the </w:t>
+      </w:r>
+      <w:r>
+        <w:rPr>
+          <w:rFonts w:ascii="Times New Roman" w:hAnsi="Times New Roman"/>
+          <w:i/>
+        </w:rPr>
+        <w:t xml:space="preserve">a priori </w:t>
+      </w:r>
+      <w:r>
+        <w:rPr>
+          <w:rFonts w:ascii="Times New Roman" w:hAnsi="Times New Roman"/>
+        </w:rPr>
+        <w:t>values of the imaginary refractive index spectrum</w:t>
+      </w:r>
+      <w:r>
+        <w:rPr>
+          <w:rFonts w:ascii="Times New Roman" w:hAnsi="Times New Roman"/>
+        </w:rPr>
+        <w:t xml:space="preserve"> and errors. </w:t>
+      </w:r>
+      <w:r>
+        <w:rPr>
+          <w:rFonts w:ascii="Times New Roman" w:hAnsi="Times New Roman"/>
+        </w:rPr>
+        <w:t xml:space="preserve">In this model, the code the real part of the refractive index </w:t>
+      </w:r>
+      <w:r>
+        <w:rPr>
+          <w:rFonts w:ascii="Times New Roman" w:hAnsi="Times New Roman"/>
+        </w:rPr>
+        <w:t>spectrum is calculated with a Kramers-</w:t>
+      </w:r>
+      <w:proofErr w:type="spellStart"/>
+      <w:r>
+        <w:rPr>
+          <w:rFonts w:ascii="Times New Roman" w:hAnsi="Times New Roman"/>
+        </w:rPr>
+        <w:t>Kronig</w:t>
+      </w:r>
+      <w:proofErr w:type="spellEnd"/>
+      <w:r>
+        <w:rPr>
+          <w:rFonts w:ascii="Times New Roman" w:hAnsi="Times New Roman"/>
+        </w:rPr>
+        <w:t xml:space="preserve"> analysis and then the Mie scattering properties of the particles calculated. </w:t>
+      </w:r>
+      <w:r>
+        <w:rPr>
+          <w:rFonts w:ascii="Times New Roman" w:hAnsi="Times New Roman"/>
+        </w:rPr>
+        <w:br/>
+      </w:r>
+      <w:r>
+        <w:rPr>
+          <w:rFonts w:ascii="Times New Roman" w:hAnsi="Times New Roman"/>
+          <w:bCs/>
+        </w:rPr>
+        <w:t>The wavelengths/wavenumbers do not need to mat</w:t>
+      </w:r>
+      <w:r>
+        <w:rPr>
+          <w:rFonts w:ascii="Times New Roman" w:hAnsi="Times New Roman"/>
+          <w:bCs/>
+        </w:rPr>
+        <w:t>c</w:t>
+      </w:r>
+      <w:r>
+        <w:rPr>
+          <w:rFonts w:ascii="Times New Roman" w:hAnsi="Times New Roman"/>
+          <w:bCs/>
+        </w:rPr>
+        <w:t>h those in the accompanying &lt;</w:t>
+      </w:r>
+      <w:proofErr w:type="spellStart"/>
+      <w:r>
+        <w:rPr>
+          <w:rFonts w:ascii="Times New Roman" w:hAnsi="Times New Roman"/>
+          <w:bCs/>
+        </w:rPr>
+        <w:t>runname</w:t>
+      </w:r>
+      <w:proofErr w:type="spellEnd"/>
+      <w:r>
+        <w:rPr>
+          <w:rFonts w:ascii="Times New Roman" w:hAnsi="Times New Roman"/>
+          <w:bCs/>
+        </w:rPr>
+        <w:t>&gt;.</w:t>
+      </w:r>
+      <w:proofErr w:type="spellStart"/>
+      <w:r>
+        <w:rPr>
+          <w:rFonts w:ascii="Times New Roman" w:hAnsi="Times New Roman"/>
+          <w:bCs/>
+        </w:rPr>
+        <w:t>xsc</w:t>
+      </w:r>
+      <w:proofErr w:type="spellEnd"/>
+      <w:r>
+        <w:rPr>
+          <w:rFonts w:ascii="Times New Roman" w:hAnsi="Times New Roman"/>
+          <w:bCs/>
+        </w:rPr>
+        <w:t xml:space="preserve"> file. Note also that if the correlation length is set to be less than 0.0 then the code assumes you want to use the same imaginary refractive index at all wavelengths and just retrieves one parameter. In this case the a priori value of </w:t>
+      </w:r>
+      <w:proofErr w:type="spellStart"/>
+      <w:r>
+        <w:rPr>
+          <w:rFonts w:ascii="Times New Roman" w:hAnsi="Times New Roman"/>
+          <w:bCs/>
+        </w:rPr>
+        <w:t>n</w:t>
+      </w:r>
+      <w:r>
+        <w:rPr>
+          <w:rFonts w:ascii="Times New Roman" w:hAnsi="Times New Roman"/>
+          <w:bCs/>
+          <w:vertAlign w:val="subscript"/>
+        </w:rPr>
+        <w:t>imag</w:t>
+      </w:r>
+      <w:proofErr w:type="spellEnd"/>
+      <w:r>
+        <w:rPr>
+          <w:rFonts w:ascii="Times New Roman" w:hAnsi="Times New Roman"/>
+          <w:bCs/>
+        </w:rPr>
+        <w:t xml:space="preserve"> is taken to be the first one that is listed in the </w:t>
+      </w:r>
+      <w:proofErr w:type="spellStart"/>
+      <w:r>
+        <w:rPr>
+          <w:rFonts w:ascii="Times New Roman" w:hAnsi="Times New Roman"/>
+          <w:bCs/>
+        </w:rPr>
+        <w:t>n</w:t>
+      </w:r>
+      <w:r>
+        <w:rPr>
+          <w:rFonts w:ascii="Times New Roman" w:hAnsi="Times New Roman"/>
+          <w:bCs/>
+          <w:vertAlign w:val="subscript"/>
+        </w:rPr>
+        <w:t>imag</w:t>
+      </w:r>
+      <w:proofErr w:type="spellEnd"/>
+      <w:r>
+        <w:rPr>
+          <w:rFonts w:ascii="Times New Roman" w:hAnsi="Times New Roman"/>
+          <w:bCs/>
+        </w:rPr>
+        <w:t xml:space="preserve"> spectrum.</w:t>
       </w:r>
     </w:p>
     <w:p>
@@ -13961,100 +14042,20 @@
         <w:rPr>
           <w:rFonts w:ascii="Times New Roman" w:hAnsi="Times New Roman"/>
         </w:rPr>
-        <w:t xml:space="preserve">If </w:t>
-      </w:r>
-      <w:r>
-        <w:rPr>
-          <w:rFonts w:ascii="Times New Roman" w:hAnsi="Times New Roman"/>
-        </w:rPr>
-        <w:t>VARIDENT(IVAR,1) is equal to 440</w:t>
-      </w:r>
-      <w:r>
-        <w:rPr>
-          <w:rFonts w:ascii="Times New Roman" w:hAnsi="Times New Roman"/>
-        </w:rPr>
-        <w:t xml:space="preserve"> then the parameter retrieves a cloud based on the parameterization used by </w:t>
-      </w:r>
-      <w:r>
-        <w:rPr>
-          <w:rFonts w:ascii="Times New Roman" w:hAnsi="Times New Roman"/>
-        </w:rPr>
-        <w:t xml:space="preserve">Benneke. This parameterization is still a work in progress. Cloud is parameterized by a variable effective radius with a fixed variance of 2; a variable top pressure </w:t>
-      </w:r>
-      <w:proofErr w:type="spellStart"/>
-      <w:r>
-        <w:rPr>
-          <w:rFonts w:ascii="Times New Roman" w:hAnsi="Times New Roman"/>
-        </w:rPr>
-        <w:t>p</w:t>
-      </w:r>
-      <w:r>
-        <w:rPr>
-          <w:rFonts w:ascii="Times New Roman" w:hAnsi="Times New Roman"/>
-          <w:vertAlign w:val="subscript"/>
-        </w:rPr>
-        <w:t>top</w:t>
-      </w:r>
-      <w:proofErr w:type="spellEnd"/>
-      <w:r>
-        <w:rPr>
-          <w:rFonts w:ascii="Times New Roman" w:hAnsi="Times New Roman"/>
-        </w:rPr>
-        <w:t>; and a shape factor H tha</w:t>
-      </w:r>
-      <w:r>
-        <w:rPr>
-          <w:rFonts w:ascii="Times New Roman" w:hAnsi="Times New Roman"/>
-        </w:rPr>
-        <w:t>t governs the vertical density</w:t>
-      </w:r>
-      <w:r>
-        <w:rPr>
-          <w:rFonts w:ascii="Times New Roman" w:hAnsi="Times New Roman"/>
-        </w:rPr>
-        <w:t xml:space="preserve"> of the cloud as follows: q(p)=q</w:t>
-      </w:r>
-      <w:r>
-        <w:rPr>
-          <w:rFonts w:ascii="Times New Roman" w:hAnsi="Times New Roman"/>
-          <w:vertAlign w:val="subscript"/>
-        </w:rPr>
-        <w:t>0</w:t>
-      </w:r>
-      <w:r>
-        <w:rPr>
-          <w:rFonts w:ascii="Times New Roman" w:hAnsi="Times New Roman"/>
-        </w:rPr>
-        <w:t xml:space="preserve">(log p – log </w:t>
-      </w:r>
-      <w:proofErr w:type="spellStart"/>
+        <w:t xml:space="preserve">If VARIDENT(IVAR,1) is equal to 443 then the parameter retrieves a cloud with a variable top pressure, deep value and scattering power law index. The scale height is assumed to be equal to the atmospheric pressure scale height. The second line of the parameterization in </w:t>
+      </w:r>
       <w:proofErr w:type="gramStart"/>
       <w:r>
         <w:rPr>
           <w:rFonts w:ascii="Times New Roman" w:hAnsi="Times New Roman"/>
         </w:rPr>
-        <w:t>p</w:t>
-      </w:r>
-      <w:r>
-        <w:rPr>
-          <w:rFonts w:ascii="Times New Roman" w:hAnsi="Times New Roman"/>
-          <w:vertAlign w:val="subscript"/>
-        </w:rPr>
-        <w:t>top</w:t>
-      </w:r>
-      <w:proofErr w:type="spellEnd"/>
-      <w:r>
-        <w:rPr>
-          <w:rFonts w:ascii="Times New Roman" w:hAnsi="Times New Roman"/>
-        </w:rPr>
-        <w:t>)</w:t>
-      </w:r>
-      <w:r>
-        <w:rPr>
-          <w:rFonts w:ascii="Times New Roman" w:hAnsi="Times New Roman"/>
-          <w:vertAlign w:val="superscript"/>
-        </w:rPr>
-        <w:t>H</w:t>
+        <w:t>the</w:t>
+      </w:r>
+      <w:r>
+        <w:rPr>
+          <w:rFonts w:ascii="Times New Roman" w:hAnsi="Times New Roman"/>
+        </w:rPr>
+        <w:t xml:space="preserve"> </w:t>
       </w:r>
       <w:r>
         <w:rPr>
@@ -14062,12 +14063,34 @@
         </w:rPr>
         <w:t>.</w:t>
       </w:r>
+      <w:proofErr w:type="spellStart"/>
+      <w:r>
+        <w:rPr>
+          <w:rFonts w:ascii="Times New Roman" w:hAnsi="Times New Roman"/>
+        </w:rPr>
+        <w:t>apr</w:t>
+      </w:r>
+      <w:proofErr w:type="spellEnd"/>
       <w:proofErr w:type="gramEnd"/>
       <w:r>
         <w:rPr>
           <w:rFonts w:ascii="Times New Roman" w:hAnsi="Times New Roman"/>
         </w:rPr>
-        <w:t xml:space="preserve"> The cloud base is set to a pressure high enough that it isn’t seen in transmission. Refractive indices for a particular cloud constituent are required. </w:t>
+        <w:t xml:space="preserve"> requires placeholder values one. This parameterization should only be used in </w:t>
+      </w:r>
+      <w:proofErr w:type="spellStart"/>
+      <w:r>
+        <w:rPr>
+          <w:rFonts w:ascii="Times New Roman" w:hAnsi="Times New Roman"/>
+        </w:rPr>
+        <w:t>MultiNest</w:t>
+      </w:r>
+      <w:proofErr w:type="spellEnd"/>
+      <w:r>
+        <w:rPr>
+          <w:rFonts w:ascii="Times New Roman" w:hAnsi="Times New Roman"/>
+        </w:rPr>
+        <w:t xml:space="preserve"> mode.</w:t>
       </w:r>
     </w:p>
     <w:p>
@@ -14085,46 +14108,43 @@
         <w:rPr>
           <w:rFonts w:ascii="Times New Roman" w:hAnsi="Times New Roman"/>
         </w:rPr>
-        <w:t>If VARIDENT(IVAR,1) is equal to 333 then the parameter described is a retrieval of the planetary surface gravity parameter: log</w:t>
-      </w:r>
-      <w:r>
-        <w:rPr>
-          <w:rFonts w:ascii="Times New Roman" w:hAnsi="Times New Roman"/>
-          <w:vertAlign w:val="subscript"/>
-        </w:rPr>
-        <w:t>10</w:t>
-      </w:r>
-      <w:r>
-        <w:rPr>
-          <w:rFonts w:ascii="Times New Roman" w:hAnsi="Times New Roman"/>
-        </w:rPr>
-        <w:t>(g), where g is units of cm s</w:t>
-      </w:r>
-      <w:r>
-        <w:rPr>
-          <w:rFonts w:ascii="Times New Roman" w:hAnsi="Times New Roman"/>
-          <w:vertAlign w:val="superscript"/>
-        </w:rPr>
-        <w:t>-2</w:t>
-      </w:r>
-      <w:r>
-        <w:rPr>
-          <w:rFonts w:ascii="Times New Roman" w:hAnsi="Times New Roman"/>
-        </w:rPr>
-        <w:t>. The next line contains the assumed value of log</w:t>
-      </w:r>
-      <w:r>
-        <w:rPr>
-          <w:rFonts w:ascii="Times New Roman" w:hAnsi="Times New Roman"/>
-          <w:vertAlign w:val="subscript"/>
-        </w:rPr>
-        <w:t>10</w:t>
-      </w:r>
-      <w:r>
-        <w:rPr>
-          <w:rFonts w:ascii="Times New Roman" w:hAnsi="Times New Roman"/>
-        </w:rPr>
-        <w:t>(g) together with the error.</w:t>
+        <w:t xml:space="preserve">If VARIDENT(IVAR,1) is equal to 442 then the parameter retrieves a cloud with a variable top and base pressures, deep value and scattering power law index. The scale height is assumed to be equal to the atmospheric pressure scale height. The second line of the parameterization in </w:t>
+      </w:r>
+      <w:proofErr w:type="gramStart"/>
+      <w:r>
+        <w:rPr>
+          <w:rFonts w:ascii="Times New Roman" w:hAnsi="Times New Roman"/>
+        </w:rPr>
+        <w:t>the .</w:t>
+      </w:r>
+      <w:proofErr w:type="spellStart"/>
+      <w:r>
+        <w:rPr>
+          <w:rFonts w:ascii="Times New Roman" w:hAnsi="Times New Roman"/>
+        </w:rPr>
+        <w:t>apr</w:t>
+      </w:r>
+      <w:proofErr w:type="spellEnd"/>
+      <w:proofErr w:type="gramEnd"/>
+      <w:r>
+        <w:rPr>
+          <w:rFonts w:ascii="Times New Roman" w:hAnsi="Times New Roman"/>
+        </w:rPr>
+        <w:t xml:space="preserve"> requires placeholder values one. This parameterization should only be used in </w:t>
+      </w:r>
+      <w:proofErr w:type="spellStart"/>
+      <w:r>
+        <w:rPr>
+          <w:rFonts w:ascii="Times New Roman" w:hAnsi="Times New Roman"/>
+        </w:rPr>
+        <w:t>MultiNest</w:t>
+      </w:r>
+      <w:proofErr w:type="spellEnd"/>
+      <w:r>
+        <w:rPr>
+          <w:rFonts w:ascii="Times New Roman" w:hAnsi="Times New Roman"/>
+        </w:rPr>
+        <w:t xml:space="preserve"> mode.</w:t>
       </w:r>
     </w:p>
     <w:p>
@@ -14142,56 +14162,77 @@
         <w:rPr>
           <w:rFonts w:ascii="Times New Roman" w:hAnsi="Times New Roman"/>
         </w:rPr>
-        <w:t xml:space="preserve">If VARIDENT(IVAR,1) is equal to 222 then the Uranus cloud layering scheme of </w:t>
-      </w:r>
-      <w:proofErr w:type="spellStart"/>
-      <w:r>
-        <w:rPr>
-          <w:rFonts w:ascii="Times New Roman" w:hAnsi="Times New Roman"/>
-        </w:rPr>
-        <w:t>Sromovsky</w:t>
-      </w:r>
-      <w:proofErr w:type="spellEnd"/>
-      <w:r>
-        <w:rPr>
-          <w:rFonts w:ascii="Times New Roman" w:hAnsi="Times New Roman"/>
-        </w:rPr>
-        <w:t xml:space="preserve"> et al. (2011) is used, which specifies 5 distinct cloud layers with 5 </w:t>
-      </w:r>
-      <w:r>
-        <w:rPr>
-          <w:rFonts w:ascii="Times New Roman" w:hAnsi="Times New Roman"/>
-        </w:rPr>
-        <w:lastRenderedPageBreak/>
-        <w:t>optical depths and 3 variable base pressures leading to 8 free parameters</w:t>
-      </w:r>
-      <w:r>
-        <w:rPr>
-          <w:rFonts w:ascii="Times New Roman" w:hAnsi="Times New Roman"/>
-        </w:rPr>
-        <w:t>. The three lowest cloud decks</w:t>
-      </w:r>
-      <w:r>
-        <w:rPr>
-          <w:rFonts w:ascii="Times New Roman" w:hAnsi="Times New Roman"/>
-        </w:rPr>
-        <w:t xml:space="preserve"> are very thin and so a specialised atmospheric layering scheme is used to line up the layers with the cloud decks. The 8 following lines contain the variable parameters and the last line contains 5 fixed parameters. Please see </w:t>
-      </w:r>
-      <w:proofErr w:type="spellStart"/>
+        <w:t>If VARIDENT(IVAR,1) is equal to 441 then the parameter retrieves a cloud based on the parameterization used by MacDonald &amp; Madhusudhan</w:t>
+      </w:r>
+      <w:r>
+        <w:rPr>
+          <w:rFonts w:ascii="Times New Roman" w:hAnsi="Times New Roman"/>
+        </w:rPr>
+        <w:t xml:space="preserve">. Below a variable knee </w:t>
+      </w:r>
       <w:proofErr w:type="gramStart"/>
       <w:r>
         <w:rPr>
-          <w:rFonts w:ascii="Courier" w:hAnsi="Courier"/>
-        </w:rPr>
-        <w:t>readapriori.f</w:t>
-      </w:r>
-      <w:proofErr w:type="spellEnd"/>
+          <w:rFonts w:ascii="Times New Roman" w:hAnsi="Times New Roman"/>
+        </w:rPr>
+        <w:t>pressure</w:t>
+      </w:r>
       <w:proofErr w:type="gramEnd"/>
       <w:r>
         <w:rPr>
           <w:rFonts w:ascii="Times New Roman" w:hAnsi="Times New Roman"/>
         </w:rPr>
-        <w:t xml:space="preserve"> for more detail.</w:t>
+        <w:t xml:space="preserve"> a grey, infinitely opaque cloud is included. Above this pressure is a haze with variable opacity and scattering power law index</w:t>
+      </w:r>
+      <w:proofErr w:type="gramStart"/>
+      <w:r>
+        <w:rPr>
+          <w:rFonts w:ascii="Times New Roman" w:hAnsi="Times New Roman"/>
+        </w:rPr>
+        <w:t>. .</w:t>
+      </w:r>
+      <w:proofErr w:type="gramEnd"/>
+      <w:r>
+        <w:rPr>
+          <w:rFonts w:ascii="Times New Roman" w:hAnsi="Times New Roman"/>
+        </w:rPr>
+        <w:t xml:space="preserve"> The second line of the parameterization in </w:t>
+      </w:r>
+      <w:proofErr w:type="gramStart"/>
+      <w:r>
+        <w:rPr>
+          <w:rFonts w:ascii="Times New Roman" w:hAnsi="Times New Roman"/>
+        </w:rPr>
+        <w:t>the .</w:t>
+      </w:r>
+      <w:proofErr w:type="spellStart"/>
+      <w:r>
+        <w:rPr>
+          <w:rFonts w:ascii="Times New Roman" w:hAnsi="Times New Roman"/>
+        </w:rPr>
+        <w:t>apr</w:t>
+      </w:r>
+      <w:proofErr w:type="spellEnd"/>
+      <w:proofErr w:type="gramEnd"/>
+      <w:r>
+        <w:rPr>
+          <w:rFonts w:ascii="Times New Roman" w:hAnsi="Times New Roman"/>
+        </w:rPr>
+        <w:t xml:space="preserve"> requires placeholder values one. This parameterization should only be used in </w:t>
+      </w:r>
+      <w:proofErr w:type="spellStart"/>
+      <w:r>
+        <w:rPr>
+          <w:rFonts w:ascii="Times New Roman" w:hAnsi="Times New Roman"/>
+        </w:rPr>
+        <w:t>MultiNest</w:t>
+      </w:r>
+      <w:proofErr w:type="spellEnd"/>
+      <w:r>
+        <w:rPr>
+          <w:rFonts w:ascii="Times New Roman" w:hAnsi="Times New Roman"/>
+        </w:rPr>
+        <w:t xml:space="preserve"> mode.</w:t>
       </w:r>
     </w:p>
     <w:p>
@@ -14209,23 +14250,114 @@
         <w:rPr>
           <w:rFonts w:ascii="Times New Roman" w:hAnsi="Times New Roman"/>
         </w:rPr>
-        <w:t xml:space="preserve">If VARIDENT(IVAR,1) is equal to 223 then a revised Uranus cloud layering scheme is used where a depletion of methane in the troposphere is also allowed. The format is the same as for the 222 model, except that there is an extra variable parameter, the methane fraction, and the meaning of two other parameters is slightly changed. Again, please see </w:t>
+        <w:lastRenderedPageBreak/>
+        <w:t xml:space="preserve">If </w:t>
+      </w:r>
+      <w:r>
+        <w:rPr>
+          <w:rFonts w:ascii="Times New Roman" w:hAnsi="Times New Roman"/>
+        </w:rPr>
+        <w:t>VARIDENT(IVAR,1) is equal to 440</w:t>
+      </w:r>
+      <w:r>
+        <w:rPr>
+          <w:rFonts w:ascii="Times New Roman" w:hAnsi="Times New Roman"/>
+        </w:rPr>
+        <w:t xml:space="preserve"> then the parameter retrieves a cloud based on the parameterization used by </w:t>
+      </w:r>
+      <w:r>
+        <w:rPr>
+          <w:rFonts w:ascii="Times New Roman" w:hAnsi="Times New Roman"/>
+        </w:rPr>
+        <w:t xml:space="preserve">Benneke. This parameterization is still a work in progress. Cloud is parameterized by a variable effective radius with a fixed variance of 2; a variable top pressure </w:t>
+      </w:r>
+      <w:proofErr w:type="spellStart"/>
+      <w:r>
+        <w:rPr>
+          <w:rFonts w:ascii="Times New Roman" w:hAnsi="Times New Roman"/>
+        </w:rPr>
+        <w:t>p</w:t>
+      </w:r>
+      <w:r>
+        <w:rPr>
+          <w:rFonts w:ascii="Times New Roman" w:hAnsi="Times New Roman"/>
+          <w:vertAlign w:val="subscript"/>
+        </w:rPr>
+        <w:t>top</w:t>
+      </w:r>
+      <w:proofErr w:type="spellEnd"/>
+      <w:r>
+        <w:rPr>
+          <w:rFonts w:ascii="Times New Roman" w:hAnsi="Times New Roman"/>
+        </w:rPr>
+        <w:t>; and a shape factor H tha</w:t>
+      </w:r>
+      <w:r>
+        <w:rPr>
+          <w:rFonts w:ascii="Times New Roman" w:hAnsi="Times New Roman"/>
+        </w:rPr>
+        <w:t>t governs the vertical density</w:t>
+      </w:r>
+      <w:r>
+        <w:rPr>
+          <w:rFonts w:ascii="Times New Roman" w:hAnsi="Times New Roman"/>
+        </w:rPr>
+        <w:t xml:space="preserve"> of the cloud as follows: q(p)=q</w:t>
+      </w:r>
+      <w:r>
+        <w:rPr>
+          <w:rFonts w:ascii="Times New Roman" w:hAnsi="Times New Roman"/>
+          <w:vertAlign w:val="subscript"/>
+        </w:rPr>
+        <w:t>0</w:t>
+      </w:r>
+      <w:r>
+        <w:rPr>
+          <w:rFonts w:ascii="Times New Roman" w:hAnsi="Times New Roman"/>
+        </w:rPr>
+        <w:t xml:space="preserve">(log p – log </w:t>
       </w:r>
       <w:proofErr w:type="spellStart"/>
       <w:proofErr w:type="gramStart"/>
       <w:r>
         <w:rPr>
-          <w:rFonts w:ascii="Courier" w:hAnsi="Courier"/>
-        </w:rPr>
-        <w:t>readapriori.f</w:t>
-      </w:r>
-      <w:proofErr w:type="spellEnd"/>
+          <w:rFonts w:ascii="Times New Roman" w:hAnsi="Times New Roman"/>
+        </w:rPr>
+        <w:t>p</w:t>
+      </w:r>
+      <w:r>
+        <w:rPr>
+          <w:rFonts w:ascii="Times New Roman" w:hAnsi="Times New Roman"/>
+          <w:vertAlign w:val="subscript"/>
+        </w:rPr>
+        <w:t>top</w:t>
+      </w:r>
+      <w:proofErr w:type="spellEnd"/>
+      <w:r>
+        <w:rPr>
+          <w:rFonts w:ascii="Times New Roman" w:hAnsi="Times New Roman"/>
+        </w:rPr>
+        <w:t>)</w:t>
+      </w:r>
+      <w:r>
+        <w:rPr>
+          <w:rFonts w:ascii="Times New Roman" w:hAnsi="Times New Roman"/>
+          <w:vertAlign w:val="superscript"/>
+        </w:rPr>
+        <w:t>H</w:t>
+      </w:r>
+      <w:r>
+        <w:rPr>
+          <w:rFonts w:ascii="Times New Roman" w:hAnsi="Times New Roman"/>
+        </w:rPr>
+        <w:t>.</w:t>
+      </w:r>
       <w:proofErr w:type="gramEnd"/>
       <w:r>
         <w:rPr>
           <w:rFonts w:ascii="Times New Roman" w:hAnsi="Times New Roman"/>
         </w:rPr>
-        <w:t xml:space="preserve"> for more detail. </w:t>
+        <w:t xml:space="preserve"> The cloud base is set to a pressure high enough that it isn’t seen in transmission. Refractive indices for a particular cloud constituent are required. </w:t>
       </w:r>
     </w:p>
     <w:p>
@@ -14243,37 +14375,46 @@
         <w:rPr>
           <w:rFonts w:ascii="Times New Roman" w:hAnsi="Times New Roman"/>
         </w:rPr>
-        <w:t xml:space="preserve">If VARIDENT(IVAR,1) is equal to 224 then a revised Uranus cloud layering scheme is used where the methane cloud is vertically extendable. The format is the same as for the 223 model, except that there is an extra variable parameter, the methane </w:t>
-      </w:r>
-      <w:proofErr w:type="spellStart"/>
-      <w:r>
-        <w:rPr>
-          <w:rFonts w:ascii="Times New Roman" w:hAnsi="Times New Roman"/>
-        </w:rPr>
-        <w:t>clouid</w:t>
-      </w:r>
-      <w:proofErr w:type="spellEnd"/>
-      <w:r>
-        <w:rPr>
-          <w:rFonts w:ascii="Times New Roman" w:hAnsi="Times New Roman"/>
-        </w:rPr>
-        <w:t xml:space="preserve"> fractional scale height. Again, please see </w:t>
-      </w:r>
-      <w:proofErr w:type="spellStart"/>
-      <w:proofErr w:type="gramStart"/>
-      <w:r>
-        <w:rPr>
-          <w:rFonts w:ascii="Courier" w:hAnsi="Courier"/>
-        </w:rPr>
-        <w:t>readapriori.f</w:t>
-      </w:r>
-      <w:proofErr w:type="spellEnd"/>
-      <w:proofErr w:type="gramEnd"/>
-      <w:r>
-        <w:rPr>
-          <w:rFonts w:ascii="Times New Roman" w:hAnsi="Times New Roman"/>
-        </w:rPr>
-        <w:t xml:space="preserve"> for more detail. </w:t>
+        <w:t>If VARIDENT(IVAR,1) is equal to 333 then the parameter described is a retrieval of the planetary surface gravity parameter: log</w:t>
+      </w:r>
+      <w:r>
+        <w:rPr>
+          <w:rFonts w:ascii="Times New Roman" w:hAnsi="Times New Roman"/>
+          <w:vertAlign w:val="subscript"/>
+        </w:rPr>
+        <w:t>10</w:t>
+      </w:r>
+      <w:r>
+        <w:rPr>
+          <w:rFonts w:ascii="Times New Roman" w:hAnsi="Times New Roman"/>
+        </w:rPr>
+        <w:t>(g), where g is units of cm s</w:t>
+      </w:r>
+      <w:r>
+        <w:rPr>
+          <w:rFonts w:ascii="Times New Roman" w:hAnsi="Times New Roman"/>
+          <w:vertAlign w:val="superscript"/>
+        </w:rPr>
+        <w:t>-2</w:t>
+      </w:r>
+      <w:r>
+        <w:rPr>
+          <w:rFonts w:ascii="Times New Roman" w:hAnsi="Times New Roman"/>
+        </w:rPr>
+        <w:t>. The next line contains the assumed value of log</w:t>
+      </w:r>
+      <w:r>
+        <w:rPr>
+          <w:rFonts w:ascii="Times New Roman" w:hAnsi="Times New Roman"/>
+          <w:vertAlign w:val="subscript"/>
+        </w:rPr>
+        <w:t>10</w:t>
+      </w:r>
+      <w:r>
+        <w:rPr>
+          <w:rFonts w:ascii="Times New Roman" w:hAnsi="Times New Roman"/>
+        </w:rPr>
+        <w:t>(g) together with the error.</w:t>
       </w:r>
     </w:p>
     <w:p>
@@ -14291,7 +14432,33 @@
         <w:rPr>
           <w:rFonts w:ascii="Times New Roman" w:hAnsi="Times New Roman"/>
         </w:rPr>
-        <w:t xml:space="preserve">If VARIDENT(IVAR,1) is equal to 225 then a revised Uranus cloud layering scheme is used where the methane cloud is vertically extendable and a depletion of methane in the troposphere is allowed. The format is the same as for the 224 model, except that there is yet another an extra variable parameter! Again, please see </w:t>
+        <w:t xml:space="preserve">If VARIDENT(IVAR,1) is equal to 222 then the Uranus cloud layering scheme of </w:t>
+      </w:r>
+      <w:proofErr w:type="spellStart"/>
+      <w:r>
+        <w:rPr>
+          <w:rFonts w:ascii="Times New Roman" w:hAnsi="Times New Roman"/>
+        </w:rPr>
+        <w:t>Sromovsky</w:t>
+      </w:r>
+      <w:proofErr w:type="spellEnd"/>
+      <w:r>
+        <w:rPr>
+          <w:rFonts w:ascii="Times New Roman" w:hAnsi="Times New Roman"/>
+        </w:rPr>
+        <w:t xml:space="preserve"> et al. (2011) is used, which specifies 5 distinct cloud layers with 5 optical depths and 3 variable base pressures leading to 8 free parameters</w:t>
+      </w:r>
+      <w:r>
+        <w:rPr>
+          <w:rFonts w:ascii="Times New Roman" w:hAnsi="Times New Roman"/>
+        </w:rPr>
+        <w:t>. The three lowest cloud decks</w:t>
+      </w:r>
+      <w:r>
+        <w:rPr>
+          <w:rFonts w:ascii="Times New Roman" w:hAnsi="Times New Roman"/>
+        </w:rPr>
+        <w:t xml:space="preserve"> are very thin and so a specialised atmospheric layering scheme is used to line up the layers with the cloud decks. The 8 following lines contain the variable parameters and the last line contains 5 fixed parameters. Please see </w:t>
       </w:r>
       <w:proofErr w:type="spellStart"/>
       <w:proofErr w:type="gramStart"/>
@@ -14325,117 +14492,23 @@
         <w:rPr>
           <w:rFonts w:ascii="Times New Roman" w:hAnsi="Times New Roman"/>
         </w:rPr>
-        <w:t xml:space="preserve">If VARIDENT(IVAR,1) is equal to 227 then the </w:t>
-      </w:r>
-      <w:r>
-        <w:rPr>
-          <w:rFonts w:ascii="Times New Roman" w:hAnsi="Times New Roman"/>
-          <w:i/>
-          <w:iCs/>
-        </w:rPr>
-        <w:t>Crème Brûlée</w:t>
-      </w:r>
-      <w:r>
-        <w:rPr>
-          <w:rFonts w:ascii="Times New Roman" w:hAnsi="Times New Roman"/>
-        </w:rPr>
-        <w:t xml:space="preserve"> layering scheme of </w:t>
-      </w:r>
-      <w:proofErr w:type="spellStart"/>
-      <w:r>
-        <w:rPr>
-          <w:rFonts w:ascii="Times New Roman" w:hAnsi="Times New Roman"/>
-        </w:rPr>
-        <w:t>Sromovsky</w:t>
-      </w:r>
-      <w:proofErr w:type="spellEnd"/>
-      <w:r>
-        <w:rPr>
-          <w:rFonts w:ascii="Times New Roman" w:hAnsi="Times New Roman"/>
-        </w:rPr>
-        <w:t xml:space="preserve"> et al (2017)/Baines et al (2016) is used. Next lines contain the base pressure, opacity and fractional scale height of the main tropospheric cloud layer</w:t>
-      </w:r>
-      <w:r>
-        <w:rPr>
-          <w:rFonts w:ascii="Times New Roman" w:hAnsi="Times New Roman"/>
-        </w:rPr>
-        <w:t xml:space="preserve"> (TC)</w:t>
-      </w:r>
-      <w:r>
-        <w:rPr>
-          <w:rFonts w:ascii="Times New Roman" w:hAnsi="Times New Roman"/>
-        </w:rPr>
-        <w:t xml:space="preserve">, then the base pressure and opacity of the chromophore layer, </w:t>
-      </w:r>
-      <w:r>
-        <w:rPr>
-          <w:rFonts w:ascii="Times New Roman" w:hAnsi="Times New Roman"/>
-        </w:rPr>
-        <w:t xml:space="preserve">(CB), </w:t>
-      </w:r>
-      <w:r>
-        <w:rPr>
-          <w:rFonts w:ascii="Times New Roman" w:hAnsi="Times New Roman"/>
-        </w:rPr>
-        <w:t>then the base pressure and opacity of the stratospheric haze layer</w:t>
-      </w:r>
-      <w:r>
-        <w:rPr>
-          <w:rFonts w:ascii="Times New Roman" w:hAnsi="Times New Roman"/>
-        </w:rPr>
-        <w:t xml:space="preserve"> (SH)</w:t>
-      </w:r>
-      <w:r>
-        <w:rPr>
-          <w:rFonts w:ascii="Times New Roman" w:hAnsi="Times New Roman"/>
-        </w:rPr>
-        <w:t xml:space="preserve">, all together with errors. </w:t>
-      </w:r>
-      <w:r>
-        <w:rPr>
-          <w:rFonts w:ascii="Times New Roman" w:hAnsi="Times New Roman"/>
-        </w:rPr>
-        <w:t>Finally, the last line specifies the top pressure of the CB as a fraction of the base pressure (</w:t>
-      </w:r>
-      <w:proofErr w:type="spellStart"/>
-      <w:r>
-        <w:rPr>
-          <w:rFonts w:ascii="Times New Roman" w:hAnsi="Times New Roman"/>
-        </w:rPr>
-        <w:t>eg.</w:t>
-      </w:r>
-      <w:proofErr w:type="spellEnd"/>
-      <w:r>
-        <w:rPr>
-          <w:rFonts w:ascii="Times New Roman" w:hAnsi="Times New Roman"/>
-        </w:rPr>
-        <w:t xml:space="preserve"> setting this line to 0.2 would make the top pressure of the CB equal to 1/5 of the CB base pressure). To use the default </w:t>
-      </w:r>
-      <w:r>
-        <w:rPr>
-          <w:rFonts w:ascii="Times New Roman" w:hAnsi="Times New Roman"/>
-          <w:i/>
-          <w:iCs/>
-        </w:rPr>
-        <w:t>Crème Brûlée</w:t>
-      </w:r>
-      <w:r>
-        <w:rPr>
-          <w:rFonts w:ascii="Times New Roman" w:hAnsi="Times New Roman"/>
-        </w:rPr>
-        <w:t xml:space="preserve"> model</w:t>
-      </w:r>
-      <w:r>
-        <w:rPr>
-          <w:rFonts w:ascii="Times New Roman" w:hAnsi="Times New Roman"/>
-        </w:rPr>
-        <w:t>, where the top pressure of the CB is equal to 0.9 x the CB base pressure</w:t>
-      </w:r>
-      <w:r>
-        <w:rPr>
-          <w:rFonts w:ascii="Times New Roman" w:hAnsi="Times New Roman"/>
-        </w:rPr>
-        <w:t>, set this value to 0.</w:t>
+        <w:t xml:space="preserve">If VARIDENT(IVAR,1) is equal to 223 then a revised Uranus cloud layering scheme is used where a depletion of methane in the troposphere is also allowed. The format is the same as for the 222 model, except that there is an extra variable parameter, the methane fraction, and the meaning of two other parameters is slightly changed. Again, please see </w:t>
+      </w:r>
+      <w:proofErr w:type="spellStart"/>
+      <w:proofErr w:type="gramStart"/>
+      <w:r>
+        <w:rPr>
+          <w:rFonts w:ascii="Courier" w:hAnsi="Courier"/>
+        </w:rPr>
+        <w:t>readapriori.f</w:t>
+      </w:r>
+      <w:proofErr w:type="spellEnd"/>
+      <w:proofErr w:type="gramEnd"/>
+      <w:r>
+        <w:rPr>
+          <w:rFonts w:ascii="Times New Roman" w:hAnsi="Times New Roman"/>
+        </w:rPr>
+        <w:t xml:space="preserve"> for more detail. </w:t>
       </w:r>
     </w:p>
     <w:p>
@@ -14453,6 +14526,216 @@
         <w:rPr>
           <w:rFonts w:ascii="Times New Roman" w:hAnsi="Times New Roman"/>
         </w:rPr>
+        <w:t xml:space="preserve">If VARIDENT(IVAR,1) is equal to 224 then a revised Uranus cloud layering scheme is used where the methane cloud is vertically extendable. The format is the same as for the 223 model, except that there is an extra variable parameter, the methane </w:t>
+      </w:r>
+      <w:proofErr w:type="spellStart"/>
+      <w:r>
+        <w:rPr>
+          <w:rFonts w:ascii="Times New Roman" w:hAnsi="Times New Roman"/>
+        </w:rPr>
+        <w:t>clouid</w:t>
+      </w:r>
+      <w:proofErr w:type="spellEnd"/>
+      <w:r>
+        <w:rPr>
+          <w:rFonts w:ascii="Times New Roman" w:hAnsi="Times New Roman"/>
+        </w:rPr>
+        <w:t xml:space="preserve"> fractional scale height. Again, please see </w:t>
+      </w:r>
+      <w:proofErr w:type="spellStart"/>
+      <w:proofErr w:type="gramStart"/>
+      <w:r>
+        <w:rPr>
+          <w:rFonts w:ascii="Courier" w:hAnsi="Courier"/>
+        </w:rPr>
+        <w:t>readapriori.f</w:t>
+      </w:r>
+      <w:proofErr w:type="spellEnd"/>
+      <w:proofErr w:type="gramEnd"/>
+      <w:r>
+        <w:rPr>
+          <w:rFonts w:ascii="Times New Roman" w:hAnsi="Times New Roman"/>
+        </w:rPr>
+        <w:t xml:space="preserve"> for more detail. </w:t>
+      </w:r>
+    </w:p>
+    <w:p>
+      <w:pPr>
+        <w:numPr>
+          <w:ilvl w:val="0"/>
+          <w:numId w:val="14"/>
+        </w:numPr>
+        <w:jc w:val="both"/>
+        <w:rPr>
+          <w:rFonts w:ascii="Times New Roman" w:hAnsi="Times New Roman"/>
+        </w:rPr>
+      </w:pPr>
+      <w:r>
+        <w:rPr>
+          <w:rFonts w:ascii="Times New Roman" w:hAnsi="Times New Roman"/>
+        </w:rPr>
+        <w:t xml:space="preserve">If VARIDENT(IVAR,1) is equal to 225 then a revised Uranus cloud layering scheme is used where the methane cloud is vertically extendable and a depletion of methane in the troposphere is allowed. The format is the same as for the 224 model, except that there is yet another an extra variable parameter! Again, please see </w:t>
+      </w:r>
+      <w:proofErr w:type="spellStart"/>
+      <w:proofErr w:type="gramStart"/>
+      <w:r>
+        <w:rPr>
+          <w:rFonts w:ascii="Courier" w:hAnsi="Courier"/>
+        </w:rPr>
+        <w:t>readapriori.f</w:t>
+      </w:r>
+      <w:proofErr w:type="spellEnd"/>
+      <w:proofErr w:type="gramEnd"/>
+      <w:r>
+        <w:rPr>
+          <w:rFonts w:ascii="Times New Roman" w:hAnsi="Times New Roman"/>
+        </w:rPr>
+        <w:t xml:space="preserve"> for more detail.</w:t>
+      </w:r>
+    </w:p>
+    <w:p>
+      <w:pPr>
+        <w:numPr>
+          <w:ilvl w:val="0"/>
+          <w:numId w:val="14"/>
+        </w:numPr>
+        <w:jc w:val="both"/>
+        <w:rPr>
+          <w:rFonts w:ascii="Times New Roman" w:hAnsi="Times New Roman"/>
+        </w:rPr>
+      </w:pPr>
+      <w:r>
+        <w:rPr>
+          <w:rFonts w:ascii="Times New Roman" w:hAnsi="Times New Roman"/>
+        </w:rPr>
+        <w:t xml:space="preserve">If VARIDENT(IVAR,1) is equal to 227 then the </w:t>
+      </w:r>
+      <w:r>
+        <w:rPr>
+          <w:rFonts w:ascii="Times New Roman" w:hAnsi="Times New Roman"/>
+          <w:i/>
+          <w:iCs/>
+        </w:rPr>
+        <w:t>Crème Brûlée</w:t>
+      </w:r>
+      <w:r>
+        <w:rPr>
+          <w:rFonts w:ascii="Times New Roman" w:hAnsi="Times New Roman"/>
+        </w:rPr>
+        <w:t xml:space="preserve"> layering scheme of </w:t>
+      </w:r>
+      <w:proofErr w:type="spellStart"/>
+      <w:r>
+        <w:rPr>
+          <w:rFonts w:ascii="Times New Roman" w:hAnsi="Times New Roman"/>
+        </w:rPr>
+        <w:t>Sromovsky</w:t>
+      </w:r>
+      <w:proofErr w:type="spellEnd"/>
+      <w:r>
+        <w:rPr>
+          <w:rFonts w:ascii="Times New Roman" w:hAnsi="Times New Roman"/>
+        </w:rPr>
+        <w:t xml:space="preserve"> et al (2017)/Baines et al (2016) is used. Next lines contain the base pressure, opacity and fractional scale height of the main tropospheric cloud layer</w:t>
+      </w:r>
+      <w:r>
+        <w:rPr>
+          <w:rFonts w:ascii="Times New Roman" w:hAnsi="Times New Roman"/>
+        </w:rPr>
+        <w:t xml:space="preserve"> (TC)</w:t>
+      </w:r>
+      <w:r>
+        <w:rPr>
+          <w:rFonts w:ascii="Times New Roman" w:hAnsi="Times New Roman"/>
+        </w:rPr>
+        <w:t xml:space="preserve">, then the base pressure and opacity of the chromophore layer, </w:t>
+      </w:r>
+      <w:r>
+        <w:rPr>
+          <w:rFonts w:ascii="Times New Roman" w:hAnsi="Times New Roman"/>
+        </w:rPr>
+        <w:t xml:space="preserve">(CB), </w:t>
+      </w:r>
+      <w:r>
+        <w:rPr>
+          <w:rFonts w:ascii="Times New Roman" w:hAnsi="Times New Roman"/>
+        </w:rPr>
+        <w:t>then the base pressure and opacity of the stratospheric haze layer</w:t>
+      </w:r>
+      <w:r>
+        <w:rPr>
+          <w:rFonts w:ascii="Times New Roman" w:hAnsi="Times New Roman"/>
+        </w:rPr>
+        <w:t xml:space="preserve"> (SH)</w:t>
+      </w:r>
+      <w:r>
+        <w:rPr>
+          <w:rFonts w:ascii="Times New Roman" w:hAnsi="Times New Roman"/>
+        </w:rPr>
+        <w:t xml:space="preserve">, all together with errors. </w:t>
+      </w:r>
+      <w:r>
+        <w:rPr>
+          <w:rFonts w:ascii="Times New Roman" w:hAnsi="Times New Roman"/>
+        </w:rPr>
+        <w:t>Finally, the last line specifies the top pressure of the CB as a fraction of the base pressure (</w:t>
+      </w:r>
+      <w:proofErr w:type="spellStart"/>
+      <w:r>
+        <w:rPr>
+          <w:rFonts w:ascii="Times New Roman" w:hAnsi="Times New Roman"/>
+        </w:rPr>
+        <w:t>eg.</w:t>
+      </w:r>
+      <w:proofErr w:type="spellEnd"/>
+      <w:r>
+        <w:rPr>
+          <w:rFonts w:ascii="Times New Roman" w:hAnsi="Times New Roman"/>
+        </w:rPr>
+        <w:t xml:space="preserve"> setting this line to 0.2 would make the top pressure of the CB equal to 1/5 of the CB base pressure). To use the default </w:t>
+      </w:r>
+      <w:r>
+        <w:rPr>
+          <w:rFonts w:ascii="Times New Roman" w:hAnsi="Times New Roman"/>
+          <w:i/>
+          <w:iCs/>
+        </w:rPr>
+        <w:t>Crème Brûlée</w:t>
+      </w:r>
+      <w:r>
+        <w:rPr>
+          <w:rFonts w:ascii="Times New Roman" w:hAnsi="Times New Roman"/>
+        </w:rPr>
+        <w:t xml:space="preserve"> model</w:t>
+      </w:r>
+      <w:r>
+        <w:rPr>
+          <w:rFonts w:ascii="Times New Roman" w:hAnsi="Times New Roman"/>
+        </w:rPr>
+        <w:t>, where the top pressure of the CB is equal to 0.9 x the CB base pressure</w:t>
+      </w:r>
+      <w:r>
+        <w:rPr>
+          <w:rFonts w:ascii="Times New Roman" w:hAnsi="Times New Roman"/>
+        </w:rPr>
+        <w:t>, set this value to 0.</w:t>
+      </w:r>
+    </w:p>
+    <w:p>
+      <w:pPr>
+        <w:numPr>
+          <w:ilvl w:val="0"/>
+          <w:numId w:val="14"/>
+        </w:numPr>
+        <w:jc w:val="both"/>
+        <w:rPr>
+          <w:rFonts w:ascii="Times New Roman" w:hAnsi="Times New Roman"/>
+        </w:rPr>
+      </w:pPr>
+      <w:r>
+        <w:rPr>
+          <w:rFonts w:ascii="Times New Roman" w:hAnsi="Times New Roman"/>
+        </w:rPr>
         <w:t xml:space="preserve">If VARIDENT(IVAR,1) is equal to </w:t>
       </w:r>
       <w:r>
@@ -14531,7 +14814,14 @@
         <w:rPr>
           <w:rFonts w:ascii="Times New Roman" w:hAnsi="Times New Roman"/>
         </w:rPr>
-        <w:t xml:space="preserve"> VARIDENT(IVAR,3), is a parameterisation code for how the profile is to be represented. There are currently </w:t>
+        <w:t xml:space="preserve"> VARIDENT(IVAR,3), is a parameterisation </w:t>
+      </w:r>
+      <w:r>
+        <w:rPr>
+          <w:rFonts w:ascii="Times New Roman" w:hAnsi="Times New Roman"/>
+        </w:rPr>
+        <w:lastRenderedPageBreak/>
+        <w:t xml:space="preserve">code for how the profile is to be represented. There are currently </w:t>
       </w:r>
       <w:r>
         <w:rPr>
@@ -14937,7 +15227,6 @@
           <w:rFonts w:ascii="Times New Roman" w:hAnsi="Times New Roman"/>
           <w:lang w:val="de-DE"/>
         </w:rPr>
-        <w:lastRenderedPageBreak/>
         <w:tab/>
       </w:r>
       <w:r>
@@ -15557,7 +15846,15 @@
           <w:rFonts w:ascii="Times New Roman" w:hAnsi="Times New Roman"/>
           <w:color w:val="000000"/>
         </w:rPr>
-        <w:t xml:space="preserve"> base pressure, </w:t>
+        <w:t xml:space="preserve"> </w:t>
+      </w:r>
+      <w:r>
+        <w:rPr>
+          <w:rFonts w:ascii="Times New Roman" w:hAnsi="Times New Roman"/>
+          <w:color w:val="000000"/>
+        </w:rPr>
+        <w:lastRenderedPageBreak/>
+        <w:t xml:space="preserve">base pressure, </w:t>
       </w:r>
       <w:r>
         <w:rPr>
@@ -15900,15 +16197,7 @@
           <w:rFonts w:ascii="Times New Roman" w:hAnsi="Times New Roman"/>
           <w:color w:val="000000"/>
         </w:rPr>
-        <w:t xml:space="preserve">, the required relative humidity above the condensation level, the </w:t>
-      </w:r>
-      <w:r>
-        <w:rPr>
-          <w:rFonts w:ascii="Times New Roman" w:hAnsi="Times New Roman"/>
-          <w:color w:val="000000"/>
-        </w:rPr>
-        <w:lastRenderedPageBreak/>
-        <w:t>required o</w:t>
+        <w:t>, the required relative humidity above the condensation level, the required o</w:t>
       </w:r>
       <w:r>
         <w:rPr>
@@ -16701,7 +16990,15 @@
           <w:rFonts w:ascii="Times New Roman" w:hAnsi="Times New Roman"/>
           <w:color w:val="000000"/>
         </w:rPr>
-        <w:t xml:space="preserve"> nominal temperature and error at the reference tropopause pressure, </w:t>
+        <w:t xml:space="preserve"> nominal temperature and error at the </w:t>
+      </w:r>
+      <w:r>
+        <w:rPr>
+          <w:rFonts w:ascii="Times New Roman" w:hAnsi="Times New Roman"/>
+          <w:color w:val="000000"/>
+        </w:rPr>
+        <w:lastRenderedPageBreak/>
+        <w:t xml:space="preserve">reference tropopause pressure, </w:t>
       </w:r>
       <w:r>
         <w:rPr>
@@ -16791,14 +17088,7 @@
         <w:rPr>
           <w:rFonts w:ascii="Times New Roman" w:hAnsi="Times New Roman"/>
         </w:rPr>
-        <w:t xml:space="preserve">Very similar to case when VARIDENT(IVAR,3) = 7 in that the profile is represented by value at a certain ‘reference’ pressure, and a defined fractional </w:t>
-      </w:r>
-      <w:r>
-        <w:rPr>
-          <w:rFonts w:ascii="Times New Roman" w:hAnsi="Times New Roman"/>
-        </w:rPr>
-        <w:lastRenderedPageBreak/>
-        <w:t xml:space="preserve">scale height. However, in this model the profile is fixed at altitudes above the reference pressure level. </w:t>
+        <w:t xml:space="preserve">Very similar to case when VARIDENT(IVAR,3) = 7 in that the profile is represented by value at a certain ‘reference’ pressure, and a defined fractional scale height. However, in this model the profile is fixed at altitudes above the reference pressure level. </w:t>
       </w:r>
     </w:p>
     <w:p>
@@ -17664,7 +17954,14 @@
         <w:rPr>
           <w:rFonts w:ascii="Times New Roman" w:hAnsi="Times New Roman"/>
         </w:rPr>
-        <w:t xml:space="preserve"> point is at (p</w:t>
+        <w:t xml:space="preserve"> point is at </w:t>
+      </w:r>
+      <w:r>
+        <w:rPr>
+          <w:rFonts w:ascii="Times New Roman" w:hAnsi="Times New Roman"/>
+        </w:rPr>
+        <w:lastRenderedPageBreak/>
+        <w:t>(p</w:t>
       </w:r>
       <w:proofErr w:type="gramStart"/>
       <w:r>
@@ -18004,7 +18301,6 @@
         <w:rPr>
           <w:rFonts w:ascii="Times New Roman" w:hAnsi="Times New Roman"/>
         </w:rPr>
-        <w:lastRenderedPageBreak/>
         <w:t>Profile is to be treated as continuous as when VARIDENT(IVAR,3) = 0, but represented by fewer points than in &lt;</w:t>
       </w:r>
       <w:proofErr w:type="spellStart"/>
@@ -18938,6 +19234,7 @@
         <w:rPr>
           <w:rFonts w:ascii="Times New Roman" w:hAnsi="Times New Roman"/>
         </w:rPr>
+        <w:lastRenderedPageBreak/>
         <w:t>Profile is defined at multiple latitudes and longitudes to enable disc integration over an inhomogeneous disc. Very similar to model 0, but at multiple locations. T</w:t>
       </w:r>
       <w:r>
@@ -19306,7 +19603,6 @@
         <w:rPr>
           <w:rFonts w:ascii="Times New Roman" w:hAnsi="Times New Roman"/>
         </w:rPr>
-        <w:lastRenderedPageBreak/>
         <w:tab/>
         <w:t xml:space="preserve">            </w:t>
       </w:r>
@@ -21249,7 +21545,6 @@
         <w:rPr>
           <w:rFonts w:ascii="Times New Roman" w:hAnsi="Times New Roman"/>
         </w:rPr>
-        <w:lastRenderedPageBreak/>
         <w:t>Where NLONG is the number of longitudes that profile is held for, covering the longitudes 0 to NLONG*360/(NLONG+1). CLEN2 is the longitudinal correlation length (in degrees). Here X(I) is the scaling factor (held as logs) for longitude I.</w:t>
       </w:r>
       <w:r>
@@ -22926,7 +23221,6 @@
         <w:rPr>
           <w:rFonts w:ascii="Times New Roman" w:hAnsi="Times New Roman"/>
         </w:rPr>
-        <w:lastRenderedPageBreak/>
         <w:tab/>
         <w:t xml:space="preserve">  P(N) </w:t>
       </w:r>
@@ -23436,7 +23730,14 @@
         <w:rPr>
           <w:rFonts w:ascii="Times New Roman" w:hAnsi="Times New Roman"/>
         </w:rPr>
-        <w:t xml:space="preserve">1. Basically, this ties the specific density profiles of the two cloud types together, but allows particles in the upper layer to have different scattering properties from those in the lower layer. Outside p1 to p3, the specific densities of both cloud types are set to </w:t>
+        <w:t xml:space="preserve">1. Basically, this ties the specific density profiles of the two cloud types together, but allows particles in the upper layer </w:t>
+      </w:r>
+      <w:r>
+        <w:rPr>
+          <w:rFonts w:ascii="Times New Roman" w:hAnsi="Times New Roman"/>
+        </w:rPr>
+        <w:lastRenderedPageBreak/>
+        <w:t xml:space="preserve">to have different scattering properties from those in the lower layer. Outside p1 to p3, the specific densities of both cloud types are set to </w:t>
       </w:r>
       <w:r>
         <w:rPr>
@@ -23669,7 +23970,6 @@
         <w:rPr>
           <w:rFonts w:ascii="Times New Roman" w:hAnsi="Times New Roman"/>
         </w:rPr>
-        <w:lastRenderedPageBreak/>
         <w:tab/>
       </w:r>
       <w:r>
@@ -24912,6 +25212,7 @@
         <w:rPr>
           <w:rFonts w:ascii="Times New Roman" w:hAnsi="Times New Roman"/>
         </w:rPr>
+        <w:lastRenderedPageBreak/>
         <w:t xml:space="preserve">  </w:t>
       </w:r>
       <w:proofErr w:type="gramStart"/>
@@ -25064,14 +25365,7 @@
         <w:rPr>
           <w:rFonts w:ascii="Times New Roman" w:hAnsi="Times New Roman"/>
         </w:rPr>
-        <w:t xml:space="preserve">) </w:t>
-      </w:r>
-      <w:r>
-        <w:rPr>
-          <w:rFonts w:ascii="Times New Roman" w:hAnsi="Times New Roman"/>
-        </w:rPr>
-        <w:lastRenderedPageBreak/>
-        <w:t xml:space="preserve">= </w:t>
+        <w:t xml:space="preserve">) = </w:t>
       </w:r>
       <w:proofErr w:type="gramStart"/>
       <w:r>
@@ -25951,6 +26245,7 @@
         <w:rPr>
           <w:rFonts w:ascii="Times New Roman" w:hAnsi="Times New Roman"/>
         </w:rPr>
+        <w:lastRenderedPageBreak/>
         <w:t xml:space="preserve">Profile is a multiplier of another gas </w:t>
       </w:r>
       <w:r>
@@ -26104,15 +26399,7 @@
           <w:rFonts w:ascii="Times New Roman" w:hAnsi="Times New Roman"/>
           <w:color w:val="000000"/>
         </w:rPr>
-        <w:t xml:space="preserve"> pressure where the </w:t>
-      </w:r>
-      <w:r>
-        <w:rPr>
-          <w:rFonts w:ascii="Times New Roman" w:hAnsi="Times New Roman"/>
-          <w:color w:val="000000"/>
-        </w:rPr>
-        <w:lastRenderedPageBreak/>
-        <w:t xml:space="preserve">distribution peaks, and the </w:t>
+        <w:t xml:space="preserve"> pressure where the distribution peaks, and the </w:t>
       </w:r>
       <w:r>
         <w:rPr>
@@ -26867,6 +27154,7 @@
         <w:rPr>
           <w:rFonts w:ascii="Times New Roman" w:hAnsi="Times New Roman"/>
         </w:rPr>
+        <w:lastRenderedPageBreak/>
         <w:t xml:space="preserve">Similar to model </w:t>
       </w:r>
       <w:r>
@@ -27159,15 +27447,7 @@
           <w:rFonts w:ascii="Times New Roman" w:hAnsi="Times New Roman"/>
           <w:color w:val="000000"/>
         </w:rPr>
-        <w:t xml:space="preserve">, middle gas abundance (above a fixed pressure </w:t>
-      </w:r>
-      <w:r>
-        <w:rPr>
-          <w:rFonts w:ascii="Times New Roman" w:hAnsi="Times New Roman"/>
-          <w:color w:val="000000"/>
-        </w:rPr>
-        <w:lastRenderedPageBreak/>
-        <w:t>level)</w:t>
+        <w:t>, middle gas abundance (above a fixed pressure level)</w:t>
       </w:r>
       <w:r>
         <w:rPr>
@@ -27863,6 +28143,7 @@
         <w:rPr>
           <w:rFonts w:ascii="Times New Roman" w:hAnsi="Times New Roman"/>
         </w:rPr>
+        <w:lastRenderedPageBreak/>
         <w:t xml:space="preserve">Like model </w:t>
       </w:r>
       <w:r>
@@ -28075,7 +28356,6 @@
         <w:rPr>
           <w:rFonts w:ascii="Times New Roman" w:hAnsi="Times New Roman"/>
         </w:rPr>
-        <w:lastRenderedPageBreak/>
         <w:t>Like model 5</w:t>
       </w:r>
       <w:r>
@@ -28720,13 +29000,7 @@
         <w:rPr>
           <w:rFonts w:ascii="Times New Roman" w:hAnsi="Times New Roman"/>
         </w:rPr>
-        <w:t>4, but model includes a variable offset between the condensation level and the condensed cloud, to match the ‘C-shaped’ cloud profiles familiar from terrestrial studies</w:t>
-      </w:r>
-      <w:r>
-        <w:rPr>
-          <w:rFonts w:ascii="Times New Roman" w:hAnsi="Times New Roman"/>
-        </w:rPr>
-        <w:t>.</w:t>
+        <w:t>4, but model includes a variable offset between the condensation level and the condensed cloud, to match the ‘C-shaped’ cloud profiles familiar from terrestrial studies.</w:t>
       </w:r>
       <w:r>
         <w:rPr>
@@ -28878,7 +29152,15 @@
           <w:rFonts w:ascii="Times New Roman" w:hAnsi="Times New Roman"/>
           <w:color w:val="000000"/>
         </w:rPr>
-        <w:t xml:space="preserve"> Then we have PKNEE and ICONT (i.e., pressure of deep step, and ID of condensing cloud), and finally we have PHAZE and WHAZE which reduce</w:t>
+        <w:t xml:space="preserve"> Then we have PKNEE and ICONT (i.e., pressure of deep step, and ID of condensing cloud), and finally we </w:t>
+      </w:r>
+      <w:r>
+        <w:rPr>
+          <w:rFonts w:ascii="Times New Roman" w:hAnsi="Times New Roman"/>
+          <w:color w:val="000000"/>
+        </w:rPr>
+        <w:lastRenderedPageBreak/>
+        <w:t>have PHAZE and WHAZE which reduce</w:t>
       </w:r>
       <w:r>
         <w:rPr>
@@ -28937,13 +29219,7 @@
         <w:rPr>
           <w:rFonts w:ascii="Times New Roman" w:hAnsi="Times New Roman"/>
         </w:rPr>
-        <w:t xml:space="preserve">but </w:t>
-      </w:r>
-      <w:r>
-        <w:rPr>
-          <w:rFonts w:ascii="Times New Roman" w:hAnsi="Times New Roman"/>
-        </w:rPr>
-        <w:t xml:space="preserve">this model gas two associated cloud profiles, one at a variable PCLOUD, where the gas </w:t>
+        <w:t xml:space="preserve">but this model gas two associated cloud profiles, one at a variable PCLOUD, where the gas </w:t>
       </w:r>
       <w:proofErr w:type="spellStart"/>
       <w:r>
@@ -28957,11 +29233,442 @@
         <w:rPr>
           <w:rFonts w:ascii="Times New Roman" w:hAnsi="Times New Roman"/>
         </w:rPr>
-        <w:t xml:space="preserve"> first drops, and then at the condensation level</w:t>
-      </w:r>
-      <w:r>
-        <w:rPr>
-          <w:rFonts w:ascii="Times New Roman" w:hAnsi="Times New Roman"/>
+        <w:t xml:space="preserve"> first drops, and then at the condensation level.</w:t>
+      </w:r>
+      <w:r>
+        <w:rPr>
+          <w:rFonts w:ascii="Times New Roman" w:hAnsi="Times New Roman"/>
+          <w:color w:val="000000"/>
+        </w:rPr>
+        <w:t xml:space="preserve"> The next lines of the .</w:t>
+      </w:r>
+      <w:proofErr w:type="spellStart"/>
+      <w:r>
+        <w:rPr>
+          <w:rFonts w:ascii="Times New Roman" w:hAnsi="Times New Roman"/>
+          <w:color w:val="000000"/>
+        </w:rPr>
+        <w:t>apr</w:t>
+      </w:r>
+      <w:proofErr w:type="spellEnd"/>
+      <w:r>
+        <w:rPr>
+          <w:rFonts w:ascii="Times New Roman" w:hAnsi="Times New Roman"/>
+          <w:color w:val="000000"/>
+        </w:rPr>
+        <w:t xml:space="preserve"> file contain: 1) the </w:t>
+      </w:r>
+      <w:r>
+        <w:rPr>
+          <w:rFonts w:ascii="Times New Roman" w:hAnsi="Times New Roman"/>
+          <w:i/>
+          <w:color w:val="000000"/>
+        </w:rPr>
+        <w:t>a priori</w:t>
+      </w:r>
+      <w:r>
+        <w:rPr>
+          <w:rFonts w:ascii="Times New Roman" w:hAnsi="Times New Roman"/>
+          <w:color w:val="000000"/>
+        </w:rPr>
+        <w:t xml:space="preserve"> </w:t>
+      </w:r>
+      <w:r>
+        <w:rPr>
+          <w:rFonts w:ascii="Times New Roman" w:hAnsi="Times New Roman"/>
+          <w:color w:val="000000"/>
+        </w:rPr>
+        <w:t xml:space="preserve">gas </w:t>
+      </w:r>
+      <w:r>
+        <w:rPr>
+          <w:rFonts w:ascii="Times New Roman" w:hAnsi="Times New Roman"/>
+          <w:color w:val="000000"/>
+        </w:rPr>
+        <w:t xml:space="preserve">deep abundance and error; 2) the </w:t>
+      </w:r>
+      <w:r>
+        <w:rPr>
+          <w:rFonts w:ascii="Times New Roman" w:hAnsi="Times New Roman"/>
+          <w:i/>
+          <w:color w:val="000000"/>
+        </w:rPr>
+        <w:t>a priori</w:t>
+      </w:r>
+      <w:r>
+        <w:rPr>
+          <w:rFonts w:ascii="Times New Roman" w:hAnsi="Times New Roman"/>
+          <w:color w:val="000000"/>
+        </w:rPr>
+        <w:t xml:space="preserve"> middle </w:t>
+      </w:r>
+      <w:r>
+        <w:rPr>
+          <w:rFonts w:ascii="Times New Roman" w:hAnsi="Times New Roman"/>
+          <w:color w:val="000000"/>
+        </w:rPr>
+        <w:t xml:space="preserve">gas </w:t>
+      </w:r>
+      <w:r>
+        <w:rPr>
+          <w:rFonts w:ascii="Times New Roman" w:hAnsi="Times New Roman"/>
+          <w:color w:val="000000"/>
+        </w:rPr>
+        <w:t>abundance and error</w:t>
+      </w:r>
+      <w:r>
+        <w:rPr>
+          <w:rFonts w:ascii="Times New Roman" w:hAnsi="Times New Roman"/>
+          <w:color w:val="000000"/>
+        </w:rPr>
+        <w:t xml:space="preserve"> at pressures less than PCLOUD</w:t>
+      </w:r>
+      <w:r>
+        <w:rPr>
+          <w:rFonts w:ascii="Times New Roman" w:hAnsi="Times New Roman"/>
+          <w:color w:val="000000"/>
+        </w:rPr>
+        <w:t xml:space="preserve">; 3) </w:t>
+      </w:r>
+      <w:r>
+        <w:rPr>
+          <w:rFonts w:ascii="Times New Roman" w:hAnsi="Times New Roman"/>
+          <w:color w:val="000000"/>
+        </w:rPr>
+        <w:t>the fractional scale height of above PCLOUD and error;</w:t>
+      </w:r>
+      <w:r>
+        <w:rPr>
+          <w:rFonts w:ascii="Times New Roman" w:hAnsi="Times New Roman"/>
+          <w:color w:val="000000"/>
+        </w:rPr>
+        <w:t xml:space="preserve"> </w:t>
+      </w:r>
+      <w:r>
+        <w:rPr>
+          <w:rFonts w:ascii="Times New Roman" w:hAnsi="Times New Roman"/>
+          <w:color w:val="000000"/>
+        </w:rPr>
+        <w:t>4</w:t>
+      </w:r>
+      <w:r>
+        <w:rPr>
+          <w:rFonts w:ascii="Times New Roman" w:hAnsi="Times New Roman"/>
+          <w:color w:val="000000"/>
+        </w:rPr>
+        <w:t xml:space="preserve">) the </w:t>
+      </w:r>
+      <w:r>
+        <w:rPr>
+          <w:rFonts w:ascii="Times New Roman" w:hAnsi="Times New Roman"/>
+          <w:i/>
+          <w:color w:val="000000"/>
+        </w:rPr>
+        <w:t>a priori</w:t>
+      </w:r>
+      <w:r>
+        <w:rPr>
+          <w:rFonts w:ascii="Times New Roman" w:hAnsi="Times New Roman"/>
+          <w:color w:val="000000"/>
+        </w:rPr>
+        <w:t xml:space="preserve"> relative humidity (RH) and error; </w:t>
+      </w:r>
+      <w:r>
+        <w:rPr>
+          <w:rFonts w:ascii="Times New Roman" w:hAnsi="Times New Roman"/>
+          <w:color w:val="000000"/>
+        </w:rPr>
+        <w:t>5</w:t>
+      </w:r>
+      <w:r>
+        <w:rPr>
+          <w:rFonts w:ascii="Times New Roman" w:hAnsi="Times New Roman"/>
+          <w:color w:val="000000"/>
+        </w:rPr>
+        <w:t xml:space="preserve">) the scale height of the RH above the condensation level and error; </w:t>
+      </w:r>
+      <w:r>
+        <w:rPr>
+          <w:rFonts w:ascii="Times New Roman" w:hAnsi="Times New Roman"/>
+          <w:color w:val="000000"/>
+        </w:rPr>
+        <w:t>6</w:t>
+      </w:r>
+      <w:r>
+        <w:rPr>
+          <w:rFonts w:ascii="Times New Roman" w:hAnsi="Times New Roman"/>
+          <w:color w:val="000000"/>
+        </w:rPr>
+        <w:t xml:space="preserve">) the </w:t>
+      </w:r>
+      <w:r>
+        <w:rPr>
+          <w:rFonts w:ascii="Times New Roman" w:hAnsi="Times New Roman"/>
+          <w:color w:val="000000"/>
+        </w:rPr>
+        <w:t>1</w:t>
+      </w:r>
+      <w:r>
+        <w:rPr>
+          <w:rFonts w:ascii="Times New Roman" w:hAnsi="Times New Roman"/>
+          <w:color w:val="000000"/>
+          <w:vertAlign w:val="superscript"/>
+        </w:rPr>
+        <w:t>st</w:t>
+      </w:r>
+      <w:r>
+        <w:rPr>
+          <w:rFonts w:ascii="Times New Roman" w:hAnsi="Times New Roman"/>
+          <w:color w:val="000000"/>
+        </w:rPr>
+        <w:t xml:space="preserve"> </w:t>
+      </w:r>
+      <w:r>
+        <w:rPr>
+          <w:rFonts w:ascii="Times New Roman" w:hAnsi="Times New Roman"/>
+          <w:color w:val="000000"/>
+        </w:rPr>
+        <w:t xml:space="preserve">cloud opacity and error; </w:t>
+      </w:r>
+      <w:r>
+        <w:rPr>
+          <w:rFonts w:ascii="Times New Roman" w:hAnsi="Times New Roman"/>
+          <w:color w:val="000000"/>
+        </w:rPr>
+        <w:t>7</w:t>
+      </w:r>
+      <w:r>
+        <w:rPr>
+          <w:rFonts w:ascii="Times New Roman" w:hAnsi="Times New Roman"/>
+          <w:color w:val="000000"/>
+        </w:rPr>
+        <w:t xml:space="preserve">) the </w:t>
+      </w:r>
+      <w:r>
+        <w:rPr>
+          <w:rFonts w:ascii="Times New Roman" w:hAnsi="Times New Roman"/>
+          <w:color w:val="000000"/>
+        </w:rPr>
+        <w:t>1</w:t>
+      </w:r>
+      <w:r>
+        <w:rPr>
+          <w:rFonts w:ascii="Times New Roman" w:hAnsi="Times New Roman"/>
+          <w:color w:val="000000"/>
+          <w:vertAlign w:val="superscript"/>
+        </w:rPr>
+        <w:t>st</w:t>
+      </w:r>
+      <w:r>
+        <w:rPr>
+          <w:rFonts w:ascii="Times New Roman" w:hAnsi="Times New Roman"/>
+          <w:color w:val="000000"/>
+        </w:rPr>
+        <w:t xml:space="preserve"> </w:t>
+      </w:r>
+      <w:r>
+        <w:rPr>
+          <w:rFonts w:ascii="Times New Roman" w:hAnsi="Times New Roman"/>
+          <w:color w:val="000000"/>
+        </w:rPr>
+        <w:t>cloud scale height and error</w:t>
+      </w:r>
+      <w:r>
+        <w:rPr>
+          <w:rFonts w:ascii="Times New Roman" w:hAnsi="Times New Roman"/>
+          <w:color w:val="000000"/>
+        </w:rPr>
+        <w:t>; 8) the 1</w:t>
+      </w:r>
+      <w:r>
+        <w:rPr>
+          <w:rFonts w:ascii="Times New Roman" w:hAnsi="Times New Roman"/>
+          <w:color w:val="000000"/>
+          <w:vertAlign w:val="superscript"/>
+        </w:rPr>
+        <w:t>st</w:t>
+      </w:r>
+      <w:r>
+        <w:rPr>
+          <w:rFonts w:ascii="Times New Roman" w:hAnsi="Times New Roman"/>
+          <w:color w:val="000000"/>
+        </w:rPr>
+        <w:t xml:space="preserve"> cloud base pressure (PCLOUD) and error; 9) </w:t>
+      </w:r>
+      <w:r>
+        <w:rPr>
+          <w:rFonts w:ascii="Times New Roman" w:hAnsi="Times New Roman"/>
+          <w:color w:val="000000"/>
+        </w:rPr>
+        <w:t>the</w:t>
+      </w:r>
+      <w:r>
+        <w:rPr>
+          <w:rFonts w:ascii="Times New Roman" w:hAnsi="Times New Roman"/>
+          <w:color w:val="000000"/>
+        </w:rPr>
+        <w:t xml:space="preserve"> 2nd </w:t>
+      </w:r>
+      <w:r>
+        <w:rPr>
+          <w:rFonts w:ascii="Times New Roman" w:hAnsi="Times New Roman"/>
+          <w:color w:val="000000"/>
+        </w:rPr>
+        <w:t xml:space="preserve">cloud opacity and error; </w:t>
+      </w:r>
+      <w:r>
+        <w:rPr>
+          <w:rFonts w:ascii="Times New Roman" w:hAnsi="Times New Roman"/>
+          <w:color w:val="000000"/>
+        </w:rPr>
+        <w:t>10</w:t>
+      </w:r>
+      <w:r>
+        <w:rPr>
+          <w:rFonts w:ascii="Times New Roman" w:hAnsi="Times New Roman"/>
+          <w:color w:val="000000"/>
+        </w:rPr>
+        <w:t xml:space="preserve">) the </w:t>
+      </w:r>
+      <w:r>
+        <w:rPr>
+          <w:rFonts w:ascii="Times New Roman" w:hAnsi="Times New Roman"/>
+          <w:color w:val="000000"/>
+        </w:rPr>
+        <w:t>2</w:t>
+      </w:r>
+      <w:r>
+        <w:rPr>
+          <w:rFonts w:ascii="Times New Roman" w:hAnsi="Times New Roman"/>
+          <w:color w:val="000000"/>
+          <w:vertAlign w:val="superscript"/>
+        </w:rPr>
+        <w:t>nd</w:t>
+      </w:r>
+      <w:r>
+        <w:rPr>
+          <w:rFonts w:ascii="Times New Roman" w:hAnsi="Times New Roman"/>
+          <w:color w:val="000000"/>
+        </w:rPr>
+        <w:t xml:space="preserve"> </w:t>
+      </w:r>
+      <w:r>
+        <w:rPr>
+          <w:rFonts w:ascii="Times New Roman" w:hAnsi="Times New Roman"/>
+          <w:color w:val="000000"/>
+        </w:rPr>
+        <w:t>cloud scale height and error</w:t>
+      </w:r>
+      <w:r>
+        <w:rPr>
+          <w:rFonts w:ascii="Times New Roman" w:hAnsi="Times New Roman"/>
+          <w:color w:val="000000"/>
+        </w:rPr>
+        <w:t>;</w:t>
+      </w:r>
+      <w:r>
+        <w:rPr>
+          <w:rFonts w:ascii="Times New Roman" w:hAnsi="Times New Roman"/>
+          <w:color w:val="000000"/>
+        </w:rPr>
+        <w:t xml:space="preserve"> Then we have PHAZE</w:t>
+      </w:r>
+      <w:r>
+        <w:rPr>
+          <w:rFonts w:ascii="Times New Roman" w:hAnsi="Times New Roman"/>
+          <w:color w:val="000000"/>
+        </w:rPr>
+        <w:t>1</w:t>
+      </w:r>
+      <w:r>
+        <w:rPr>
+          <w:rFonts w:ascii="Times New Roman" w:hAnsi="Times New Roman"/>
+          <w:color w:val="000000"/>
+        </w:rPr>
+        <w:t xml:space="preserve"> and WHAZE</w:t>
+      </w:r>
+      <w:r>
+        <w:rPr>
+          <w:rFonts w:ascii="Times New Roman" w:hAnsi="Times New Roman"/>
+          <w:color w:val="000000"/>
+        </w:rPr>
+        <w:t>1</w:t>
+      </w:r>
+      <w:r>
+        <w:rPr>
+          <w:rFonts w:ascii="Times New Roman" w:hAnsi="Times New Roman"/>
+          <w:color w:val="000000"/>
+        </w:rPr>
+        <w:t xml:space="preserve"> which reduce</w:t>
+      </w:r>
+      <w:r>
+        <w:rPr>
+          <w:rFonts w:ascii="Times New Roman" w:hAnsi="Times New Roman"/>
+          <w:color w:val="000000"/>
+        </w:rPr>
+        <w:t>s</w:t>
+      </w:r>
+      <w:r>
+        <w:rPr>
+          <w:rFonts w:ascii="Times New Roman" w:hAnsi="Times New Roman"/>
+          <w:color w:val="000000"/>
+        </w:rPr>
+        <w:t xml:space="preserve"> the </w:t>
+      </w:r>
+      <w:r>
+        <w:rPr>
+          <w:rFonts w:ascii="Times New Roman" w:hAnsi="Times New Roman"/>
+          <w:color w:val="000000"/>
+        </w:rPr>
+        <w:t>1</w:t>
+      </w:r>
+      <w:r>
+        <w:rPr>
+          <w:rFonts w:ascii="Times New Roman" w:hAnsi="Times New Roman"/>
+          <w:color w:val="000000"/>
+          <w:vertAlign w:val="superscript"/>
+        </w:rPr>
+        <w:t>st</w:t>
+      </w:r>
+      <w:r>
+        <w:rPr>
+          <w:rFonts w:ascii="Times New Roman" w:hAnsi="Times New Roman"/>
+          <w:color w:val="000000"/>
+        </w:rPr>
+        <w:t xml:space="preserve"> </w:t>
+      </w:r>
+      <w:r>
+        <w:rPr>
+          <w:rFonts w:ascii="Times New Roman" w:hAnsi="Times New Roman"/>
+          <w:color w:val="000000"/>
+        </w:rPr>
+        <w:t>cloud opacity to zero at levels above PHAZE</w:t>
+      </w:r>
+      <w:r>
+        <w:rPr>
+          <w:rFonts w:ascii="Times New Roman" w:hAnsi="Times New Roman"/>
+          <w:color w:val="000000"/>
+        </w:rPr>
+        <w:t>1</w:t>
+      </w:r>
+      <w:r>
+        <w:rPr>
+          <w:rFonts w:ascii="Times New Roman" w:hAnsi="Times New Roman"/>
+          <w:color w:val="000000"/>
+        </w:rPr>
+        <w:t>, with a gaussian cut-off width of WHAZE</w:t>
+      </w:r>
+      <w:r>
+        <w:rPr>
+          <w:rFonts w:ascii="Times New Roman" w:hAnsi="Times New Roman"/>
+          <w:color w:val="000000"/>
+        </w:rPr>
+        <w:t>1</w:t>
+      </w:r>
+      <w:r>
+        <w:rPr>
+          <w:rFonts w:ascii="Times New Roman" w:hAnsi="Times New Roman"/>
+          <w:color w:val="000000"/>
         </w:rPr>
         <w:t>.</w:t>
       </w:r>
@@ -28970,490 +29677,29 @@
           <w:rFonts w:ascii="Times New Roman" w:hAnsi="Times New Roman"/>
           <w:color w:val="000000"/>
         </w:rPr>
-        <w:t xml:space="preserve"> The next lines of the .</w:t>
-      </w:r>
-      <w:proofErr w:type="spellStart"/>
-      <w:r>
-        <w:rPr>
-          <w:rFonts w:ascii="Times New Roman" w:hAnsi="Times New Roman"/>
-          <w:color w:val="000000"/>
-        </w:rPr>
-        <w:t>apr</w:t>
-      </w:r>
-      <w:proofErr w:type="spellEnd"/>
-      <w:r>
-        <w:rPr>
-          <w:rFonts w:ascii="Times New Roman" w:hAnsi="Times New Roman"/>
-          <w:color w:val="000000"/>
-        </w:rPr>
-        <w:t xml:space="preserve"> file contain: 1) the </w:t>
-      </w:r>
-      <w:r>
-        <w:rPr>
-          <w:rFonts w:ascii="Times New Roman" w:hAnsi="Times New Roman"/>
-          <w:i/>
-          <w:color w:val="000000"/>
-        </w:rPr>
-        <w:t>a priori</w:t>
-      </w:r>
-      <w:r>
-        <w:rPr>
-          <w:rFonts w:ascii="Times New Roman" w:hAnsi="Times New Roman"/>
-          <w:color w:val="000000"/>
-        </w:rPr>
-        <w:t xml:space="preserve"> </w:t>
-      </w:r>
-      <w:r>
-        <w:rPr>
-          <w:rFonts w:ascii="Times New Roman" w:hAnsi="Times New Roman"/>
-          <w:color w:val="000000"/>
-        </w:rPr>
-        <w:t xml:space="preserve">gas </w:t>
-      </w:r>
-      <w:r>
-        <w:rPr>
-          <w:rFonts w:ascii="Times New Roman" w:hAnsi="Times New Roman"/>
-          <w:color w:val="000000"/>
-        </w:rPr>
-        <w:t xml:space="preserve">deep abundance and error; 2) the </w:t>
-      </w:r>
-      <w:r>
-        <w:rPr>
-          <w:rFonts w:ascii="Times New Roman" w:hAnsi="Times New Roman"/>
-          <w:i/>
-          <w:color w:val="000000"/>
-        </w:rPr>
-        <w:t>a priori</w:t>
-      </w:r>
-      <w:r>
-        <w:rPr>
-          <w:rFonts w:ascii="Times New Roman" w:hAnsi="Times New Roman"/>
-          <w:color w:val="000000"/>
-        </w:rPr>
-        <w:t xml:space="preserve"> middle </w:t>
-      </w:r>
-      <w:r>
-        <w:rPr>
-          <w:rFonts w:ascii="Times New Roman" w:hAnsi="Times New Roman"/>
-          <w:color w:val="000000"/>
-        </w:rPr>
-        <w:t xml:space="preserve">gas </w:t>
-      </w:r>
-      <w:r>
-        <w:rPr>
-          <w:rFonts w:ascii="Times New Roman" w:hAnsi="Times New Roman"/>
-          <w:color w:val="000000"/>
-        </w:rPr>
-        <w:t>abundance and error</w:t>
-      </w:r>
-      <w:r>
-        <w:rPr>
-          <w:rFonts w:ascii="Times New Roman" w:hAnsi="Times New Roman"/>
-          <w:color w:val="000000"/>
-        </w:rPr>
-        <w:t xml:space="preserve"> at pressures less than PCLOUD</w:t>
-      </w:r>
-      <w:r>
-        <w:rPr>
-          <w:rFonts w:ascii="Times New Roman" w:hAnsi="Times New Roman"/>
-          <w:color w:val="000000"/>
-        </w:rPr>
-        <w:t xml:space="preserve">; 3) </w:t>
-      </w:r>
-      <w:r>
-        <w:rPr>
-          <w:rFonts w:ascii="Times New Roman" w:hAnsi="Times New Roman"/>
-          <w:color w:val="000000"/>
-        </w:rPr>
-        <w:t>the fractional scale height of above P</w:t>
-      </w:r>
-      <w:r>
-        <w:rPr>
-          <w:rFonts w:ascii="Times New Roman" w:hAnsi="Times New Roman"/>
-          <w:color w:val="000000"/>
-        </w:rPr>
-        <w:t>CLOUD</w:t>
-      </w:r>
-      <w:r>
-        <w:rPr>
-          <w:rFonts w:ascii="Times New Roman" w:hAnsi="Times New Roman"/>
-          <w:color w:val="000000"/>
-        </w:rPr>
-        <w:t xml:space="preserve"> and error;</w:t>
-      </w:r>
-      <w:r>
-        <w:rPr>
-          <w:rFonts w:ascii="Times New Roman" w:hAnsi="Times New Roman"/>
-          <w:color w:val="000000"/>
-        </w:rPr>
-        <w:t xml:space="preserve"> </w:t>
-      </w:r>
-      <w:r>
-        <w:rPr>
-          <w:rFonts w:ascii="Times New Roman" w:hAnsi="Times New Roman"/>
-          <w:color w:val="000000"/>
-        </w:rPr>
-        <w:t>4</w:t>
-      </w:r>
-      <w:r>
-        <w:rPr>
-          <w:rFonts w:ascii="Times New Roman" w:hAnsi="Times New Roman"/>
-          <w:color w:val="000000"/>
-        </w:rPr>
-        <w:t xml:space="preserve">) the </w:t>
-      </w:r>
-      <w:r>
-        <w:rPr>
-          <w:rFonts w:ascii="Times New Roman" w:hAnsi="Times New Roman"/>
-          <w:i/>
-          <w:color w:val="000000"/>
-        </w:rPr>
-        <w:t>a priori</w:t>
-      </w:r>
-      <w:r>
-        <w:rPr>
-          <w:rFonts w:ascii="Times New Roman" w:hAnsi="Times New Roman"/>
-          <w:color w:val="000000"/>
-        </w:rPr>
-        <w:t xml:space="preserve"> relative humidity (RH) and error; </w:t>
-      </w:r>
-      <w:r>
-        <w:rPr>
-          <w:rFonts w:ascii="Times New Roman" w:hAnsi="Times New Roman"/>
-          <w:color w:val="000000"/>
-        </w:rPr>
-        <w:t>5</w:t>
-      </w:r>
-      <w:r>
-        <w:rPr>
-          <w:rFonts w:ascii="Times New Roman" w:hAnsi="Times New Roman"/>
-          <w:color w:val="000000"/>
-        </w:rPr>
-        <w:t xml:space="preserve">) the scale height of the RH above the </w:t>
-      </w:r>
-      <w:r>
-        <w:rPr>
-          <w:rFonts w:ascii="Times New Roman" w:hAnsi="Times New Roman"/>
-          <w:color w:val="000000"/>
-        </w:rPr>
-        <w:lastRenderedPageBreak/>
-        <w:t xml:space="preserve">condensation level and error; </w:t>
-      </w:r>
-      <w:r>
-        <w:rPr>
-          <w:rFonts w:ascii="Times New Roman" w:hAnsi="Times New Roman"/>
-          <w:color w:val="000000"/>
-        </w:rPr>
-        <w:t>6</w:t>
-      </w:r>
-      <w:r>
-        <w:rPr>
-          <w:rFonts w:ascii="Times New Roman" w:hAnsi="Times New Roman"/>
-          <w:color w:val="000000"/>
-        </w:rPr>
-        <w:t xml:space="preserve">) the </w:t>
-      </w:r>
-      <w:r>
-        <w:rPr>
-          <w:rFonts w:ascii="Times New Roman" w:hAnsi="Times New Roman"/>
-          <w:color w:val="000000"/>
-        </w:rPr>
-        <w:t>1</w:t>
-      </w:r>
-      <w:r>
-        <w:rPr>
-          <w:rFonts w:ascii="Times New Roman" w:hAnsi="Times New Roman"/>
-          <w:color w:val="000000"/>
-          <w:vertAlign w:val="superscript"/>
-        </w:rPr>
-        <w:t>st</w:t>
-      </w:r>
-      <w:r>
-        <w:rPr>
-          <w:rFonts w:ascii="Times New Roman" w:hAnsi="Times New Roman"/>
-          <w:color w:val="000000"/>
-        </w:rPr>
-        <w:t xml:space="preserve"> </w:t>
-      </w:r>
-      <w:r>
-        <w:rPr>
-          <w:rFonts w:ascii="Times New Roman" w:hAnsi="Times New Roman"/>
-          <w:color w:val="000000"/>
-        </w:rPr>
-        <w:t xml:space="preserve">cloud opacity and error; </w:t>
-      </w:r>
-      <w:r>
-        <w:rPr>
-          <w:rFonts w:ascii="Times New Roman" w:hAnsi="Times New Roman"/>
-          <w:color w:val="000000"/>
-        </w:rPr>
-        <w:t>7</w:t>
-      </w:r>
-      <w:r>
-        <w:rPr>
-          <w:rFonts w:ascii="Times New Roman" w:hAnsi="Times New Roman"/>
-          <w:color w:val="000000"/>
-        </w:rPr>
-        <w:t xml:space="preserve">) the </w:t>
-      </w:r>
-      <w:r>
-        <w:rPr>
-          <w:rFonts w:ascii="Times New Roman" w:hAnsi="Times New Roman"/>
-          <w:color w:val="000000"/>
-        </w:rPr>
-        <w:t>1</w:t>
-      </w:r>
-      <w:r>
-        <w:rPr>
-          <w:rFonts w:ascii="Times New Roman" w:hAnsi="Times New Roman"/>
-          <w:color w:val="000000"/>
-          <w:vertAlign w:val="superscript"/>
-        </w:rPr>
-        <w:t>st</w:t>
-      </w:r>
-      <w:r>
-        <w:rPr>
-          <w:rFonts w:ascii="Times New Roman" w:hAnsi="Times New Roman"/>
-          <w:color w:val="000000"/>
-        </w:rPr>
-        <w:t xml:space="preserve"> </w:t>
-      </w:r>
-      <w:r>
-        <w:rPr>
-          <w:rFonts w:ascii="Times New Roman" w:hAnsi="Times New Roman"/>
-          <w:color w:val="000000"/>
-        </w:rPr>
-        <w:t>cloud scale height and error</w:t>
-      </w:r>
-      <w:r>
-        <w:rPr>
-          <w:rFonts w:ascii="Times New Roman" w:hAnsi="Times New Roman"/>
-          <w:color w:val="000000"/>
-        </w:rPr>
-        <w:t>; 8) the 1</w:t>
-      </w:r>
-      <w:r>
-        <w:rPr>
-          <w:rFonts w:ascii="Times New Roman" w:hAnsi="Times New Roman"/>
-          <w:color w:val="000000"/>
-          <w:vertAlign w:val="superscript"/>
-        </w:rPr>
-        <w:t>st</w:t>
-      </w:r>
-      <w:r>
-        <w:rPr>
-          <w:rFonts w:ascii="Times New Roman" w:hAnsi="Times New Roman"/>
-          <w:color w:val="000000"/>
-        </w:rPr>
-        <w:t xml:space="preserve"> cloud base pressure (PCLOUD) and error; 9) </w:t>
-      </w:r>
-      <w:r>
-        <w:rPr>
-          <w:rFonts w:ascii="Times New Roman" w:hAnsi="Times New Roman"/>
-          <w:color w:val="000000"/>
-        </w:rPr>
-        <w:t>the</w:t>
-      </w:r>
-      <w:r>
-        <w:rPr>
-          <w:rFonts w:ascii="Times New Roman" w:hAnsi="Times New Roman"/>
-          <w:color w:val="000000"/>
-        </w:rPr>
-        <w:t xml:space="preserve"> 2nd</w:t>
-      </w:r>
-      <w:r>
-        <w:rPr>
-          <w:rFonts w:ascii="Times New Roman" w:hAnsi="Times New Roman"/>
-          <w:color w:val="000000"/>
-        </w:rPr>
-        <w:t xml:space="preserve"> </w:t>
-      </w:r>
-      <w:r>
-        <w:rPr>
-          <w:rFonts w:ascii="Times New Roman" w:hAnsi="Times New Roman"/>
-          <w:color w:val="000000"/>
-        </w:rPr>
-        <w:t xml:space="preserve">cloud opacity and error; </w:t>
-      </w:r>
-      <w:r>
-        <w:rPr>
-          <w:rFonts w:ascii="Times New Roman" w:hAnsi="Times New Roman"/>
-          <w:color w:val="000000"/>
-        </w:rPr>
-        <w:t>10</w:t>
-      </w:r>
-      <w:r>
-        <w:rPr>
-          <w:rFonts w:ascii="Times New Roman" w:hAnsi="Times New Roman"/>
-          <w:color w:val="000000"/>
-        </w:rPr>
-        <w:t xml:space="preserve">) the </w:t>
-      </w:r>
-      <w:r>
-        <w:rPr>
-          <w:rFonts w:ascii="Times New Roman" w:hAnsi="Times New Roman"/>
-          <w:color w:val="000000"/>
-        </w:rPr>
-        <w:t>2</w:t>
-      </w:r>
-      <w:r>
-        <w:rPr>
-          <w:rFonts w:ascii="Times New Roman" w:hAnsi="Times New Roman"/>
-          <w:color w:val="000000"/>
-          <w:vertAlign w:val="superscript"/>
-        </w:rPr>
-        <w:t>nd</w:t>
-      </w:r>
-      <w:r>
-        <w:rPr>
-          <w:rFonts w:ascii="Times New Roman" w:hAnsi="Times New Roman"/>
-          <w:color w:val="000000"/>
-        </w:rPr>
-        <w:t xml:space="preserve"> </w:t>
-      </w:r>
-      <w:r>
-        <w:rPr>
-          <w:rFonts w:ascii="Times New Roman" w:hAnsi="Times New Roman"/>
-          <w:color w:val="000000"/>
-        </w:rPr>
-        <w:t>cloud scale height and error</w:t>
-      </w:r>
-      <w:r>
-        <w:rPr>
-          <w:rFonts w:ascii="Times New Roman" w:hAnsi="Times New Roman"/>
-          <w:color w:val="000000"/>
-        </w:rPr>
-        <w:t>;</w:t>
-      </w:r>
-      <w:r>
-        <w:rPr>
-          <w:rFonts w:ascii="Times New Roman" w:hAnsi="Times New Roman"/>
-          <w:color w:val="000000"/>
-        </w:rPr>
-        <w:t xml:space="preserve"> Then we have PHAZE</w:t>
-      </w:r>
-      <w:r>
-        <w:rPr>
-          <w:rFonts w:ascii="Times New Roman" w:hAnsi="Times New Roman"/>
-          <w:color w:val="000000"/>
-        </w:rPr>
-        <w:t>1</w:t>
-      </w:r>
-      <w:r>
-        <w:rPr>
-          <w:rFonts w:ascii="Times New Roman" w:hAnsi="Times New Roman"/>
-          <w:color w:val="000000"/>
-        </w:rPr>
-        <w:t xml:space="preserve"> and WHAZE</w:t>
-      </w:r>
-      <w:r>
-        <w:rPr>
-          <w:rFonts w:ascii="Times New Roman" w:hAnsi="Times New Roman"/>
-          <w:color w:val="000000"/>
-        </w:rPr>
-        <w:t>1</w:t>
-      </w:r>
-      <w:r>
-        <w:rPr>
-          <w:rFonts w:ascii="Times New Roman" w:hAnsi="Times New Roman"/>
-          <w:color w:val="000000"/>
-        </w:rPr>
-        <w:t xml:space="preserve"> which reduce</w:t>
-      </w:r>
-      <w:r>
-        <w:rPr>
-          <w:rFonts w:ascii="Times New Roman" w:hAnsi="Times New Roman"/>
-          <w:color w:val="000000"/>
-        </w:rPr>
-        <w:t>s</w:t>
-      </w:r>
-      <w:r>
-        <w:rPr>
-          <w:rFonts w:ascii="Times New Roman" w:hAnsi="Times New Roman"/>
-          <w:color w:val="000000"/>
-        </w:rPr>
-        <w:t xml:space="preserve"> the </w:t>
-      </w:r>
-      <w:r>
-        <w:rPr>
-          <w:rFonts w:ascii="Times New Roman" w:hAnsi="Times New Roman"/>
-          <w:color w:val="000000"/>
-        </w:rPr>
-        <w:t>1</w:t>
-      </w:r>
-      <w:r>
-        <w:rPr>
-          <w:rFonts w:ascii="Times New Roman" w:hAnsi="Times New Roman"/>
-          <w:color w:val="000000"/>
-          <w:vertAlign w:val="superscript"/>
-        </w:rPr>
-        <w:t>st</w:t>
-      </w:r>
-      <w:r>
-        <w:rPr>
-          <w:rFonts w:ascii="Times New Roman" w:hAnsi="Times New Roman"/>
-          <w:color w:val="000000"/>
-        </w:rPr>
-        <w:t xml:space="preserve"> </w:t>
-      </w:r>
-      <w:r>
-        <w:rPr>
-          <w:rFonts w:ascii="Times New Roman" w:hAnsi="Times New Roman"/>
-          <w:color w:val="000000"/>
-        </w:rPr>
-        <w:t>cloud opacity to zero at levels above PHAZE</w:t>
-      </w:r>
-      <w:r>
-        <w:rPr>
-          <w:rFonts w:ascii="Times New Roman" w:hAnsi="Times New Roman"/>
-          <w:color w:val="000000"/>
-        </w:rPr>
-        <w:t>1</w:t>
-      </w:r>
-      <w:r>
-        <w:rPr>
-          <w:rFonts w:ascii="Times New Roman" w:hAnsi="Times New Roman"/>
-          <w:color w:val="000000"/>
-        </w:rPr>
-        <w:t>, with a gaussian cut-off width of WHAZE</w:t>
-      </w:r>
-      <w:r>
-        <w:rPr>
-          <w:rFonts w:ascii="Times New Roman" w:hAnsi="Times New Roman"/>
-          <w:color w:val="000000"/>
-        </w:rPr>
-        <w:t>1</w:t>
-      </w:r>
-      <w:r>
-        <w:rPr>
-          <w:rFonts w:ascii="Times New Roman" w:hAnsi="Times New Roman"/>
-          <w:color w:val="000000"/>
-        </w:rPr>
-        <w:t>.</w:t>
-      </w:r>
-      <w:r>
-        <w:rPr>
-          <w:rFonts w:ascii="Times New Roman" w:hAnsi="Times New Roman"/>
-          <w:color w:val="000000"/>
-        </w:rPr>
-        <w:t xml:space="preserve"> The we </w:t>
-      </w:r>
-      <w:proofErr w:type="gramStart"/>
-      <w:r>
-        <w:rPr>
-          <w:rFonts w:ascii="Times New Roman" w:hAnsi="Times New Roman"/>
-          <w:color w:val="000000"/>
-        </w:rPr>
-        <w:t xml:space="preserve">have </w:t>
-      </w:r>
-      <w:r>
-        <w:rPr>
-          <w:rFonts w:ascii="Times New Roman" w:hAnsi="Times New Roman"/>
-          <w:color w:val="000000"/>
-        </w:rPr>
-        <w:t xml:space="preserve"> PHAZE</w:t>
-      </w:r>
-      <w:proofErr w:type="gramEnd"/>
+        <w:t xml:space="preserve"> The</w:t>
+      </w:r>
+      <w:r>
+        <w:rPr>
+          <w:rFonts w:ascii="Times New Roman" w:hAnsi="Times New Roman"/>
+          <w:color w:val="000000"/>
+        </w:rPr>
+        <w:t>n</w:t>
+      </w:r>
+      <w:r>
+        <w:rPr>
+          <w:rFonts w:ascii="Times New Roman" w:hAnsi="Times New Roman"/>
+          <w:color w:val="000000"/>
+        </w:rPr>
+        <w:t xml:space="preserve"> we have </w:t>
+      </w:r>
+      <w:r>
+        <w:rPr>
+          <w:rFonts w:ascii="Times New Roman" w:hAnsi="Times New Roman"/>
+          <w:color w:val="000000"/>
+        </w:rPr>
+        <w:t>PHAZE</w:t>
+      </w:r>
       <w:r>
         <w:rPr>
           <w:rFonts w:ascii="Times New Roman" w:hAnsi="Times New Roman"/>
@@ -30140,7 +30386,14 @@
         <w:rPr>
           <w:rFonts w:ascii="Times New Roman" w:hAnsi="Times New Roman"/>
         </w:rPr>
-        <w:t xml:space="preserve">ISCAT = 1 indicates whether a multiple scattering calculation is required. If ISCAT = 0, then a thermal emission calculation (with addition of ground radiance for non-giant planets) is assumed. </w:t>
+        <w:t xml:space="preserve">ISCAT = 1 indicates whether a multiple scattering calculation is required. If ISCAT = 0, then a thermal emission calculation (with addition of ground radiance for non-giant </w:t>
+      </w:r>
+      <w:r>
+        <w:rPr>
+          <w:rFonts w:ascii="Times New Roman" w:hAnsi="Times New Roman"/>
+        </w:rPr>
+        <w:lastRenderedPageBreak/>
+        <w:t xml:space="preserve">planets) is assumed. </w:t>
       </w:r>
       <w:r>
         <w:rPr>
@@ -30300,7 +30553,6 @@
         <w:rPr>
           <w:rFonts w:ascii="Times New Roman" w:hAnsi="Times New Roman"/>
         </w:rPr>
-        <w:lastRenderedPageBreak/>
         <w:t>ILBL = 0 indicates that a correlated-K calculation is required. ILBL=1</w:t>
       </w:r>
       <w:r>
@@ -30743,7 +30995,14 @@
         <w:rPr>
           <w:rFonts w:ascii="Times New Roman" w:hAnsi="Times New Roman"/>
         </w:rPr>
-        <w:t xml:space="preserve"> is the previously retrieved covariance matrix of the constituent, and </w:t>
+        <w:t xml:space="preserve"> is the previously retrieved covariance matrix of </w:t>
+      </w:r>
+      <w:r>
+        <w:rPr>
+          <w:rFonts w:ascii="Times New Roman" w:hAnsi="Times New Roman"/>
+        </w:rPr>
+        <w:lastRenderedPageBreak/>
+        <w:t xml:space="preserve">the constituent, and </w:t>
       </w:r>
       <w:proofErr w:type="spellStart"/>
       <w:r>
@@ -30862,7 +31121,6 @@
         <w:rPr>
           <w:rFonts w:ascii="Times New Roman" w:hAnsi="Times New Roman"/>
         </w:rPr>
-        <w:lastRenderedPageBreak/>
         <w:t>If LIN is set to 3, then the previous retrievals are read in, and if any variable is the same as one of the variables to be retrieved (as listed in the .</w:t>
       </w:r>
       <w:proofErr w:type="spellStart"/>
@@ -31802,6 +32060,7 @@
         <w:rPr>
           <w:rFonts w:ascii="Times New Roman" w:hAnsi="Times New Roman"/>
         </w:rPr>
+        <w:lastRenderedPageBreak/>
         <w:t>FLAT(</w:t>
       </w:r>
       <w:proofErr w:type="gramStart"/>
@@ -32118,7 +32377,6 @@
         <w:rPr>
           <w:rFonts w:ascii="Times New Roman" w:hAnsi="Times New Roman"/>
         </w:rPr>
-        <w:lastRenderedPageBreak/>
         <w:t>… weights, angles and spectra repeated for NGEOM spectra in total.</w:t>
       </w:r>
     </w:p>
@@ -32493,7 +32751,14 @@
         <w:rPr>
           <w:rFonts w:ascii="Times New Roman" w:hAnsi="Times New Roman"/>
         </w:rPr>
-        <w:t xml:space="preserve">. In this case NEMESIS calculates two spectra at the two different viewing geometries, first nadir (viewing and solar), </w:t>
+        <w:t xml:space="preserve">. In this case </w:t>
+      </w:r>
+      <w:r>
+        <w:rPr>
+          <w:rFonts w:ascii="Times New Roman" w:hAnsi="Times New Roman"/>
+        </w:rPr>
+        <w:lastRenderedPageBreak/>
+        <w:t xml:space="preserve">NEMESIS calculates two spectra at the two different viewing geometries, first nadir (viewing and solar), </w:t>
       </w:r>
       <w:r>
         <w:rPr>
@@ -32817,7 +33082,6 @@
           <w:rFonts w:ascii="Times New Roman" w:hAnsi="Times New Roman"/>
           <w:noProof/>
         </w:rPr>
-        <w:lastRenderedPageBreak/>
         <w:drawing>
           <wp:inline distT="0" distB="0" distL="0" distR="0" wp14:anchorId="363BC331" wp14:editId="3DD5782D">
             <wp:extent cx="3319397" cy="2652718"/>
@@ -33394,6 +33658,7 @@
         <w:rPr>
           <w:rFonts w:ascii="Times New Roman" w:hAnsi="Times New Roman"/>
         </w:rPr>
+        <w:lastRenderedPageBreak/>
         <w:t xml:space="preserve"> </w:t>
       </w:r>
       <w:r>
@@ -34351,6 +34616,7 @@
         <w:rPr>
           <w:rFonts w:ascii="Times New Roman" w:hAnsi="Times New Roman"/>
         </w:rPr>
+        <w:lastRenderedPageBreak/>
         <w:t xml:space="preserve">The rest of the file contains </w:t>
       </w:r>
       <w:r>
@@ -34550,7 +34816,6 @@
         <w:rPr>
           <w:rFonts w:ascii="Times New Roman" w:hAnsi="Times New Roman"/>
         </w:rPr>
-        <w:lastRenderedPageBreak/>
         <w:t>This file (&lt;</w:t>
       </w:r>
       <w:proofErr w:type="spellStart"/>
@@ -35719,7 +35984,14 @@
           <w:rFonts w:ascii="Times New Roman" w:hAnsi="Times New Roman"/>
         </w:rPr>
         <w:tab/>
-        <w:t>Used for ultraviolet reflectance spectra, otherwise set to (0). The value of this flag determines what molecular species are included in the absorption of the Rayleigh scattered light that dominates the ultraviolet spectrum. The value is a bitmap: for example, to include all the scattering species below, set IUVSCAT to 511 (the sum of all the bit values), or if you want include only C</w:t>
+        <w:t xml:space="preserve">Used for ultraviolet reflectance spectra, otherwise set to (0). The value of this flag determines what molecular species are included in the absorption of the Rayleigh scattered light that dominates the ultraviolet </w:t>
+      </w:r>
+      <w:r>
+        <w:rPr>
+          <w:rFonts w:ascii="Times New Roman" w:hAnsi="Times New Roman"/>
+        </w:rPr>
+        <w:lastRenderedPageBreak/>
+        <w:t>spectrum. The value is a bitmap: for example, to include all the scattering species below, set IUVSCAT to 511 (the sum of all the bit values), or if you want include only C</w:t>
       </w:r>
       <w:r>
         <w:rPr>
@@ -35868,7 +36140,6 @@
               <w:rPr>
                 <w:rFonts w:ascii="Times New Roman" w:hAnsi="Times New Roman"/>
               </w:rPr>
-              <w:lastRenderedPageBreak/>
               <w:t>1</w:t>
             </w:r>
           </w:p>
@@ -37184,7 +37455,16 @@
           <w:szCs w:val="24"/>
           <w:lang w:val="en-US"/>
         </w:rPr>
-        <w:t xml:space="preserve"> but it should be OK for the giant planets too as any photochemical weirdness is usually high</w:t>
+        <w:t xml:space="preserve"> but it should be OK for the giant planets too as any photochemical weirdness </w:t>
+      </w:r>
+      <w:r>
+        <w:rPr>
+          <w:rFonts w:ascii="Times New Roman" w:hAnsi="Times New Roman"/>
+          <w:szCs w:val="24"/>
+          <w:lang w:val="en-US"/>
+        </w:rPr>
+        <w:lastRenderedPageBreak/>
+        <w:t>is usually high</w:t>
       </w:r>
       <w:r>
         <w:rPr>
@@ -37296,7 +37576,6 @@
           <w:szCs w:val="24"/>
           <w:lang w:val="en-US"/>
         </w:rPr>
-        <w:lastRenderedPageBreak/>
         <w:t>N.B. T</w:t>
       </w:r>
       <w:r>
@@ -38490,6 +38769,7 @@
           <w:szCs w:val="24"/>
           <w:lang w:val="en-US"/>
         </w:rPr>
+        <w:lastRenderedPageBreak/>
         <w:t xml:space="preserve">3.12 </w:t>
       </w:r>
       <w:proofErr w:type="gramStart"/>
@@ -38662,7 +38942,6 @@
         <w:rPr>
           <w:rFonts w:ascii="Courier New" w:hAnsi="Courier New" w:cs="Courier New"/>
         </w:rPr>
-        <w:lastRenderedPageBreak/>
         <w:t>calc_nlte_t.f</w:t>
       </w:r>
       <w:proofErr w:type="spellEnd"/>
@@ -39681,6 +39960,7 @@
               <w:rPr>
                 <w:rFonts w:ascii="Times New Roman" w:hAnsi="Times New Roman"/>
               </w:rPr>
+              <w:lastRenderedPageBreak/>
               <w:t>2</w:t>
             </w:r>
           </w:p>
@@ -39798,7 +40078,6 @@
               <w:rPr>
                 <w:rFonts w:ascii="Times New Roman" w:hAnsi="Times New Roman"/>
               </w:rPr>
-              <w:lastRenderedPageBreak/>
               <w:t>f = p*1.0e6 / (1.0 + p*1.0e6)</w:t>
             </w:r>
           </w:p>
@@ -40617,6 +40896,7 @@
         <w:rPr>
           <w:rFonts w:ascii="Times New Roman" w:hAnsi="Times New Roman"/>
         </w:rPr>
+        <w:lastRenderedPageBreak/>
         <w:t>Optionally a &lt;</w:t>
       </w:r>
       <w:proofErr w:type="spellStart"/>
@@ -41645,6 +41925,7 @@
           <w:rFonts w:ascii="Times New Roman" w:hAnsi="Times New Roman"/>
           <w:b/>
         </w:rPr>
+        <w:lastRenderedPageBreak/>
         <w:t>8</w:t>
       </w:r>
       <w:r>
@@ -41697,7 +41978,6 @@
         <w:rPr>
           <w:rFonts w:ascii="Copperplate" w:hAnsi="Copperplate"/>
         </w:rPr>
-        <w:lastRenderedPageBreak/>
         <w:t>Nemesis</w:t>
       </w:r>
       <w:r>
@@ -42296,6 +42576,7 @@
           <w:rFonts w:ascii="Times New Roman" w:hAnsi="Times New Roman"/>
           <w:b/>
         </w:rPr>
+        <w:lastRenderedPageBreak/>
         <w:t>8.3</w:t>
       </w:r>
       <w:r>
@@ -42409,7 +42690,6 @@
         <w:rPr>
           <w:rFonts w:ascii="Copperplate Gothic Light" w:hAnsi="Copperplate Gothic Light"/>
         </w:rPr>
-        <w:lastRenderedPageBreak/>
         <w:t>N</w:t>
       </w:r>
       <w:r>
@@ -52028,7 +52308,7 @@
 </file>
 
 <file path=customXml/itemProps1.xml><?xml version="1.0" encoding="utf-8"?>
-<ds:datastoreItem xmlns:ds="http://schemas.openxmlformats.org/officeDocument/2006/customXml" ds:itemID="{7C58F384-5FFD-2B4B-9AC9-24BC2A8C61F7}">
+<ds:datastoreItem xmlns:ds="http://schemas.openxmlformats.org/officeDocument/2006/customXml" ds:itemID="{4A355A2C-5EA4-6441-9C9A-9F534BC7F044}">
   <ds:schemaRefs>
     <ds:schemaRef ds:uri="http://schemas.openxmlformats.org/officeDocument/2006/bibliography"/>
   </ds:schemaRefs>
@@ -52044,7 +52324,7 @@
 </file>
 
 <file path=customXml/itemProps3.xml><?xml version="1.0" encoding="utf-8"?>
-<ds:datastoreItem xmlns:ds="http://schemas.openxmlformats.org/officeDocument/2006/customXml" ds:itemID="{4A355A2C-5EA4-6441-9C9A-9F534BC7F044}">
+<ds:datastoreItem xmlns:ds="http://schemas.openxmlformats.org/officeDocument/2006/customXml" ds:itemID="{7C58F384-5FFD-2B4B-9AC9-24BC2A8C61F7}">
   <ds:schemaRefs>
     <ds:schemaRef ds:uri="http://schemas.openxmlformats.org/officeDocument/2006/bibliography"/>
   </ds:schemaRefs>
